--- a/public/downloads/pmd-borradores/06100005_PMD_cristobal_Borrador_Tecnico_2025-2028.docx
+++ b/public/downloads/pmd-borradores/06100005_PMD_cristobal_Borrador_Tecnico_2025-2028.docx
@@ -73,7 +73,7 @@
     </w:p>
     <w:p>
       <w:pPr>
-        <w:spacing w:after="1100"/>
+        <w:spacing w:after="1400"/>
         <w:jc w:val="center"/>
       </w:pPr>
       <w:r>
@@ -82,26 +82,9 @@
           <w:b/>
           <w:i w:val="0"/>
           <w:color w:val="2F6CC6"/>
-          <w:sz w:val="26"/>
+          <w:sz w:val="32"/>
         </w:rPr>
-        <w:t>BORRADOR TÉCNICO 2025-2028</w:t>
-      </w:r>
-    </w:p>
-    <w:p>
-      <w:pPr>
-        <w:jc w:val="center"/>
-      </w:pPr>
-      <w:r>
-        <w:rPr>
-          <w:rFonts w:ascii="Calibri" w:hAnsi="Calibri" w:eastAsia="Calibri"/>
-          <w:b w:val="0"/>
-          <w:i/>
-          <w:color w:val="5E7076"/>
-          <w:sz w:val="20"/>
-        </w:rPr>
-        <w:t>Información General y Diagnóstico precompletados para revisión final</w:t>
-        <w:br/>
-        <w:t>FODA, Visión y Proyectos sujetos a validación de OMPP y CDM</w:t>
+        <w:t>2025-2028</w:t>
       </w:r>
     </w:p>
     <w:p>
@@ -117,7 +100,7 @@
           <w:color w:val="5E7076"/>
           <w:sz w:val="18"/>
         </w:rPr>
-        <w:t>Versión técnica · 28-07-2026</w:t>
+        <w:t>Código geográfico 06100005</w:t>
       </w:r>
     </w:p>
     <w:p>
@@ -130,146 +113,8 @@
         <w:pStyle w:val="Heading1"/>
       </w:pPr>
       <w:r>
-        <w:t>Estado y alcance del borrador</w:t>
+        <w:t>Contenido</w:t>
       </w:r>
-    </w:p>
-    <w:tbl>
-      <w:tblPr>
-        <w:tblW w:type="dxa" w:w="9360"/>
-        <w:jc w:val="center"/>
-        <w:tblLayout w:type="fixed"/>
-        <w:tblLook w:firstColumn="1" w:firstRow="1" w:lastColumn="0" w:lastRow="0" w:noHBand="0" w:noVBand="1" w:val="04A0"/>
-        <w:tblInd w:w="120" w:type="dxa"/>
-        <w:tblBorders>
-          <w:top w:val="single" w:sz="5" w:color="C9DCD7"/>
-          <w:left w:val="single" w:sz="5" w:color="C9DCD7"/>
-          <w:bottom w:val="single" w:sz="5" w:color="C9DCD7"/>
-          <w:right w:val="single" w:sz="5" w:color="C9DCD7"/>
-          <w:insideH w:val="single" w:sz="5" w:color="C9DCD7"/>
-          <w:insideV w:val="single" w:sz="5" w:color="C9DCD7"/>
-        </w:tblBorders>
-      </w:tblPr>
-      <w:tblGrid>
-        <w:gridCol w:w="9360"/>
-      </w:tblGrid>
-      <w:tr>
-        <w:tc>
-          <w:tcPr>
-            <w:tcW w:type="dxa" w:w="9360"/>
-            <w:tcMar>
-              <w:top w:w="150" w:type="dxa"/>
-              <w:start w:w="180" w:type="dxa"/>
-              <w:bottom w:w="150" w:type="dxa"/>
-              <w:end w:w="180" w:type="dxa"/>
-            </w:tcMar>
-            <w:shd w:fill="F3F7F6"/>
-          </w:tcPr>
-          <w:p>
-            <w:pPr>
-              <w:spacing w:after="60"/>
-            </w:pPr>
-            <w:r>
-              <w:rPr>
-                <w:rFonts w:ascii="Calibri" w:hAnsi="Calibri" w:eastAsia="Calibri"/>
-                <w:b/>
-                <w:i w:val="0"/>
-                <w:color w:val="14866D"/>
-                <w:sz w:val="21"/>
-              </w:rPr>
-              <w:t>Qué está listo para revisión final</w:t>
-            </w:r>
-          </w:p>
-          <w:p>
-            <w:pPr>
-              <w:spacing w:after="0"/>
-            </w:pPr>
-            <w:r>
-              <w:rPr>
-                <w:rFonts w:ascii="Calibri" w:hAnsi="Calibri" w:eastAsia="Calibri"/>
-                <w:b w:val="0"/>
-                <w:i w:val="0"/>
-                <w:color w:val="203740"/>
-                <w:sz w:val="19"/>
-              </w:rPr>
-              <w:t>La identificación territorial, la reseña histórica disponible, la línea base demográfica y el diagnóstico de servicios, educación, economía, salud y conectividad se presentan ya redactados. La OMPP debe comprobar cifras, nombres, alcance territorial y cualquier actualización posterior al año de cada fuente.</w:t>
-            </w:r>
-          </w:p>
-        </w:tc>
-      </w:tr>
-    </w:tbl>
-    <w:p>
-      <w:pPr>
-        <w:spacing w:after="0"/>
-      </w:pPr>
-    </w:p>
-    <w:tbl>
-      <w:tblPr>
-        <w:tblW w:type="dxa" w:w="9360"/>
-        <w:jc w:val="center"/>
-        <w:tblLayout w:type="fixed"/>
-        <w:tblLook w:firstColumn="1" w:firstRow="1" w:lastColumn="0" w:lastRow="0" w:noHBand="0" w:noVBand="1" w:val="04A0"/>
-        <w:tblInd w:w="120" w:type="dxa"/>
-        <w:tblBorders>
-          <w:top w:val="single" w:sz="5" w:color="E3D2B7"/>
-          <w:left w:val="single" w:sz="5" w:color="E3D2B7"/>
-          <w:bottom w:val="single" w:sz="5" w:color="E3D2B7"/>
-          <w:right w:val="single" w:sz="5" w:color="E3D2B7"/>
-          <w:insideH w:val="single" w:sz="5" w:color="E3D2B7"/>
-          <w:insideV w:val="single" w:sz="5" w:color="E3D2B7"/>
-        </w:tblBorders>
-      </w:tblPr>
-      <w:tblGrid>
-        <w:gridCol w:w="9360"/>
-      </w:tblGrid>
-      <w:tr>
-        <w:tc>
-          <w:tcPr>
-            <w:tcW w:type="dxa" w:w="9360"/>
-            <w:tcMar>
-              <w:top w:w="150" w:type="dxa"/>
-              <w:start w:w="180" w:type="dxa"/>
-              <w:bottom w:w="150" w:type="dxa"/>
-              <w:end w:w="180" w:type="dxa"/>
-            </w:tcMar>
-            <w:shd w:fill="FFF6E7"/>
-          </w:tcPr>
-          <w:p>
-            <w:pPr>
-              <w:spacing w:after="60"/>
-            </w:pPr>
-            <w:r>
-              <w:rPr>
-                <w:rFonts w:ascii="Calibri" w:hAnsi="Calibri" w:eastAsia="Calibri"/>
-                <w:b/>
-                <w:i w:val="0"/>
-                <w:color w:val="9A5A18"/>
-                <w:sz w:val="21"/>
-              </w:rPr>
-              <w:t>Qué no se considera aprobado</w:t>
-            </w:r>
-          </w:p>
-          <w:p>
-            <w:pPr>
-              <w:spacing w:after="0"/>
-            </w:pPr>
-            <w:r>
-              <w:rPr>
-                <w:rFonts w:ascii="Calibri" w:hAnsi="Calibri" w:eastAsia="Calibri"/>
-                <w:b w:val="0"/>
-                <w:i w:val="0"/>
-                <w:color w:val="203740"/>
-                <w:sz w:val="19"/>
-              </w:rPr>
-              <w:t>El documento no acredita consulta ciudadana, reuniones, acuerdos del CDM, aprobación del Concejo de Regidores, presupuestos, beneficiarios ni compromisos institucionales. FODA, visión y cartera de proyectos son propuestas para discusión y deben modificarse o eliminarse si no son ratificadas.</w:t>
-            </w:r>
-          </w:p>
-        </w:tc>
-      </w:tr>
-    </w:tbl>
-    <w:p>
-      <w:pPr>
-        <w:spacing w:after="0"/>
-      </w:pPr>
     </w:p>
     <w:tbl>
       <w:tblPr>
@@ -288,8 +133,8 @@
         </w:tblBorders>
       </w:tblPr>
       <w:tblGrid>
-        <w:gridCol w:w="2600"/>
-        <w:gridCol w:w="6760"/>
+        <w:gridCol w:w="900"/>
+        <w:gridCol w:w="8460"/>
       </w:tblGrid>
       <w:tr>
         <w:trPr>
@@ -297,7 +142,7 @@
         </w:trPr>
         <w:tc>
           <w:tcPr>
-            <w:tcW w:type="dxa" w:w="2600"/>
+            <w:tcW w:type="dxa" w:w="900"/>
             <w:tcMar>
               <w:top w:w="80" w:type="dxa"/>
               <w:start w:w="120" w:type="dxa"/>
@@ -319,13 +164,13 @@
                 <w:color w:val="FFFFFF"/>
                 <w:sz w:val="17"/>
               </w:rPr>
-              <w:t>Campo</w:t>
+              <w:t>Parte</w:t>
             </w:r>
           </w:p>
         </w:tc>
         <w:tc>
           <w:tcPr>
-            <w:tcW w:type="dxa" w:w="6760"/>
+            <w:tcW w:type="dxa" w:w="8460"/>
             <w:tcMar>
               <w:top w:w="80" w:type="dxa"/>
               <w:start w:w="120" w:type="dxa"/>
@@ -347,7 +192,7 @@
                 <w:color w:val="FFFFFF"/>
                 <w:sz w:val="17"/>
               </w:rPr>
-              <w:t>Valor</w:t>
+              <w:t>Contenido</w:t>
             </w:r>
           </w:p>
         </w:tc>
@@ -355,7 +200,7 @@
       <w:tr>
         <w:tc>
           <w:tcPr>
-            <w:tcW w:type="dxa" w:w="2600"/>
+            <w:tcW w:type="dxa" w:w="900"/>
             <w:vAlign w:val="top"/>
             <w:tcMar>
               <w:top w:w="80" w:type="dxa"/>
@@ -376,13 +221,13 @@
                 <w:color w:val="203740"/>
                 <w:sz w:val="17"/>
               </w:rPr>
-              <w:t>Estado</w:t>
+              <w:t>1</w:t>
             </w:r>
           </w:p>
         </w:tc>
         <w:tc>
           <w:tcPr>
-            <w:tcW w:type="dxa" w:w="6760"/>
+            <w:tcW w:type="dxa" w:w="8460"/>
             <w:vAlign w:val="top"/>
             <w:tcMar>
               <w:top w:w="80" w:type="dxa"/>
@@ -403,7 +248,7 @@
                 <w:color w:val="203740"/>
                 <w:sz w:val="17"/>
               </w:rPr>
-              <w:t>Borrador técnico no aprobado</w:t>
+              <w:t>Información general: equipo, introducción, identidad territorial, antecedentes, marco jurídico y metodología.</w:t>
             </w:r>
           </w:p>
         </w:tc>
@@ -411,7 +256,7 @@
       <w:tr>
         <w:tc>
           <w:tcPr>
-            <w:tcW w:type="dxa" w:w="2600"/>
+            <w:tcW w:type="dxa" w:w="900"/>
             <w:shd w:fill="F7F9F9"/>
             <w:vAlign w:val="top"/>
             <w:tcMar>
@@ -433,13 +278,13 @@
                 <w:color w:val="203740"/>
                 <w:sz w:val="17"/>
               </w:rPr>
-              <w:t>Municipio / provincia</w:t>
+              <w:t>2</w:t>
             </w:r>
           </w:p>
         </w:tc>
         <w:tc>
           <w:tcPr>
-            <w:tcW w:type="dxa" w:w="6760"/>
+            <w:tcW w:type="dxa" w:w="8460"/>
             <w:shd w:fill="F7F9F9"/>
             <w:vAlign w:val="top"/>
             <w:tcMar>
@@ -461,7 +306,7 @@
                 <w:color w:val="203740"/>
                 <w:sz w:val="17"/>
               </w:rPr>
-              <w:t>Cristóbal / Independencia</w:t>
+              <w:t>Diagnóstico municipal: población, vivienda, servicios, educación, salud, economía y territorio.</w:t>
             </w:r>
           </w:p>
         </w:tc>
@@ -469,7 +314,7 @@
       <w:tr>
         <w:tc>
           <w:tcPr>
-            <w:tcW w:type="dxa" w:w="2600"/>
+            <w:tcW w:type="dxa" w:w="900"/>
             <w:vAlign w:val="top"/>
             <w:tcMar>
               <w:top w:w="80" w:type="dxa"/>
@@ -490,13 +335,13 @@
                 <w:color w:val="203740"/>
                 <w:sz w:val="17"/>
               </w:rPr>
-              <w:t>Región</w:t>
+              <w:t>3</w:t>
             </w:r>
           </w:p>
         </w:tc>
         <w:tc>
           <w:tcPr>
-            <w:tcW w:type="dxa" w:w="6760"/>
+            <w:tcW w:type="dxa" w:w="8460"/>
             <w:vAlign w:val="top"/>
             <w:tcMar>
               <w:top w:w="80" w:type="dxa"/>
@@ -517,7 +362,7 @@
                 <w:color w:val="203740"/>
                 <w:sz w:val="17"/>
               </w:rPr>
-              <w:t>Enriquillo</w:t>
+              <w:t>Fortalezas y debilidades basadas en el diagnóstico; situaciones que el CDM deberá priorizar.</w:t>
             </w:r>
           </w:p>
         </w:tc>
@@ -525,7 +370,7 @@
       <w:tr>
         <w:tc>
           <w:tcPr>
-            <w:tcW w:type="dxa" w:w="2600"/>
+            <w:tcW w:type="dxa" w:w="900"/>
             <w:shd w:fill="F7F9F9"/>
             <w:vAlign w:val="top"/>
             <w:tcMar>
@@ -547,13 +392,13 @@
                 <w:color w:val="203740"/>
                 <w:sz w:val="17"/>
               </w:rPr>
-              <w:t>Período</w:t>
+              <w:t>4</w:t>
             </w:r>
           </w:p>
         </w:tc>
         <w:tc>
           <w:tcPr>
-            <w:tcW w:type="dxa" w:w="6760"/>
+            <w:tcW w:type="dxa" w:w="8460"/>
             <w:shd w:fill="F7F9F9"/>
             <w:vAlign w:val="top"/>
             <w:tcMar>
@@ -575,7 +420,7 @@
                 <w:color w:val="203740"/>
                 <w:sz w:val="17"/>
               </w:rPr>
-              <w:t>2025-2028</w:t>
+              <w:t>Visión Municipal: espacio de decisión del CDM con un ejemplo de formato.</w:t>
             </w:r>
           </w:p>
         </w:tc>
@@ -583,7 +428,7 @@
       <w:tr>
         <w:tc>
           <w:tcPr>
-            <w:tcW w:type="dxa" w:w="2600"/>
+            <w:tcW w:type="dxa" w:w="900"/>
             <w:vAlign w:val="top"/>
             <w:tcMar>
               <w:top w:w="80" w:type="dxa"/>
@@ -604,13 +449,13 @@
                 <w:color w:val="203740"/>
                 <w:sz w:val="17"/>
               </w:rPr>
-              <w:t>Código geográfico</w:t>
+              <w:t>5</w:t>
             </w:r>
           </w:p>
         </w:tc>
         <w:tc>
           <w:tcPr>
-            <w:tcW w:type="dxa" w:w="6760"/>
+            <w:tcW w:type="dxa" w:w="8460"/>
             <w:vAlign w:val="top"/>
             <w:tcMar>
               <w:top w:w="80" w:type="dxa"/>
@@ -631,7 +476,138 @@
                 <w:color w:val="203740"/>
                 <w:sz w:val="17"/>
               </w:rPr>
-              <w:t>06100005</w:t>
+              <w:t>Plan de acción: ejemplo de registro para convertir los acuerdos del CDM en acciones verificables.</w:t>
+            </w:r>
+          </w:p>
+        </w:tc>
+      </w:tr>
+    </w:tbl>
+    <w:p>
+      <w:pPr>
+        <w:spacing w:after="0"/>
+      </w:pPr>
+    </w:p>
+    <w:p>
+      <w:pPr>
+        <w:pStyle w:val="Heading1"/>
+      </w:pPr>
+      <w:r>
+        <w:t>Síntesis ejecutiva</w:t>
+      </w:r>
+    </w:p>
+    <w:p>
+      <w:r>
+        <w:t>Cristóbal, municipio de la provincia Independencia, registró 7,617 habitantes en 2022. Entre 2010 y 2022 su población aumentó 18.4%. El 60.2% reside en área urbana y el 39.8% en área rural. Estas proporciones determinan la escala y la distribución territorial de los servicios municipales.</w:t>
+      </w:r>
+    </w:p>
+    <w:p>
+      <w:r>
+        <w:t>El diagnóstico registra 34.4% de hogares con agua del acueducto dentro de la vivienda, 91.3% con recogida municipal de residuos y 3.2% que los quema. El uso de internet alcanza 46.7%. Los capítulos siguientes presentan las cifras, sus fuentes y sus límites antes de la priorización del CDM.</w:t>
+      </w:r>
+    </w:p>
+    <w:p>
+      <w:r>
+        <w:br w:type="page"/>
+      </w:r>
+    </w:p>
+    <w:p>
+      <w:pPr>
+        <w:pStyle w:val="Heading1"/>
+      </w:pPr>
+      <w:r>
+        <w:t>1. Información general</w:t>
+      </w:r>
+    </w:p>
+    <w:p>
+      <w:pPr>
+        <w:pStyle w:val="Heading2"/>
+      </w:pPr>
+      <w:r>
+        <w:t>1.1 Equipo de elaboración y participación del CDM</w:t>
+      </w:r>
+    </w:p>
+    <w:p>
+      <w:r>
+        <w:t>La elaboración y gestión del PMD se organiza por responsabilidades institucionales. Esta forma de presentación mantiene claras las funciones durante todo el período del plan, aun cuando cambien las personas que ocupan los cargos. La representación comunitaria y sectorial se canaliza mediante el Consejo de Desarrollo Municipal (CDM), conforme a la Ley núm. 176-07.</w:t>
+      </w:r>
+    </w:p>
+    <w:tbl>
+      <w:tblPr>
+        <w:tblW w:type="dxa" w:w="9360"/>
+        <w:tblLayout w:type="fixed"/>
+        <w:tblLook w:firstColumn="1" w:firstRow="1" w:lastColumn="0" w:lastRow="0" w:noHBand="0" w:noVBand="1" w:val="04A0"/>
+        <w:jc w:val="center"/>
+        <w:tblInd w:w="120" w:type="dxa"/>
+        <w:tblBorders>
+          <w:top w:val="single" w:sz="5" w:color="D7E0E1"/>
+          <w:left w:val="single" w:sz="5" w:color="D7E0E1"/>
+          <w:bottom w:val="single" w:sz="5" w:color="D7E0E1"/>
+          <w:right w:val="single" w:sz="5" w:color="D7E0E1"/>
+          <w:insideH w:val="single" w:sz="5" w:color="D7E0E1"/>
+          <w:insideV w:val="single" w:sz="5" w:color="D7E0E1"/>
+        </w:tblBorders>
+      </w:tblPr>
+      <w:tblGrid>
+        <w:gridCol w:w="2900"/>
+        <w:gridCol w:w="6460"/>
+      </w:tblGrid>
+      <w:tr>
+        <w:trPr>
+          <w:tblHeader w:val="true"/>
+        </w:trPr>
+        <w:tc>
+          <w:tcPr>
+            <w:tcW w:type="dxa" w:w="2900"/>
+            <w:tcMar>
+              <w:top w:w="80" w:type="dxa"/>
+              <w:start w:w="120" w:type="dxa"/>
+              <w:bottom w:w="80" w:type="dxa"/>
+              <w:end w:w="120" w:type="dxa"/>
+            </w:tcMar>
+            <w:shd w:fill="203740"/>
+            <w:vAlign w:val="center"/>
+          </w:tcPr>
+          <w:p>
+            <w:pPr>
+              <w:spacing w:after="0"/>
+            </w:pPr>
+            <w:r>
+              <w:rPr>
+                <w:rFonts w:ascii="Calibri" w:hAnsi="Calibri" w:eastAsia="Calibri"/>
+                <w:b/>
+                <w:i w:val="0"/>
+                <w:color w:val="FFFFFF"/>
+                <w:sz w:val="17"/>
+              </w:rPr>
+              <w:t>Instancia</w:t>
+            </w:r>
+          </w:p>
+        </w:tc>
+        <w:tc>
+          <w:tcPr>
+            <w:tcW w:type="dxa" w:w="6460"/>
+            <w:tcMar>
+              <w:top w:w="80" w:type="dxa"/>
+              <w:start w:w="120" w:type="dxa"/>
+              <w:bottom w:w="80" w:type="dxa"/>
+              <w:end w:w="120" w:type="dxa"/>
+            </w:tcMar>
+            <w:shd w:fill="203740"/>
+            <w:vAlign w:val="center"/>
+          </w:tcPr>
+          <w:p>
+            <w:pPr>
+              <w:spacing w:after="0"/>
+            </w:pPr>
+            <w:r>
+              <w:rPr>
+                <w:rFonts w:ascii="Calibri" w:hAnsi="Calibri" w:eastAsia="Calibri"/>
+                <w:b/>
+                <w:i w:val="0"/>
+                <w:color w:val="FFFFFF"/>
+                <w:sz w:val="17"/>
+              </w:rPr>
+              <w:t>Responsabilidad en el PMD</w:t>
             </w:r>
           </w:p>
         </w:tc>
@@ -639,7 +615,63 @@
       <w:tr>
         <w:tc>
           <w:tcPr>
-            <w:tcW w:type="dxa" w:w="2600"/>
+            <w:tcW w:type="dxa" w:w="2900"/>
+            <w:vAlign w:val="top"/>
+            <w:tcMar>
+              <w:top w:w="80" w:type="dxa"/>
+              <w:start w:w="120" w:type="dxa"/>
+              <w:bottom w:w="80" w:type="dxa"/>
+              <w:end w:w="120" w:type="dxa"/>
+            </w:tcMar>
+          </w:tcPr>
+          <w:p>
+            <w:pPr>
+              <w:spacing w:after="0"/>
+            </w:pPr>
+            <w:r>
+              <w:rPr>
+                <w:rFonts w:ascii="Calibri" w:hAnsi="Calibri" w:eastAsia="Calibri"/>
+                <w:b w:val="0"/>
+                <w:i w:val="0"/>
+                <w:color w:val="203740"/>
+                <w:sz w:val="17"/>
+              </w:rPr>
+              <w:t>Alcaldía</w:t>
+            </w:r>
+          </w:p>
+        </w:tc>
+        <w:tc>
+          <w:tcPr>
+            <w:tcW w:type="dxa" w:w="6460"/>
+            <w:vAlign w:val="top"/>
+            <w:tcMar>
+              <w:top w:w="80" w:type="dxa"/>
+              <w:start w:w="120" w:type="dxa"/>
+              <w:bottom w:w="80" w:type="dxa"/>
+              <w:end w:w="120" w:type="dxa"/>
+            </w:tcMar>
+          </w:tcPr>
+          <w:p>
+            <w:pPr>
+              <w:spacing w:after="0"/>
+            </w:pPr>
+            <w:r>
+              <w:rPr>
+                <w:rFonts w:ascii="Calibri" w:hAnsi="Calibri" w:eastAsia="Calibri"/>
+                <w:b w:val="0"/>
+                <w:i w:val="0"/>
+                <w:color w:val="203740"/>
+                <w:sz w:val="17"/>
+              </w:rPr>
+              <w:t>Conducir políticamente el proceso, articular instituciones y presentar la programación anual vinculada al plan.</w:t>
+            </w:r>
+          </w:p>
+        </w:tc>
+      </w:tr>
+      <w:tr>
+        <w:tc>
+          <w:tcPr>
+            <w:tcW w:type="dxa" w:w="2900"/>
             <w:shd w:fill="F7F9F9"/>
             <w:vAlign w:val="top"/>
             <w:tcMar>
@@ -661,13 +693,13 @@
                 <w:color w:val="203740"/>
                 <w:sz w:val="17"/>
               </w:rPr>
-              <w:t>Dashboard</w:t>
+              <w:t>Concejo de Regidores</w:t>
             </w:r>
           </w:p>
         </w:tc>
         <w:tc>
           <w:tcPr>
-            <w:tcW w:type="dxa" w:w="6760"/>
+            <w:tcW w:type="dxa" w:w="6460"/>
             <w:shd w:fill="F7F9F9"/>
             <w:vAlign w:val="top"/>
             <w:tcMar>
@@ -689,7 +721,7 @@
                 <w:color w:val="203740"/>
                 <w:sz w:val="17"/>
               </w:rPr>
-              <w:t>Disponible</w:t>
+              <w:t>Conocer, deliberar, aprobar y fiscalizar los instrumentos, presupuestos y ordenanzas que correspondan.</w:t>
             </w:r>
           </w:p>
         </w:tc>
@@ -697,7 +729,7 @@
       <w:tr>
         <w:tc>
           <w:tcPr>
-            <w:tcW w:type="dxa" w:w="2600"/>
+            <w:tcW w:type="dxa" w:w="2900"/>
             <w:vAlign w:val="top"/>
             <w:tcMar>
               <w:top w:w="80" w:type="dxa"/>
@@ -718,13 +750,13 @@
                 <w:color w:val="203740"/>
                 <w:sz w:val="17"/>
               </w:rPr>
-              <w:t>Revisión mínima</w:t>
+              <w:t>Oficina Municipal de Planificación y Programación (OMPP)</w:t>
             </w:r>
           </w:p>
         </w:tc>
         <w:tc>
           <w:tcPr>
-            <w:tcW w:type="dxa" w:w="6760"/>
+            <w:tcW w:type="dxa" w:w="6460"/>
             <w:vAlign w:val="top"/>
             <w:tcMar>
               <w:top w:w="80" w:type="dxa"/>
@@ -745,7 +777,179 @@
                 <w:color w:val="203740"/>
                 <w:sz w:val="17"/>
               </w:rPr>
-              <w:t>OMPP: datos y redacción · CDM: prioridades y estrategia</w:t>
+              <w:t>Coordinar el diagnóstico, la formulación, la programación, los indicadores y los informes de avance.</w:t>
+            </w:r>
+          </w:p>
+        </w:tc>
+      </w:tr>
+      <w:tr>
+        <w:tc>
+          <w:tcPr>
+            <w:tcW w:type="dxa" w:w="2900"/>
+            <w:shd w:fill="F7F9F9"/>
+            <w:vAlign w:val="top"/>
+            <w:tcMar>
+              <w:top w:w="80" w:type="dxa"/>
+              <w:start w:w="120" w:type="dxa"/>
+              <w:bottom w:w="80" w:type="dxa"/>
+              <w:end w:w="120" w:type="dxa"/>
+            </w:tcMar>
+          </w:tcPr>
+          <w:p>
+            <w:pPr>
+              <w:spacing w:after="0"/>
+            </w:pPr>
+            <w:r>
+              <w:rPr>
+                <w:rFonts w:ascii="Calibri" w:hAnsi="Calibri" w:eastAsia="Calibri"/>
+                <w:b w:val="0"/>
+                <w:i w:val="0"/>
+                <w:color w:val="203740"/>
+                <w:sz w:val="17"/>
+              </w:rPr>
+              <w:t>Consejo de Desarrollo Municipal (CDM)</w:t>
+            </w:r>
+          </w:p>
+        </w:tc>
+        <w:tc>
+          <w:tcPr>
+            <w:tcW w:type="dxa" w:w="6460"/>
+            <w:shd w:fill="F7F9F9"/>
+            <w:vAlign w:val="top"/>
+            <w:tcMar>
+              <w:top w:w="80" w:type="dxa"/>
+              <w:start w:w="120" w:type="dxa"/>
+              <w:bottom w:w="80" w:type="dxa"/>
+              <w:end w:w="120" w:type="dxa"/>
+            </w:tcMar>
+          </w:tcPr>
+          <w:p>
+            <w:pPr>
+              <w:spacing w:after="0"/>
+            </w:pPr>
+            <w:r>
+              <w:rPr>
+                <w:rFonts w:ascii="Calibri" w:hAnsi="Calibri" w:eastAsia="Calibri"/>
+                <w:b w:val="0"/>
+                <w:i w:val="0"/>
+                <w:color w:val="203740"/>
+                <w:sz w:val="17"/>
+              </w:rPr>
+              <w:t>Participar en la elaboración, discusión y seguimiento del plan; canalizar prioridades territoriales y sectoriales.</w:t>
+            </w:r>
+          </w:p>
+        </w:tc>
+      </w:tr>
+      <w:tr>
+        <w:tc>
+          <w:tcPr>
+            <w:tcW w:type="dxa" w:w="2900"/>
+            <w:vAlign w:val="top"/>
+            <w:tcMar>
+              <w:top w:w="80" w:type="dxa"/>
+              <w:start w:w="120" w:type="dxa"/>
+              <w:bottom w:w="80" w:type="dxa"/>
+              <w:end w:w="120" w:type="dxa"/>
+            </w:tcMar>
+          </w:tcPr>
+          <w:p>
+            <w:pPr>
+              <w:spacing w:after="0"/>
+            </w:pPr>
+            <w:r>
+              <w:rPr>
+                <w:rFonts w:ascii="Calibri" w:hAnsi="Calibri" w:eastAsia="Calibri"/>
+                <w:b w:val="0"/>
+                <w:i w:val="0"/>
+                <w:color w:val="203740"/>
+                <w:sz w:val="17"/>
+              </w:rPr>
+              <w:t>Áreas técnicas municipales</w:t>
+            </w:r>
+          </w:p>
+        </w:tc>
+        <w:tc>
+          <w:tcPr>
+            <w:tcW w:type="dxa" w:w="6460"/>
+            <w:vAlign w:val="top"/>
+            <w:tcMar>
+              <w:top w:w="80" w:type="dxa"/>
+              <w:start w:w="120" w:type="dxa"/>
+              <w:bottom w:w="80" w:type="dxa"/>
+              <w:end w:w="120" w:type="dxa"/>
+            </w:tcMar>
+          </w:tcPr>
+          <w:p>
+            <w:pPr>
+              <w:spacing w:after="0"/>
+            </w:pPr>
+            <w:r>
+              <w:rPr>
+                <w:rFonts w:ascii="Calibri" w:hAnsi="Calibri" w:eastAsia="Calibri"/>
+                <w:b w:val="0"/>
+                <w:i w:val="0"/>
+                <w:color w:val="203740"/>
+                <w:sz w:val="17"/>
+              </w:rPr>
+              <w:t>Aportar información y ejecutar acciones dentro de sus competencias.</w:t>
+            </w:r>
+          </w:p>
+        </w:tc>
+      </w:tr>
+      <w:tr>
+        <w:tc>
+          <w:tcPr>
+            <w:tcW w:type="dxa" w:w="2900"/>
+            <w:shd w:fill="F7F9F9"/>
+            <w:vAlign w:val="top"/>
+            <w:tcMar>
+              <w:top w:w="80" w:type="dxa"/>
+              <w:start w:w="120" w:type="dxa"/>
+              <w:bottom w:w="80" w:type="dxa"/>
+              <w:end w:w="120" w:type="dxa"/>
+            </w:tcMar>
+          </w:tcPr>
+          <w:p>
+            <w:pPr>
+              <w:spacing w:after="0"/>
+            </w:pPr>
+            <w:r>
+              <w:rPr>
+                <w:rFonts w:ascii="Calibri" w:hAnsi="Calibri" w:eastAsia="Calibri"/>
+                <w:b w:val="0"/>
+                <w:i w:val="0"/>
+                <w:color w:val="203740"/>
+                <w:sz w:val="17"/>
+              </w:rPr>
+              <w:t>Representación social y económica</w:t>
+            </w:r>
+          </w:p>
+        </w:tc>
+        <w:tc>
+          <w:tcPr>
+            <w:tcW w:type="dxa" w:w="6460"/>
+            <w:shd w:fill="F7F9F9"/>
+            <w:vAlign w:val="top"/>
+            <w:tcMar>
+              <w:top w:w="80" w:type="dxa"/>
+              <w:start w:w="120" w:type="dxa"/>
+              <w:bottom w:w="80" w:type="dxa"/>
+              <w:end w:w="120" w:type="dxa"/>
+            </w:tcMar>
+          </w:tcPr>
+          <w:p>
+            <w:pPr>
+              <w:spacing w:after="0"/>
+            </w:pPr>
+            <w:r>
+              <w:rPr>
+                <w:rFonts w:ascii="Calibri" w:hAnsi="Calibri" w:eastAsia="Calibri"/>
+                <w:b w:val="0"/>
+                <w:i w:val="0"/>
+                <w:color w:val="203740"/>
+                <w:sz w:val="17"/>
+              </w:rPr>
+              <w:t>Aportar conocimiento local, contrastar prioridades y acompañar el seguimiento mediante el CDM.</w:t>
             </w:r>
           </w:p>
         </w:tc>
@@ -758,68 +962,63 @@
     </w:p>
     <w:p>
       <w:pPr>
-        <w:pStyle w:val="Heading2"/>
+        <w:pStyle w:val="SourceNote"/>
       </w:pPr>
       <w:r>
-        <w:t>Contenido</w:t>
+        <w:rPr>
+          <w:rFonts w:ascii="Calibri" w:hAnsi="Calibri" w:eastAsia="Calibri"/>
+          <w:b w:val="0"/>
+          <w:i w:val="0"/>
+          <w:color w:val="5E7076"/>
+          <w:sz w:val="17"/>
+        </w:rPr>
+        <w:t>Fuente: Ley núm. 176-07 del Distrito Nacional y los Municipios, arts. 123–125; MEPyD, Guía para la formulación de planes de desarrollo municipales, pp. 21–22.</w:t>
       </w:r>
     </w:p>
     <w:p>
       <w:pPr>
-        <w:pStyle w:val="ListNumber"/>
+        <w:pStyle w:val="Heading2"/>
       </w:pPr>
       <w:r>
-        <w:t>1. Información general: territorio, historia, demografía y antecedentes de planificación.</w:t>
+        <w:t>1.2 Introducción y ¿qué es un PMD?</w:t>
+      </w:r>
+    </w:p>
+    <w:p>
+      <w:r>
+        <w:t>El Plan Municipal de Desarrollo (PMD) es el instrumento que orienta las decisiones del ayuntamiento durante un período de cuatro años. Organiza una visión compartida del territorio, identifica sus condiciones y necesidades, define objetivos y convierte las prioridades en acciones que puedan relacionarse con el presupuesto, la gestión de servicios y la coordinación con el Gobierno central.</w:t>
+      </w:r>
+    </w:p>
+    <w:p>
+      <w:r>
+        <w:t>El PMD no sustituye el presupuesto ni los planes operativos anuales: los articula. Cuando una necesidad corresponde a agua potable, salud, educación, carreteras u otra institución sectorial, el plan puede incorporarla como agenda de gestión y coordinación, con resultados e indicadores verificables.</w:t>
       </w:r>
     </w:p>
     <w:p>
       <w:pPr>
-        <w:pStyle w:val="ListNumber"/>
+        <w:pStyle w:val="SourceNote"/>
       </w:pPr>
       <w:r>
-        <w:t>2. Diagnóstico municipal: cinco láminas del Dashboard y análisis narrativo.</w:t>
+        <w:rPr>
+          <w:rFonts w:ascii="Calibri" w:hAnsi="Calibri" w:eastAsia="Calibri"/>
+          <w:b w:val="0"/>
+          <w:i w:val="0"/>
+          <w:color w:val="5E7076"/>
+          <w:sz w:val="17"/>
+        </w:rPr>
+        <w:t>Fuente: MEPyD, Guía para la formulación de planes de desarrollo municipales, pp. 19–21 y 46–49; Ley núm. 176-07, arts. 122–125.</w:t>
       </w:r>
     </w:p>
     <w:p>
       <w:pPr>
-        <w:pStyle w:val="ListNumber"/>
+        <w:pStyle w:val="Heading2"/>
       </w:pPr>
       <w:r>
-        <w:t>3. Síntesis diagnóstica y FODA preliminar.</w:t>
-      </w:r>
-    </w:p>
-    <w:p>
-      <w:pPr>
-        <w:pStyle w:val="ListNumber"/>
-      </w:pPr>
-      <w:r>
-        <w:t>4. Marco estratégico y proyectos para validación.</w:t>
-      </w:r>
-    </w:p>
-    <w:p>
-      <w:pPr>
-        <w:pStyle w:val="ListNumber"/>
-      </w:pPr>
-      <w:r>
-        <w:t>5. Protocolo de revisión, fuentes y trazabilidad.</w:t>
+        <w:t>1.3 Identidad territorial, historia y configuración municipal</w:t>
       </w:r>
     </w:p>
     <w:p>
       <w:r>
-        <w:br w:type="page"/>
-      </w:r>
-    </w:p>
-    <w:p>
-      <w:pPr>
-        <w:pStyle w:val="Heading1"/>
-      </w:pPr>
-      <w:r>
-        <w:t>1. Información general</w:t>
-      </w:r>
-    </w:p>
-    <w:p>
-      <w:r>
-        <w:t>Cristóbal forma parte de la provincia Independencia y se integra en la región de planificación Enriquillo. El código geográfico utilizado en este borrador es 06100005. Esta identificación territorial sirve como clave de enlace entre el Portal de Planificación Municipal, el Dashboard de Diagnóstico Territorial y los documentos de planificación archivados. [GEO-01]</w:t>
+        <w:t>Cristóbal forma parte de la provincia Independencia y de la región de planificación Enriquillo. El código geográfico empleado es 06100005. La identificación territorial enlaza el clasificador geográfico, la cartografía, el Dashboard de Diagnóstico Territorial y las fuentes documentales. [GEO-01]</w:t>
       </w:r>
     </w:p>
     <w:tbl>
@@ -1265,7 +1464,7 @@
                 <w:color w:val="203740"/>
                 <w:sz w:val="17"/>
               </w:rPr>
-              <w:t>Clasificador DIGEPRES</w:t>
+              <w:t>Clasificador geográfico</w:t>
             </w:r>
           </w:p>
         </w:tc>
@@ -1446,93 +1645,31 @@
       </w:pPr>
     </w:p>
     <w:p>
-      <w:pPr>
-        <w:pStyle w:val="Heading2"/>
-      </w:pPr>
       <w:r>
-        <w:t>1.1 Origen y formación del municipio</w:t>
+        <w:t>El PMD anterior del período 2015-2020 recoge los siguientes antecedentes sobre la formación del territorio. El origen de Cristóbal se remonta al año de 1606, antes de las Devastaciones del Gobernador Osorio, época en la que llevaba por nombre Cristóbal de la CUADRO DE POBLACIÓN POR ZONA DE RESIDENCIA, REGIÓN ENRIQUILLO, PROVINCIA INDEPENDENCIA Y SUS MUNICIPIOS. El hato ganadero establecido en los principios de su fundación contribuyo a que aumentará la pobla­ ción de la comunidad. El gobernador Osorio en el año 1606, ordenó las devastaciones, el poblado fue trasladado a otra comunidad llamada Villa Altagracia. La comunidad resurge nuevamente en el 1738 como hato ganadero propiedad del señor Juan Trujillo y el señor Juan Feliz de Luna. En el año 1772 se registra el primer regidor en el cabildo del Municipio de Ne­ yba llamado Antonio Feliz hijo de Juan Feliz de Luna. [PMD-ANT, págs. 24-25]</w:t>
       </w:r>
     </w:p>
     <w:p>
+      <w:pPr>
+        <w:pStyle w:val="SourceNote"/>
+      </w:pPr>
       <w:r>
-        <w:t>El PMD anterior del período 2015-2020 recoge los siguientes antecedentes sobre la formación del municipio. El origen de Cristóbal se remonta al año de 1606, antes de las Devastaciones del Gobernador Osorio, época en la que llevaba por nombre Cristóbal de la CUADRO DE POBLACIÓN POR ZONA DE RESIDENCIA, REGIÓN ENRIQUILLO, PROVINCIA INDEPENDENCIA Y SUS MUNICIPIOS. El hato ganadero establecido en los principios de su fundación contribuyo a que aumentará la pobla­ ción de la comunidad. El gobernador Osorio en el año 1606, ordenó las devastaciones, el poblado fue trasladado a otra comunidad llamada Villa Altagracia. La comunidad resurge nuevamente en el 1738 como hato ganadero propiedad del señor Juan Trujillo y el señor Juan Feliz de Luna. En el año 1772 se registra el primer regidor en el cabildo del Municipio de Ne­ yba llamado Antonio Feliz hijo de Juan Feliz de Luna. [PMD-ANT, págs. 24-25]</w:t>
+        <w:rPr>
+          <w:rFonts w:ascii="Calibri" w:hAnsi="Calibri" w:eastAsia="Calibri"/>
+          <w:b w:val="0"/>
+          <w:i w:val="0"/>
+          <w:color w:val="5E7076"/>
+          <w:sz w:val="17"/>
+        </w:rPr>
+        <w:t>Fuente: Wikipedia se utiliza como apoyo secundario para historia y geografía. Los documentos anteriores se citan con período y páginas; para municipios nuevos, un plan del antiguo distrito no se presenta como PMD histórico del municipio actual.</w:t>
       </w:r>
-    </w:p>
-    <w:tbl>
-      <w:tblPr>
-        <w:tblW w:type="dxa" w:w="9360"/>
-        <w:jc w:val="center"/>
-        <w:tblLayout w:type="fixed"/>
-        <w:tblLook w:firstColumn="1" w:firstRow="1" w:lastColumn="0" w:lastRow="0" w:noHBand="0" w:noVBand="1" w:val="04A0"/>
-        <w:tblInd w:w="120" w:type="dxa"/>
-        <w:tblBorders>
-          <w:top w:val="single" w:sz="5" w:color="E3D2B7"/>
-          <w:left w:val="single" w:sz="5" w:color="E3D2B7"/>
-          <w:bottom w:val="single" w:sz="5" w:color="E3D2B7"/>
-          <w:right w:val="single" w:sz="5" w:color="E3D2B7"/>
-          <w:insideH w:val="single" w:sz="5" w:color="E3D2B7"/>
-          <w:insideV w:val="single" w:sz="5" w:color="E3D2B7"/>
-        </w:tblBorders>
-      </w:tblPr>
-      <w:tblGrid>
-        <w:gridCol w:w="9360"/>
-      </w:tblGrid>
-      <w:tr>
-        <w:tc>
-          <w:tcPr>
-            <w:tcW w:type="dxa" w:w="9360"/>
-            <w:tcMar>
-              <w:top w:w="150" w:type="dxa"/>
-              <w:start w:w="180" w:type="dxa"/>
-              <w:bottom w:w="150" w:type="dxa"/>
-              <w:end w:w="180" w:type="dxa"/>
-            </w:tcMar>
-            <w:shd w:fill="FFF6E7"/>
-          </w:tcPr>
-          <w:p>
-            <w:pPr>
-              <w:spacing w:after="60"/>
-            </w:pPr>
-            <w:r>
-              <w:rPr>
-                <w:rFonts w:ascii="Calibri" w:hAnsi="Calibri" w:eastAsia="Calibri"/>
-                <w:b/>
-                <w:i w:val="0"/>
-                <w:color w:val="9A5A18"/>
-                <w:sz w:val="21"/>
-              </w:rPr>
-              <w:t>Revisión final requerida</w:t>
-            </w:r>
-          </w:p>
-          <w:p>
-            <w:pPr>
-              <w:spacing w:after="0"/>
-            </w:pPr>
-            <w:r>
-              <w:rPr>
-                <w:rFonts w:ascii="Calibri" w:hAnsi="Calibri" w:eastAsia="Calibri"/>
-                <w:b w:val="0"/>
-                <w:i w:val="0"/>
-                <w:color w:val="203740"/>
-                <w:sz w:val="19"/>
-              </w:rPr>
-              <w:t>Confirmar nombres propios, fechas, cambios de categoría territorial y norma de creación. Wikipedia se usa solo como fuente secundaria; cuando existe PMD anterior, sus páginas se indican expresamente.</w:t>
-            </w:r>
-          </w:p>
-        </w:tc>
-      </w:tr>
-    </w:tbl>
-    <w:p>
-      <w:pPr>
-        <w:spacing w:after="0"/>
-      </w:pPr>
     </w:p>
     <w:p>
       <w:pPr>
         <w:pStyle w:val="Heading2"/>
       </w:pPr>
       <w:r>
-        <w:t>1.2 Perfil demográfico y del poblamiento</w:t>
+        <w:t>1.4 Perfil municipal en cifras</w:t>
       </w:r>
     </w:p>
     <w:p>
@@ -1555,7 +1692,7 @@
         <w:pStyle w:val="Heading2"/>
       </w:pPr>
       <w:r>
-        <w:t>1.3 Antecedentes de planificación</w:t>
+        <w:t>1.5 Antecedentes de planificación</w:t>
       </w:r>
     </w:p>
     <w:tbl>
@@ -1819,6 +1956,657 @@
       </w:r>
     </w:p>
     <w:p>
+      <w:r>
+        <w:br w:type="page"/>
+      </w:r>
+    </w:p>
+    <w:p>
+      <w:pPr>
+        <w:pStyle w:val="Heading2"/>
+      </w:pPr>
+      <w:r>
+        <w:t>1.6 Marco jurídico</w:t>
+      </w:r>
+    </w:p>
+    <w:p>
+      <w:r>
+        <w:t>El PMD se formula dentro del sistema jurídico dominicano de planificación y gestión territorial. Su aplicación exige coherencia entre el plan, el presupuesto municipal, los instrumentos de ordenamiento, las competencias sectoriales y los mecanismos de participación y control social.</w:t>
+      </w:r>
+    </w:p>
+    <w:tbl>
+      <w:tblPr>
+        <w:tblW w:type="dxa" w:w="9360"/>
+        <w:tblLayout w:type="fixed"/>
+        <w:tblLook w:firstColumn="1" w:firstRow="1" w:lastColumn="0" w:lastRow="0" w:noHBand="0" w:noVBand="1" w:val="04A0"/>
+        <w:jc w:val="center"/>
+        <w:tblInd w:w="120" w:type="dxa"/>
+        <w:tblBorders>
+          <w:top w:val="single" w:sz="5" w:color="D7E0E1"/>
+          <w:left w:val="single" w:sz="5" w:color="D7E0E1"/>
+          <w:bottom w:val="single" w:sz="5" w:color="D7E0E1"/>
+          <w:right w:val="single" w:sz="5" w:color="D7E0E1"/>
+          <w:insideH w:val="single" w:sz="5" w:color="D7E0E1"/>
+          <w:insideV w:val="single" w:sz="5" w:color="D7E0E1"/>
+        </w:tblBorders>
+      </w:tblPr>
+      <w:tblGrid>
+        <w:gridCol w:w="3100"/>
+        <w:gridCol w:w="6260"/>
+      </w:tblGrid>
+      <w:tr>
+        <w:trPr>
+          <w:tblHeader w:val="true"/>
+        </w:trPr>
+        <w:tc>
+          <w:tcPr>
+            <w:tcW w:type="dxa" w:w="3100"/>
+            <w:tcMar>
+              <w:top w:w="80" w:type="dxa"/>
+              <w:start w:w="120" w:type="dxa"/>
+              <w:bottom w:w="80" w:type="dxa"/>
+              <w:end w:w="120" w:type="dxa"/>
+            </w:tcMar>
+            <w:shd w:fill="203740"/>
+            <w:vAlign w:val="center"/>
+          </w:tcPr>
+          <w:p>
+            <w:pPr>
+              <w:spacing w:after="0"/>
+            </w:pPr>
+            <w:r>
+              <w:rPr>
+                <w:rFonts w:ascii="Calibri" w:hAnsi="Calibri" w:eastAsia="Calibri"/>
+                <w:b/>
+                <w:i w:val="0"/>
+                <w:color w:val="FFFFFF"/>
+                <w:sz w:val="17"/>
+              </w:rPr>
+              <w:t>Norma</w:t>
+            </w:r>
+          </w:p>
+        </w:tc>
+        <w:tc>
+          <w:tcPr>
+            <w:tcW w:type="dxa" w:w="6260"/>
+            <w:tcMar>
+              <w:top w:w="80" w:type="dxa"/>
+              <w:start w:w="120" w:type="dxa"/>
+              <w:bottom w:w="80" w:type="dxa"/>
+              <w:end w:w="120" w:type="dxa"/>
+            </w:tcMar>
+            <w:shd w:fill="203740"/>
+            <w:vAlign w:val="center"/>
+          </w:tcPr>
+          <w:p>
+            <w:pPr>
+              <w:spacing w:after="0"/>
+            </w:pPr>
+            <w:r>
+              <w:rPr>
+                <w:rFonts w:ascii="Calibri" w:hAnsi="Calibri" w:eastAsia="Calibri"/>
+                <w:b/>
+                <w:i w:val="0"/>
+                <w:color w:val="FFFFFF"/>
+                <w:sz w:val="17"/>
+              </w:rPr>
+              <w:t>Aplicación al Plan Municipal de Desarrollo</w:t>
+            </w:r>
+          </w:p>
+        </w:tc>
+      </w:tr>
+      <w:tr>
+        <w:tc>
+          <w:tcPr>
+            <w:tcW w:type="dxa" w:w="3100"/>
+            <w:vAlign w:val="top"/>
+            <w:tcMar>
+              <w:top w:w="80" w:type="dxa"/>
+              <w:start w:w="120" w:type="dxa"/>
+              <w:bottom w:w="80" w:type="dxa"/>
+              <w:end w:w="120" w:type="dxa"/>
+            </w:tcMar>
+          </w:tcPr>
+          <w:p>
+            <w:pPr>
+              <w:spacing w:after="0"/>
+            </w:pPr>
+            <w:r>
+              <w:rPr>
+                <w:rFonts w:ascii="Calibri" w:hAnsi="Calibri" w:eastAsia="Calibri"/>
+                <w:b w:val="0"/>
+                <w:i w:val="0"/>
+                <w:color w:val="203740"/>
+                <w:sz w:val="17"/>
+              </w:rPr>
+              <w:t>Constitución de la República Dominicana</w:t>
+            </w:r>
+          </w:p>
+        </w:tc>
+        <w:tc>
+          <w:tcPr>
+            <w:tcW w:type="dxa" w:w="6260"/>
+            <w:vAlign w:val="top"/>
+            <w:tcMar>
+              <w:top w:w="80" w:type="dxa"/>
+              <w:start w:w="120" w:type="dxa"/>
+              <w:bottom w:w="80" w:type="dxa"/>
+              <w:end w:w="120" w:type="dxa"/>
+            </w:tcMar>
+          </w:tcPr>
+          <w:p>
+            <w:pPr>
+              <w:spacing w:after="0"/>
+            </w:pPr>
+            <w:r>
+              <w:rPr>
+                <w:rFonts w:ascii="Calibri" w:hAnsi="Calibri" w:eastAsia="Calibri"/>
+                <w:b w:val="0"/>
+                <w:i w:val="0"/>
+                <w:color w:val="203740"/>
+                <w:sz w:val="17"/>
+              </w:rPr>
+              <w:t>Reconoce la autonomía municipal y la planificación del desarrollo económico y social.</w:t>
+            </w:r>
+          </w:p>
+        </w:tc>
+      </w:tr>
+      <w:tr>
+        <w:tc>
+          <w:tcPr>
+            <w:tcW w:type="dxa" w:w="3100"/>
+            <w:shd w:fill="F7F9F9"/>
+            <w:vAlign w:val="top"/>
+            <w:tcMar>
+              <w:top w:w="80" w:type="dxa"/>
+              <w:start w:w="120" w:type="dxa"/>
+              <w:bottom w:w="80" w:type="dxa"/>
+              <w:end w:w="120" w:type="dxa"/>
+            </w:tcMar>
+          </w:tcPr>
+          <w:p>
+            <w:pPr>
+              <w:spacing w:after="0"/>
+            </w:pPr>
+            <w:r>
+              <w:rPr>
+                <w:rFonts w:ascii="Calibri" w:hAnsi="Calibri" w:eastAsia="Calibri"/>
+                <w:b w:val="0"/>
+                <w:i w:val="0"/>
+                <w:color w:val="203740"/>
+                <w:sz w:val="17"/>
+              </w:rPr>
+              <w:t>Ley núm. 176-07 del Distrito Nacional y los Municipios</w:t>
+            </w:r>
+          </w:p>
+        </w:tc>
+        <w:tc>
+          <w:tcPr>
+            <w:tcW w:type="dxa" w:w="6260"/>
+            <w:shd w:fill="F7F9F9"/>
+            <w:vAlign w:val="top"/>
+            <w:tcMar>
+              <w:top w:w="80" w:type="dxa"/>
+              <w:start w:w="120" w:type="dxa"/>
+              <w:bottom w:w="80" w:type="dxa"/>
+              <w:end w:w="120" w:type="dxa"/>
+            </w:tcMar>
+          </w:tcPr>
+          <w:p>
+            <w:pPr>
+              <w:spacing w:after="0"/>
+            </w:pPr>
+            <w:r>
+              <w:rPr>
+                <w:rFonts w:ascii="Calibri" w:hAnsi="Calibri" w:eastAsia="Calibri"/>
+                <w:b w:val="0"/>
+                <w:i w:val="0"/>
+                <w:color w:val="203740"/>
+                <w:sz w:val="17"/>
+              </w:rPr>
+              <w:t>Define finalidad, elaboración, participación del CDM, coordinación de la OMPP, aprobación, vigencia y seguimiento del PMD.</w:t>
+            </w:r>
+          </w:p>
+        </w:tc>
+      </w:tr>
+      <w:tr>
+        <w:tc>
+          <w:tcPr>
+            <w:tcW w:type="dxa" w:w="3100"/>
+            <w:vAlign w:val="top"/>
+            <w:tcMar>
+              <w:top w:w="80" w:type="dxa"/>
+              <w:start w:w="120" w:type="dxa"/>
+              <w:bottom w:w="80" w:type="dxa"/>
+              <w:end w:w="120" w:type="dxa"/>
+            </w:tcMar>
+          </w:tcPr>
+          <w:p>
+            <w:pPr>
+              <w:spacing w:after="0"/>
+            </w:pPr>
+            <w:r>
+              <w:rPr>
+                <w:rFonts w:ascii="Calibri" w:hAnsi="Calibri" w:eastAsia="Calibri"/>
+                <w:b w:val="0"/>
+                <w:i w:val="0"/>
+                <w:color w:val="203740"/>
+                <w:sz w:val="17"/>
+              </w:rPr>
+              <w:t>Ley núm. 498-06 de Planificación e Inversión Pública</w:t>
+            </w:r>
+          </w:p>
+        </w:tc>
+        <w:tc>
+          <w:tcPr>
+            <w:tcW w:type="dxa" w:w="6260"/>
+            <w:vAlign w:val="top"/>
+            <w:tcMar>
+              <w:top w:w="80" w:type="dxa"/>
+              <w:start w:w="120" w:type="dxa"/>
+              <w:bottom w:w="80" w:type="dxa"/>
+              <w:end w:w="120" w:type="dxa"/>
+            </w:tcMar>
+          </w:tcPr>
+          <w:p>
+            <w:pPr>
+              <w:spacing w:after="0"/>
+            </w:pPr>
+            <w:r>
+              <w:rPr>
+                <w:rFonts w:ascii="Calibri" w:hAnsi="Calibri" w:eastAsia="Calibri"/>
+                <w:b w:val="0"/>
+                <w:i w:val="0"/>
+                <w:color w:val="203740"/>
+                <w:sz w:val="17"/>
+              </w:rPr>
+              <w:t>Articula planificación, programación institucional e inversión pública.</w:t>
+            </w:r>
+          </w:p>
+        </w:tc>
+      </w:tr>
+      <w:tr>
+        <w:tc>
+          <w:tcPr>
+            <w:tcW w:type="dxa" w:w="3100"/>
+            <w:shd w:fill="F7F9F9"/>
+            <w:vAlign w:val="top"/>
+            <w:tcMar>
+              <w:top w:w="80" w:type="dxa"/>
+              <w:start w:w="120" w:type="dxa"/>
+              <w:bottom w:w="80" w:type="dxa"/>
+              <w:end w:w="120" w:type="dxa"/>
+            </w:tcMar>
+          </w:tcPr>
+          <w:p>
+            <w:pPr>
+              <w:spacing w:after="0"/>
+            </w:pPr>
+            <w:r>
+              <w:rPr>
+                <w:rFonts w:ascii="Calibri" w:hAnsi="Calibri" w:eastAsia="Calibri"/>
+                <w:b w:val="0"/>
+                <w:i w:val="0"/>
+                <w:color w:val="203740"/>
+                <w:sz w:val="17"/>
+              </w:rPr>
+              <w:t>Ley núm. 1-12 de la Estrategia Nacional de Desarrollo 2030</w:t>
+            </w:r>
+          </w:p>
+        </w:tc>
+        <w:tc>
+          <w:tcPr>
+            <w:tcW w:type="dxa" w:w="6260"/>
+            <w:shd w:fill="F7F9F9"/>
+            <w:vAlign w:val="top"/>
+            <w:tcMar>
+              <w:top w:w="80" w:type="dxa"/>
+              <w:start w:w="120" w:type="dxa"/>
+              <w:bottom w:w="80" w:type="dxa"/>
+              <w:end w:w="120" w:type="dxa"/>
+            </w:tcMar>
+          </w:tcPr>
+          <w:p>
+            <w:pPr>
+              <w:spacing w:after="0"/>
+            </w:pPr>
+            <w:r>
+              <w:rPr>
+                <w:rFonts w:ascii="Calibri" w:hAnsi="Calibri" w:eastAsia="Calibri"/>
+                <w:b w:val="0"/>
+                <w:i w:val="0"/>
+                <w:color w:val="203740"/>
+                <w:sz w:val="17"/>
+              </w:rPr>
+              <w:t>Aporta objetivos nacionales de largo plazo para las políticas territoriales.</w:t>
+            </w:r>
+          </w:p>
+        </w:tc>
+      </w:tr>
+      <w:tr>
+        <w:tc>
+          <w:tcPr>
+            <w:tcW w:type="dxa" w:w="3100"/>
+            <w:vAlign w:val="top"/>
+            <w:tcMar>
+              <w:top w:w="80" w:type="dxa"/>
+              <w:start w:w="120" w:type="dxa"/>
+              <w:bottom w:w="80" w:type="dxa"/>
+              <w:end w:w="120" w:type="dxa"/>
+            </w:tcMar>
+          </w:tcPr>
+          <w:p>
+            <w:pPr>
+              <w:spacing w:after="0"/>
+            </w:pPr>
+            <w:r>
+              <w:rPr>
+                <w:rFonts w:ascii="Calibri" w:hAnsi="Calibri" w:eastAsia="Calibri"/>
+                <w:b w:val="0"/>
+                <w:i w:val="0"/>
+                <w:color w:val="203740"/>
+                <w:sz w:val="17"/>
+              </w:rPr>
+              <w:t>Ley núm. 368-22 de Ordenamiento Territorial, Uso de Suelo y Asentamientos Humanos</w:t>
+            </w:r>
+          </w:p>
+        </w:tc>
+        <w:tc>
+          <w:tcPr>
+            <w:tcW w:type="dxa" w:w="6260"/>
+            <w:vAlign w:val="top"/>
+            <w:tcMar>
+              <w:top w:w="80" w:type="dxa"/>
+              <w:start w:w="120" w:type="dxa"/>
+              <w:bottom w:w="80" w:type="dxa"/>
+              <w:end w:w="120" w:type="dxa"/>
+            </w:tcMar>
+          </w:tcPr>
+          <w:p>
+            <w:pPr>
+              <w:spacing w:after="0"/>
+            </w:pPr>
+            <w:r>
+              <w:rPr>
+                <w:rFonts w:ascii="Calibri" w:hAnsi="Calibri" w:eastAsia="Calibri"/>
+                <w:b w:val="0"/>
+                <w:i w:val="0"/>
+                <w:color w:val="203740"/>
+                <w:sz w:val="17"/>
+              </w:rPr>
+              <w:t>Vincula los instrumentos municipales con el marco nacional de ordenamiento territorial.</w:t>
+            </w:r>
+          </w:p>
+        </w:tc>
+      </w:tr>
+      <w:tr>
+        <w:tc>
+          <w:tcPr>
+            <w:tcW w:type="dxa" w:w="3100"/>
+            <w:shd w:fill="F7F9F9"/>
+            <w:vAlign w:val="top"/>
+            <w:tcMar>
+              <w:top w:w="80" w:type="dxa"/>
+              <w:start w:w="120" w:type="dxa"/>
+              <w:bottom w:w="80" w:type="dxa"/>
+              <w:end w:w="120" w:type="dxa"/>
+            </w:tcMar>
+          </w:tcPr>
+          <w:p>
+            <w:pPr>
+              <w:spacing w:after="0"/>
+            </w:pPr>
+            <w:r>
+              <w:rPr>
+                <w:rFonts w:ascii="Calibri" w:hAnsi="Calibri" w:eastAsia="Calibri"/>
+                <w:b w:val="0"/>
+                <w:i w:val="0"/>
+                <w:color w:val="203740"/>
+                <w:sz w:val="17"/>
+              </w:rPr>
+              <w:t>Ley núm. 64-00 de Medio Ambiente y Recursos Naturales</w:t>
+            </w:r>
+          </w:p>
+        </w:tc>
+        <w:tc>
+          <w:tcPr>
+            <w:tcW w:type="dxa" w:w="6260"/>
+            <w:shd w:fill="F7F9F9"/>
+            <w:vAlign w:val="top"/>
+            <w:tcMar>
+              <w:top w:w="80" w:type="dxa"/>
+              <w:start w:w="120" w:type="dxa"/>
+              <w:bottom w:w="80" w:type="dxa"/>
+              <w:end w:w="120" w:type="dxa"/>
+            </w:tcMar>
+          </w:tcPr>
+          <w:p>
+            <w:pPr>
+              <w:spacing w:after="0"/>
+            </w:pPr>
+            <w:r>
+              <w:rPr>
+                <w:rFonts w:ascii="Calibri" w:hAnsi="Calibri" w:eastAsia="Calibri"/>
+                <w:b w:val="0"/>
+                <w:i w:val="0"/>
+                <w:color w:val="203740"/>
+                <w:sz w:val="17"/>
+              </w:rPr>
+              <w:t>Sustenta la protección ambiental y la gestión de recursos naturales.</w:t>
+            </w:r>
+          </w:p>
+        </w:tc>
+      </w:tr>
+      <w:tr>
+        <w:tc>
+          <w:tcPr>
+            <w:tcW w:type="dxa" w:w="3100"/>
+            <w:vAlign w:val="top"/>
+            <w:tcMar>
+              <w:top w:w="80" w:type="dxa"/>
+              <w:start w:w="120" w:type="dxa"/>
+              <w:bottom w:w="80" w:type="dxa"/>
+              <w:end w:w="120" w:type="dxa"/>
+            </w:tcMar>
+          </w:tcPr>
+          <w:p>
+            <w:pPr>
+              <w:spacing w:after="0"/>
+            </w:pPr>
+            <w:r>
+              <w:rPr>
+                <w:rFonts w:ascii="Calibri" w:hAnsi="Calibri" w:eastAsia="Calibri"/>
+                <w:b w:val="0"/>
+                <w:i w:val="0"/>
+                <w:color w:val="203740"/>
+                <w:sz w:val="17"/>
+              </w:rPr>
+              <w:t>Ley núm. 147-02 sobre Gestión de Riesgos</w:t>
+            </w:r>
+          </w:p>
+        </w:tc>
+        <w:tc>
+          <w:tcPr>
+            <w:tcW w:type="dxa" w:w="6260"/>
+            <w:vAlign w:val="top"/>
+            <w:tcMar>
+              <w:top w:w="80" w:type="dxa"/>
+              <w:start w:w="120" w:type="dxa"/>
+              <w:bottom w:w="80" w:type="dxa"/>
+              <w:end w:w="120" w:type="dxa"/>
+            </w:tcMar>
+          </w:tcPr>
+          <w:p>
+            <w:pPr>
+              <w:spacing w:after="0"/>
+            </w:pPr>
+            <w:r>
+              <w:rPr>
+                <w:rFonts w:ascii="Calibri" w:hAnsi="Calibri" w:eastAsia="Calibri"/>
+                <w:b w:val="0"/>
+                <w:i w:val="0"/>
+                <w:color w:val="203740"/>
+                <w:sz w:val="17"/>
+              </w:rPr>
+              <w:t>Integra prevención, reducción de riesgos y preparación ante emergencias.</w:t>
+            </w:r>
+          </w:p>
+        </w:tc>
+      </w:tr>
+      <w:tr>
+        <w:tc>
+          <w:tcPr>
+            <w:tcW w:type="dxa" w:w="3100"/>
+            <w:shd w:fill="F7F9F9"/>
+            <w:vAlign w:val="top"/>
+            <w:tcMar>
+              <w:top w:w="80" w:type="dxa"/>
+              <w:start w:w="120" w:type="dxa"/>
+              <w:bottom w:w="80" w:type="dxa"/>
+              <w:end w:w="120" w:type="dxa"/>
+            </w:tcMar>
+          </w:tcPr>
+          <w:p>
+            <w:pPr>
+              <w:spacing w:after="0"/>
+            </w:pPr>
+            <w:r>
+              <w:rPr>
+                <w:rFonts w:ascii="Calibri" w:hAnsi="Calibri" w:eastAsia="Calibri"/>
+                <w:b w:val="0"/>
+                <w:i w:val="0"/>
+                <w:color w:val="203740"/>
+                <w:sz w:val="17"/>
+              </w:rPr>
+              <w:t>Ley núm. 225-20 de Gestión Integral y Coprocesamiento de Residuos Sólidos</w:t>
+            </w:r>
+          </w:p>
+        </w:tc>
+        <w:tc>
+          <w:tcPr>
+            <w:tcW w:type="dxa" w:w="6260"/>
+            <w:shd w:fill="F7F9F9"/>
+            <w:vAlign w:val="top"/>
+            <w:tcMar>
+              <w:top w:w="80" w:type="dxa"/>
+              <w:start w:w="120" w:type="dxa"/>
+              <w:bottom w:w="80" w:type="dxa"/>
+              <w:end w:w="120" w:type="dxa"/>
+            </w:tcMar>
+          </w:tcPr>
+          <w:p>
+            <w:pPr>
+              <w:spacing w:after="0"/>
+            </w:pPr>
+            <w:r>
+              <w:rPr>
+                <w:rFonts w:ascii="Calibri" w:hAnsi="Calibri" w:eastAsia="Calibri"/>
+                <w:b w:val="0"/>
+                <w:i w:val="0"/>
+                <w:color w:val="203740"/>
+                <w:sz w:val="17"/>
+              </w:rPr>
+              <w:t>Orienta prevención, recolección, aprovechamiento y disposición final de residuos.</w:t>
+            </w:r>
+          </w:p>
+        </w:tc>
+      </w:tr>
+    </w:tbl>
+    <w:p>
+      <w:pPr>
+        <w:spacing w:after="0"/>
+      </w:pPr>
+    </w:p>
+    <w:p>
+      <w:r>
+        <w:t>Conforme a los artículos 122 a 125 de la Ley núm. 176-07, la OMPP coordina la formulación y evaluación del PMD y el CDM participa en su elaboración, discusión y seguimiento.</w:t>
+      </w:r>
+    </w:p>
+    <w:p>
+      <w:pPr>
+        <w:pStyle w:val="SourceNote"/>
+      </w:pPr>
+      <w:r>
+        <w:rPr>
+          <w:rFonts w:ascii="Calibri" w:hAnsi="Calibri" w:eastAsia="Calibri"/>
+          <w:b w:val="0"/>
+          <w:i w:val="0"/>
+          <w:color w:val="5E7076"/>
+          <w:sz w:val="17"/>
+        </w:rPr>
+        <w:t>Fuente: Ley núm. 176-07, arts. 122–125; leyes núm. 498-06, 1-12, 368-22, 64-00, 147-02 y 225-20.</w:t>
+      </w:r>
+    </w:p>
+    <w:p>
+      <w:r>
+        <w:br w:type="page"/>
+      </w:r>
+    </w:p>
+    <w:p>
+      <w:pPr>
+        <w:pStyle w:val="Heading2"/>
+      </w:pPr>
+      <w:r>
+        <w:t>1.7 Metodología</w:t>
+      </w:r>
+    </w:p>
+    <w:p>
+      <w:r>
+        <w:t>La elaboración sigue la Guía para la formulación de planes de desarrollo municipales publicada por el Ministerio de Economía, Planificación y Desarrollo (MEPyD). La guía organiza el proceso en cuatro etapas enlazadas:</w:t>
+      </w:r>
+    </w:p>
+    <w:p>
+      <w:pPr>
+        <w:pStyle w:val="ListNumber"/>
+      </w:pPr>
+      <w:r>
+        <w:t>Organización del proceso. Se conforma el equipo, se acuerdan responsabilidades entre Alcaldía, Concejo de Regidores, OMPP, áreas técnicas y CDM, y se prepara el plan de trabajo.</w:t>
+      </w:r>
+    </w:p>
+    <w:p>
+      <w:pPr>
+        <w:pStyle w:val="ListNumber"/>
+      </w:pPr>
+      <w:r>
+        <w:t>Diagnóstico municipal. Se reúnen y analizan datos estadísticos, cartografía, documentos municipales y conocimiento local. La evidencia permite describir fortalezas y debilidades para revisión del CDM.</w:t>
+      </w:r>
+    </w:p>
+    <w:p>
+      <w:pPr>
+        <w:pStyle w:val="ListNumber"/>
+      </w:pPr>
+      <w:r>
+        <w:t>Formulación estratégica. Con la participación del CDM se acuerdan visión, objetivos, resultados, líneas de acción, proyectos e indicadores.</w:t>
+      </w:r>
+    </w:p>
+    <w:p>
+      <w:pPr>
+        <w:pStyle w:val="ListNumber"/>
+      </w:pPr>
+      <w:r>
+        <w:t>Gestión de los instrumentos. El PMD aprobado se vincula con programación, presupuesto, ejecución, seguimiento, evaluación y rendición de cuentas.</w:t>
+      </w:r>
+    </w:p>
+    <w:p>
+      <w:pPr>
+        <w:pStyle w:val="SourceNote"/>
+      </w:pPr>
+      <w:r>
+        <w:rPr>
+          <w:rFonts w:ascii="Calibri" w:hAnsi="Calibri" w:eastAsia="Calibri"/>
+          <w:b w:val="0"/>
+          <w:i w:val="0"/>
+          <w:color w:val="5E7076"/>
+          <w:sz w:val="17"/>
+        </w:rPr>
+        <w:t>Fuente: MEPyD, ¿Cómo elaborar un plan municipal de desarrollo? Guía para la formulación de planes de desarrollo municipales, pp. 19–49; Ley núm. 176-07, arts. 123–125.</w:t>
+      </w:r>
+    </w:p>
+    <w:p>
+      <w:r>
+        <w:br w:type="page"/>
+      </w:r>
+    </w:p>
+    <w:p>
       <w:pPr>
         <w:pStyle w:val="Heading1"/>
       </w:pPr>
@@ -1992,7 +2780,7 @@
                 <w:color w:val="203740"/>
                 <w:sz w:val="17"/>
               </w:rPr>
-              <w:t>Población, mapa, estructura por edad, hogares y viviendas</w:t>
+              <w:t>Población, mapa, pirámides 2010/2022, hogares y viviendas</w:t>
             </w:r>
           </w:p>
         </w:tc>
@@ -2019,7 +2807,7 @@
                 <w:color w:val="203740"/>
                 <w:sz w:val="17"/>
               </w:rPr>
-              <w:t>Escala y composición demográfica</w:t>
+              <w:t>Cambio y composición demográfica</w:t>
             </w:r>
           </w:p>
         </w:tc>
@@ -2692,7 +3480,7 @@
         <w:pStyle w:val="Heading1"/>
       </w:pPr>
       <w:r>
-        <w:t>Lectura narrativa del diagnóstico</w:t>
+        <w:t>2. Diagnóstico municipal: lectura e interpretación</w:t>
       </w:r>
     </w:p>
     <w:p>
@@ -2814,916 +3602,17 @@
       </w:r>
     </w:p>
     <w:p>
-      <w:r>
-        <w:br w:type="page"/>
-      </w:r>
-    </w:p>
-    <w:p>
       <w:pPr>
         <w:pStyle w:val="Heading1"/>
       </w:pPr>
       <w:r>
-        <w:t>3. Síntesis diagnóstica</w:t>
+        <w:t>3. Fortalezas y debilidades basadas en el diagnóstico</w:t>
       </w:r>
     </w:p>
     <w:p>
       <w:r>
-        <w:t>La síntesis organiza las principales señales cuantitativas para facilitar la revisión técnica. No constituye una priorización ciudadana ni sustituye la validación territorial.</w:t>
+        <w:t>La clasificación siguiente utiliza únicamente indicadores comparables del diagnóstico. Se considera diferencia relevante una separación de al menos dos puntos porcentuales frente al promedio nacional. El crecimiento poblacional, el número absoluto de establecimientos y otros datos sin denominador comparable no se clasifican automáticamente como fortalezas o debilidades.</w:t>
       </w:r>
-    </w:p>
-    <w:tbl>
-      <w:tblPr>
-        <w:tblW w:type="dxa" w:w="9360"/>
-        <w:tblLayout w:type="fixed"/>
-        <w:tblLook w:firstColumn="1" w:firstRow="1" w:lastColumn="0" w:lastRow="0" w:noHBand="0" w:noVBand="1" w:val="04A0"/>
-        <w:jc w:val="center"/>
-        <w:tblInd w:w="120" w:type="dxa"/>
-        <w:tblBorders>
-          <w:top w:val="single" w:sz="5" w:color="D7E0E1"/>
-          <w:left w:val="single" w:sz="5" w:color="D7E0E1"/>
-          <w:bottom w:val="single" w:sz="5" w:color="D7E0E1"/>
-          <w:right w:val="single" w:sz="5" w:color="D7E0E1"/>
-          <w:insideH w:val="single" w:sz="5" w:color="D7E0E1"/>
-          <w:insideV w:val="single" w:sz="5" w:color="D7E0E1"/>
-        </w:tblBorders>
-      </w:tblPr>
-      <w:tblGrid>
-        <w:gridCol w:w="1700"/>
-        <w:gridCol w:w="3000"/>
-        <w:gridCol w:w="3100"/>
-        <w:gridCol w:w="1560"/>
-      </w:tblGrid>
-      <w:tr>
-        <w:trPr>
-          <w:tblHeader w:val="true"/>
-        </w:trPr>
-        <w:tc>
-          <w:tcPr>
-            <w:tcW w:type="dxa" w:w="1700"/>
-            <w:tcMar>
-              <w:top w:w="80" w:type="dxa"/>
-              <w:start w:w="120" w:type="dxa"/>
-              <w:bottom w:w="80" w:type="dxa"/>
-              <w:end w:w="120" w:type="dxa"/>
-            </w:tcMar>
-            <w:shd w:fill="203740"/>
-            <w:vAlign w:val="center"/>
-          </w:tcPr>
-          <w:p>
-            <w:pPr>
-              <w:spacing w:after="0"/>
-            </w:pPr>
-            <w:r>
-              <w:rPr>
-                <w:rFonts w:ascii="Calibri" w:hAnsi="Calibri" w:eastAsia="Calibri"/>
-                <w:b/>
-                <w:i w:val="0"/>
-                <w:color w:val="FFFFFF"/>
-                <w:sz w:val="17"/>
-              </w:rPr>
-              <w:t>Tema</w:t>
-            </w:r>
-          </w:p>
-        </w:tc>
-        <w:tc>
-          <w:tcPr>
-            <w:tcW w:type="dxa" w:w="3000"/>
-            <w:tcMar>
-              <w:top w:w="80" w:type="dxa"/>
-              <w:start w:w="120" w:type="dxa"/>
-              <w:bottom w:w="80" w:type="dxa"/>
-              <w:end w:w="120" w:type="dxa"/>
-            </w:tcMar>
-            <w:shd w:fill="203740"/>
-            <w:vAlign w:val="center"/>
-          </w:tcPr>
-          <w:p>
-            <w:pPr>
-              <w:spacing w:after="0"/>
-            </w:pPr>
-            <w:r>
-              <w:rPr>
-                <w:rFonts w:ascii="Calibri" w:hAnsi="Calibri" w:eastAsia="Calibri"/>
-                <w:b/>
-                <w:i w:val="0"/>
-                <w:color w:val="FFFFFF"/>
-                <w:sz w:val="17"/>
-              </w:rPr>
-              <w:t>Hallazgo verificable</w:t>
-            </w:r>
-          </w:p>
-        </w:tc>
-        <w:tc>
-          <w:tcPr>
-            <w:tcW w:type="dxa" w:w="3100"/>
-            <w:tcMar>
-              <w:top w:w="80" w:type="dxa"/>
-              <w:start w:w="120" w:type="dxa"/>
-              <w:bottom w:w="80" w:type="dxa"/>
-              <w:end w:w="120" w:type="dxa"/>
-            </w:tcMar>
-            <w:shd w:fill="203740"/>
-            <w:vAlign w:val="center"/>
-          </w:tcPr>
-          <w:p>
-            <w:pPr>
-              <w:spacing w:after="0"/>
-            </w:pPr>
-            <w:r>
-              <w:rPr>
-                <w:rFonts w:ascii="Calibri" w:hAnsi="Calibri" w:eastAsia="Calibri"/>
-                <w:b/>
-                <w:i w:val="0"/>
-                <w:color w:val="FFFFFF"/>
-                <w:sz w:val="17"/>
-              </w:rPr>
-              <w:t>Implicación para revisar</w:t>
-            </w:r>
-          </w:p>
-        </w:tc>
-        <w:tc>
-          <w:tcPr>
-            <w:tcW w:type="dxa" w:w="1560"/>
-            <w:tcMar>
-              <w:top w:w="80" w:type="dxa"/>
-              <w:start w:w="120" w:type="dxa"/>
-              <w:bottom w:w="80" w:type="dxa"/>
-              <w:end w:w="120" w:type="dxa"/>
-            </w:tcMar>
-            <w:shd w:fill="203740"/>
-            <w:vAlign w:val="center"/>
-          </w:tcPr>
-          <w:p>
-            <w:pPr>
-              <w:spacing w:after="0"/>
-            </w:pPr>
-            <w:r>
-              <w:rPr>
-                <w:rFonts w:ascii="Calibri" w:hAnsi="Calibri" w:eastAsia="Calibri"/>
-                <w:b/>
-                <w:i w:val="0"/>
-                <w:color w:val="FFFFFF"/>
-                <w:sz w:val="17"/>
-              </w:rPr>
-              <w:t>Fuente</w:t>
-            </w:r>
-          </w:p>
-        </w:tc>
-      </w:tr>
-      <w:tr>
-        <w:tc>
-          <w:tcPr>
-            <w:tcW w:type="dxa" w:w="1700"/>
-            <w:vAlign w:val="top"/>
-            <w:tcMar>
-              <w:top w:w="80" w:type="dxa"/>
-              <w:start w:w="120" w:type="dxa"/>
-              <w:bottom w:w="80" w:type="dxa"/>
-              <w:end w:w="120" w:type="dxa"/>
-            </w:tcMar>
-          </w:tcPr>
-          <w:p>
-            <w:pPr>
-              <w:spacing w:after="0"/>
-            </w:pPr>
-            <w:r>
-              <w:rPr>
-                <w:rFonts w:ascii="Calibri" w:hAnsi="Calibri" w:eastAsia="Calibri"/>
-                <w:b w:val="0"/>
-                <w:i w:val="0"/>
-                <w:color w:val="203740"/>
-                <w:sz w:val="17"/>
-              </w:rPr>
-              <w:t>Población y territorio</w:t>
-            </w:r>
-          </w:p>
-        </w:tc>
-        <w:tc>
-          <w:tcPr>
-            <w:tcW w:type="dxa" w:w="3000"/>
-            <w:vAlign w:val="top"/>
-            <w:tcMar>
-              <w:top w:w="80" w:type="dxa"/>
-              <w:start w:w="120" w:type="dxa"/>
-              <w:bottom w:w="80" w:type="dxa"/>
-              <w:end w:w="120" w:type="dxa"/>
-            </w:tcMar>
-          </w:tcPr>
-          <w:p>
-            <w:pPr>
-              <w:spacing w:after="0"/>
-            </w:pPr>
-            <w:r>
-              <w:rPr>
-                <w:rFonts w:ascii="Calibri" w:hAnsi="Calibri" w:eastAsia="Calibri"/>
-                <w:b w:val="0"/>
-                <w:i w:val="0"/>
-                <w:color w:val="203740"/>
-                <w:sz w:val="17"/>
-              </w:rPr>
-              <w:t>Variación intercensal de 18.4%; urbanización de 60.2%.</w:t>
-            </w:r>
-          </w:p>
-        </w:tc>
-        <w:tc>
-          <w:tcPr>
-            <w:tcW w:type="dxa" w:w="3100"/>
-            <w:vAlign w:val="top"/>
-            <w:tcMar>
-              <w:top w:w="80" w:type="dxa"/>
-              <w:start w:w="120" w:type="dxa"/>
-              <w:bottom w:w="80" w:type="dxa"/>
-              <w:end w:w="120" w:type="dxa"/>
-            </w:tcMar>
-          </w:tcPr>
-          <w:p>
-            <w:pPr>
-              <w:spacing w:after="0"/>
-            </w:pPr>
-            <w:r>
-              <w:rPr>
-                <w:rFonts w:ascii="Calibri" w:hAnsi="Calibri" w:eastAsia="Calibri"/>
-                <w:b w:val="0"/>
-                <w:i w:val="0"/>
-                <w:color w:val="203740"/>
-                <w:sz w:val="17"/>
-              </w:rPr>
-              <w:t>Ajustar capacidad y distribución territorial de servicios.</w:t>
-            </w:r>
-          </w:p>
-        </w:tc>
-        <w:tc>
-          <w:tcPr>
-            <w:tcW w:type="dxa" w:w="1560"/>
-            <w:vAlign w:val="top"/>
-            <w:tcMar>
-              <w:top w:w="80" w:type="dxa"/>
-              <w:start w:w="120" w:type="dxa"/>
-              <w:bottom w:w="80" w:type="dxa"/>
-              <w:end w:w="120" w:type="dxa"/>
-            </w:tcMar>
-          </w:tcPr>
-          <w:p>
-            <w:pPr>
-              <w:spacing w:after="0"/>
-            </w:pPr>
-            <w:r>
-              <w:rPr>
-                <w:rFonts w:ascii="Calibri" w:hAnsi="Calibri" w:eastAsia="Calibri"/>
-                <w:b w:val="0"/>
-                <w:i w:val="0"/>
-                <w:color w:val="203740"/>
-                <w:sz w:val="17"/>
-              </w:rPr>
-              <w:t>DASH-BASE / DASH-URB</w:t>
-            </w:r>
-          </w:p>
-        </w:tc>
-      </w:tr>
-      <w:tr>
-        <w:tc>
-          <w:tcPr>
-            <w:tcW w:type="dxa" w:w="1700"/>
-            <w:shd w:fill="F7F9F9"/>
-            <w:vAlign w:val="top"/>
-            <w:tcMar>
-              <w:top w:w="80" w:type="dxa"/>
-              <w:start w:w="120" w:type="dxa"/>
-              <w:bottom w:w="80" w:type="dxa"/>
-              <w:end w:w="120" w:type="dxa"/>
-            </w:tcMar>
-          </w:tcPr>
-          <w:p>
-            <w:pPr>
-              <w:spacing w:after="0"/>
-            </w:pPr>
-            <w:r>
-              <w:rPr>
-                <w:rFonts w:ascii="Calibri" w:hAnsi="Calibri" w:eastAsia="Calibri"/>
-                <w:b w:val="0"/>
-                <w:i w:val="0"/>
-                <w:color w:val="203740"/>
-                <w:sz w:val="17"/>
-              </w:rPr>
-              <w:t>Agua y saneamiento</w:t>
-            </w:r>
-          </w:p>
-        </w:tc>
-        <w:tc>
-          <w:tcPr>
-            <w:tcW w:type="dxa" w:w="3000"/>
-            <w:shd w:fill="F7F9F9"/>
-            <w:vAlign w:val="top"/>
-            <w:tcMar>
-              <w:top w:w="80" w:type="dxa"/>
-              <w:start w:w="120" w:type="dxa"/>
-              <w:bottom w:w="80" w:type="dxa"/>
-              <w:end w:w="120" w:type="dxa"/>
-            </w:tcMar>
-          </w:tcPr>
-          <w:p>
-            <w:pPr>
-              <w:spacing w:after="0"/>
-            </w:pPr>
-            <w:r>
-              <w:rPr>
-                <w:rFonts w:ascii="Calibri" w:hAnsi="Calibri" w:eastAsia="Calibri"/>
-                <w:b w:val="0"/>
-                <w:i w:val="0"/>
-                <w:color w:val="203740"/>
-                <w:sz w:val="17"/>
-              </w:rPr>
-              <w:t>Agua de acueducto dentro: 34.4%; hogares sin sanitario: 54.2%.</w:t>
-            </w:r>
-          </w:p>
-        </w:tc>
-        <w:tc>
-          <w:tcPr>
-            <w:tcW w:type="dxa" w:w="3100"/>
-            <w:shd w:fill="F7F9F9"/>
-            <w:vAlign w:val="top"/>
-            <w:tcMar>
-              <w:top w:w="80" w:type="dxa"/>
-              <w:start w:w="120" w:type="dxa"/>
-              <w:bottom w:w="80" w:type="dxa"/>
-              <w:end w:w="120" w:type="dxa"/>
-            </w:tcMar>
-          </w:tcPr>
-          <w:p>
-            <w:pPr>
-              <w:spacing w:after="0"/>
-            </w:pPr>
-            <w:r>
-              <w:rPr>
-                <w:rFonts w:ascii="Calibri" w:hAnsi="Calibri" w:eastAsia="Calibri"/>
-                <w:b w:val="0"/>
-                <w:i w:val="0"/>
-                <w:color w:val="203740"/>
-                <w:sz w:val="17"/>
-              </w:rPr>
-              <w:t>Localizar brechas y validar continuidad/calidad.</w:t>
-            </w:r>
-          </w:p>
-        </w:tc>
-        <w:tc>
-          <w:tcPr>
-            <w:tcW w:type="dxa" w:w="1560"/>
-            <w:shd w:fill="F7F9F9"/>
-            <w:vAlign w:val="top"/>
-            <w:tcMar>
-              <w:top w:w="80" w:type="dxa"/>
-              <w:start w:w="120" w:type="dxa"/>
-              <w:bottom w:w="80" w:type="dxa"/>
-              <w:end w:w="120" w:type="dxa"/>
-            </w:tcMar>
-          </w:tcPr>
-          <w:p>
-            <w:pPr>
-              <w:spacing w:after="0"/>
-            </w:pPr>
-            <w:r>
-              <w:rPr>
-                <w:rFonts w:ascii="Calibri" w:hAnsi="Calibri" w:eastAsia="Calibri"/>
-                <w:b w:val="0"/>
-                <w:i w:val="0"/>
-                <w:color w:val="203740"/>
-                <w:sz w:val="17"/>
-              </w:rPr>
-              <w:t>DASH-VIDA</w:t>
-            </w:r>
-          </w:p>
-        </w:tc>
-      </w:tr>
-      <w:tr>
-        <w:tc>
-          <w:tcPr>
-            <w:tcW w:type="dxa" w:w="1700"/>
-            <w:vAlign w:val="top"/>
-            <w:tcMar>
-              <w:top w:w="80" w:type="dxa"/>
-              <w:start w:w="120" w:type="dxa"/>
-              <w:bottom w:w="80" w:type="dxa"/>
-              <w:end w:w="120" w:type="dxa"/>
-            </w:tcMar>
-          </w:tcPr>
-          <w:p>
-            <w:pPr>
-              <w:spacing w:after="0"/>
-            </w:pPr>
-            <w:r>
-              <w:rPr>
-                <w:rFonts w:ascii="Calibri" w:hAnsi="Calibri" w:eastAsia="Calibri"/>
-                <w:b w:val="0"/>
-                <w:i w:val="0"/>
-                <w:color w:val="203740"/>
-                <w:sz w:val="17"/>
-              </w:rPr>
-              <w:t>Residuos sólidos</w:t>
-            </w:r>
-          </w:p>
-        </w:tc>
-        <w:tc>
-          <w:tcPr>
-            <w:tcW w:type="dxa" w:w="3000"/>
-            <w:vAlign w:val="top"/>
-            <w:tcMar>
-              <w:top w:w="80" w:type="dxa"/>
-              <w:start w:w="120" w:type="dxa"/>
-              <w:bottom w:w="80" w:type="dxa"/>
-              <w:end w:w="120" w:type="dxa"/>
-            </w:tcMar>
-          </w:tcPr>
-          <w:p>
-            <w:pPr>
-              <w:spacing w:after="0"/>
-            </w:pPr>
-            <w:r>
-              <w:rPr>
-                <w:rFonts w:ascii="Calibri" w:hAnsi="Calibri" w:eastAsia="Calibri"/>
-                <w:b w:val="0"/>
-                <w:i w:val="0"/>
-                <w:color w:val="203740"/>
-                <w:sz w:val="17"/>
-              </w:rPr>
-              <w:t>Recogida municipal declarada: 91.3%; quema: 3.2%.</w:t>
-            </w:r>
-          </w:p>
-        </w:tc>
-        <w:tc>
-          <w:tcPr>
-            <w:tcW w:type="dxa" w:w="3100"/>
-            <w:vAlign w:val="top"/>
-            <w:tcMar>
-              <w:top w:w="80" w:type="dxa"/>
-              <w:start w:w="120" w:type="dxa"/>
-              <w:bottom w:w="80" w:type="dxa"/>
-              <w:end w:w="120" w:type="dxa"/>
-            </w:tcMar>
-          </w:tcPr>
-          <w:p>
-            <w:pPr>
-              <w:spacing w:after="0"/>
-            </w:pPr>
-            <w:r>
-              <w:rPr>
-                <w:rFonts w:ascii="Calibri" w:hAnsi="Calibri" w:eastAsia="Calibri"/>
-                <w:b w:val="0"/>
-                <w:i w:val="0"/>
-                <w:color w:val="203740"/>
-                <w:sz w:val="17"/>
-              </w:rPr>
-              <w:t>Revisar cobertura, frecuencia y disposición final.</w:t>
-            </w:r>
-          </w:p>
-        </w:tc>
-        <w:tc>
-          <w:tcPr>
-            <w:tcW w:type="dxa" w:w="1560"/>
-            <w:vAlign w:val="top"/>
-            <w:tcMar>
-              <w:top w:w="80" w:type="dxa"/>
-              <w:start w:w="120" w:type="dxa"/>
-              <w:bottom w:w="80" w:type="dxa"/>
-              <w:end w:w="120" w:type="dxa"/>
-            </w:tcMar>
-          </w:tcPr>
-          <w:p>
-            <w:pPr>
-              <w:spacing w:after="0"/>
-            </w:pPr>
-            <w:r>
-              <w:rPr>
-                <w:rFonts w:ascii="Calibri" w:hAnsi="Calibri" w:eastAsia="Calibri"/>
-                <w:b w:val="0"/>
-                <w:i w:val="0"/>
-                <w:color w:val="203740"/>
-                <w:sz w:val="17"/>
-              </w:rPr>
-              <w:t>DASH-VIDA</w:t>
-            </w:r>
-          </w:p>
-        </w:tc>
-      </w:tr>
-      <w:tr>
-        <w:tc>
-          <w:tcPr>
-            <w:tcW w:type="dxa" w:w="1700"/>
-            <w:shd w:fill="F7F9F9"/>
-            <w:vAlign w:val="top"/>
-            <w:tcMar>
-              <w:top w:w="80" w:type="dxa"/>
-              <w:start w:w="120" w:type="dxa"/>
-              <w:bottom w:w="80" w:type="dxa"/>
-              <w:end w:w="120" w:type="dxa"/>
-            </w:tcMar>
-          </w:tcPr>
-          <w:p>
-            <w:pPr>
-              <w:spacing w:after="0"/>
-            </w:pPr>
-            <w:r>
-              <w:rPr>
-                <w:rFonts w:ascii="Calibri" w:hAnsi="Calibri" w:eastAsia="Calibri"/>
-                <w:b w:val="0"/>
-                <w:i w:val="0"/>
-                <w:color w:val="203740"/>
-                <w:sz w:val="17"/>
-              </w:rPr>
-              <w:t>Educación</w:t>
-            </w:r>
-          </w:p>
-        </w:tc>
-        <w:tc>
-          <w:tcPr>
-            <w:tcW w:type="dxa" w:w="3000"/>
-            <w:shd w:fill="F7F9F9"/>
-            <w:vAlign w:val="top"/>
-            <w:tcMar>
-              <w:top w:w="80" w:type="dxa"/>
-              <w:start w:w="120" w:type="dxa"/>
-              <w:bottom w:w="80" w:type="dxa"/>
-              <w:end w:w="120" w:type="dxa"/>
-            </w:tcMar>
-          </w:tcPr>
-          <w:p>
-            <w:pPr>
-              <w:spacing w:after="0"/>
-            </w:pPr>
-            <w:r>
-              <w:rPr>
-                <w:rFonts w:ascii="Calibri" w:hAnsi="Calibri" w:eastAsia="Calibri"/>
-                <w:b w:val="0"/>
-                <w:i w:val="0"/>
-                <w:color w:val="203740"/>
-                <w:sz w:val="17"/>
-              </w:rPr>
-              <w:t>Abandono secundario del distrito asociado: 5.2%.</w:t>
-            </w:r>
-          </w:p>
-        </w:tc>
-        <w:tc>
-          <w:tcPr>
-            <w:tcW w:type="dxa" w:w="3100"/>
-            <w:shd w:fill="F7F9F9"/>
-            <w:vAlign w:val="top"/>
-            <w:tcMar>
-              <w:top w:w="80" w:type="dxa"/>
-              <w:start w:w="120" w:type="dxa"/>
-              <w:bottom w:w="80" w:type="dxa"/>
-              <w:end w:w="120" w:type="dxa"/>
-            </w:tcMar>
-          </w:tcPr>
-          <w:p>
-            <w:pPr>
-              <w:spacing w:after="0"/>
-            </w:pPr>
-            <w:r>
-              <w:rPr>
-                <w:rFonts w:ascii="Calibri" w:hAnsi="Calibri" w:eastAsia="Calibri"/>
-                <w:b w:val="0"/>
-                <w:i w:val="0"/>
-                <w:color w:val="203740"/>
-                <w:sz w:val="17"/>
-              </w:rPr>
-              <w:t>Validar alcance territorial y coordinar permanencia escolar.</w:t>
-            </w:r>
-          </w:p>
-        </w:tc>
-        <w:tc>
-          <w:tcPr>
-            <w:tcW w:type="dxa" w:w="1560"/>
-            <w:shd w:fill="F7F9F9"/>
-            <w:vAlign w:val="top"/>
-            <w:tcMar>
-              <w:top w:w="80" w:type="dxa"/>
-              <w:start w:w="120" w:type="dxa"/>
-              <w:bottom w:w="80" w:type="dxa"/>
-              <w:end w:w="120" w:type="dxa"/>
-            </w:tcMar>
-          </w:tcPr>
-          <w:p>
-            <w:pPr>
-              <w:spacing w:after="0"/>
-            </w:pPr>
-            <w:r>
-              <w:rPr>
-                <w:rFonts w:ascii="Calibri" w:hAnsi="Calibri" w:eastAsia="Calibri"/>
-                <w:b w:val="0"/>
-                <w:i w:val="0"/>
-                <w:color w:val="203740"/>
-                <w:sz w:val="17"/>
-              </w:rPr>
-              <w:t>DASH-EDU</w:t>
-            </w:r>
-          </w:p>
-        </w:tc>
-      </w:tr>
-      <w:tr>
-        <w:tc>
-          <w:tcPr>
-            <w:tcW w:type="dxa" w:w="1700"/>
-            <w:vAlign w:val="top"/>
-            <w:tcMar>
-              <w:top w:w="80" w:type="dxa"/>
-              <w:start w:w="120" w:type="dxa"/>
-              <w:bottom w:w="80" w:type="dxa"/>
-              <w:end w:w="120" w:type="dxa"/>
-            </w:tcMar>
-          </w:tcPr>
-          <w:p>
-            <w:pPr>
-              <w:spacing w:after="0"/>
-            </w:pPr>
-            <w:r>
-              <w:rPr>
-                <w:rFonts w:ascii="Calibri" w:hAnsi="Calibri" w:eastAsia="Calibri"/>
-                <w:b w:val="0"/>
-                <w:i w:val="0"/>
-                <w:color w:val="203740"/>
-                <w:sz w:val="17"/>
-              </w:rPr>
-              <w:t>Economía local</w:t>
-            </w:r>
-          </w:p>
-        </w:tc>
-        <w:tc>
-          <w:tcPr>
-            <w:tcW w:type="dxa" w:w="3000"/>
-            <w:vAlign w:val="top"/>
-            <w:tcMar>
-              <w:top w:w="80" w:type="dxa"/>
-              <w:start w:w="120" w:type="dxa"/>
-              <w:bottom w:w="80" w:type="dxa"/>
-              <w:end w:w="120" w:type="dxa"/>
-            </w:tcMar>
-          </w:tcPr>
-          <w:p>
-            <w:pPr>
-              <w:spacing w:after="0"/>
-            </w:pPr>
-            <w:r>
-              <w:rPr>
-                <w:rFonts w:ascii="Calibri" w:hAnsi="Calibri" w:eastAsia="Calibri"/>
-                <w:b w:val="0"/>
-                <w:i w:val="0"/>
-                <w:color w:val="203740"/>
-                <w:sz w:val="17"/>
-              </w:rPr>
-              <w:t>75.0% de los establecimientos observados son micro (1–10).</w:t>
-            </w:r>
-          </w:p>
-        </w:tc>
-        <w:tc>
-          <w:tcPr>
-            <w:tcW w:type="dxa" w:w="3100"/>
-            <w:vAlign w:val="top"/>
-            <w:tcMar>
-              <w:top w:w="80" w:type="dxa"/>
-              <w:start w:w="120" w:type="dxa"/>
-              <w:bottom w:w="80" w:type="dxa"/>
-              <w:end w:w="120" w:type="dxa"/>
-            </w:tcMar>
-          </w:tcPr>
-          <w:p>
-            <w:pPr>
-              <w:spacing w:after="0"/>
-            </w:pPr>
-            <w:r>
-              <w:rPr>
-                <w:rFonts w:ascii="Calibri" w:hAnsi="Calibri" w:eastAsia="Calibri"/>
-                <w:b w:val="0"/>
-                <w:i w:val="0"/>
-                <w:color w:val="203740"/>
-                <w:sz w:val="17"/>
-              </w:rPr>
-              <w:t>Diseñar apoyo empresarial acorde con la estructura local y confirmar informalidad.</w:t>
-            </w:r>
-          </w:p>
-        </w:tc>
-        <w:tc>
-          <w:tcPr>
-            <w:tcW w:type="dxa" w:w="1560"/>
-            <w:vAlign w:val="top"/>
-            <w:tcMar>
-              <w:top w:w="80" w:type="dxa"/>
-              <w:start w:w="120" w:type="dxa"/>
-              <w:bottom w:w="80" w:type="dxa"/>
-              <w:end w:w="120" w:type="dxa"/>
-            </w:tcMar>
-          </w:tcPr>
-          <w:p>
-            <w:pPr>
-              <w:spacing w:after="0"/>
-            </w:pPr>
-            <w:r>
-              <w:rPr>
-                <w:rFonts w:ascii="Calibri" w:hAnsi="Calibri" w:eastAsia="Calibri"/>
-                <w:b w:val="0"/>
-                <w:i w:val="0"/>
-                <w:color w:val="203740"/>
-                <w:sz w:val="17"/>
-              </w:rPr>
-              <w:t>DASH-ECO</w:t>
-            </w:r>
-          </w:p>
-        </w:tc>
-      </w:tr>
-      <w:tr>
-        <w:tc>
-          <w:tcPr>
-            <w:tcW w:type="dxa" w:w="1700"/>
-            <w:shd w:fill="F7F9F9"/>
-            <w:vAlign w:val="top"/>
-            <w:tcMar>
-              <w:top w:w="80" w:type="dxa"/>
-              <w:start w:w="120" w:type="dxa"/>
-              <w:bottom w:w="80" w:type="dxa"/>
-              <w:end w:w="120" w:type="dxa"/>
-            </w:tcMar>
-          </w:tcPr>
-          <w:p>
-            <w:pPr>
-              <w:spacing w:after="0"/>
-            </w:pPr>
-            <w:r>
-              <w:rPr>
-                <w:rFonts w:ascii="Calibri" w:hAnsi="Calibri" w:eastAsia="Calibri"/>
-                <w:b w:val="0"/>
-                <w:i w:val="0"/>
-                <w:color w:val="203740"/>
-                <w:sz w:val="17"/>
-              </w:rPr>
-              <w:t>Conectividad</w:t>
-            </w:r>
-          </w:p>
-        </w:tc>
-        <w:tc>
-          <w:tcPr>
-            <w:tcW w:type="dxa" w:w="3000"/>
-            <w:shd w:fill="F7F9F9"/>
-            <w:vAlign w:val="top"/>
-            <w:tcMar>
-              <w:top w:w="80" w:type="dxa"/>
-              <w:start w:w="120" w:type="dxa"/>
-              <w:bottom w:w="80" w:type="dxa"/>
-              <w:end w:w="120" w:type="dxa"/>
-            </w:tcMar>
-          </w:tcPr>
-          <w:p>
-            <w:pPr>
-              <w:spacing w:after="0"/>
-            </w:pPr>
-            <w:r>
-              <w:rPr>
-                <w:rFonts w:ascii="Calibri" w:hAnsi="Calibri" w:eastAsia="Calibri"/>
-                <w:b w:val="0"/>
-                <w:i w:val="0"/>
-                <w:color w:val="203740"/>
-                <w:sz w:val="17"/>
-              </w:rPr>
-              <w:t>Internet: 46.7%; computadora: 12.4%.</w:t>
-            </w:r>
-          </w:p>
-        </w:tc>
-        <w:tc>
-          <w:tcPr>
-            <w:tcW w:type="dxa" w:w="3100"/>
-            <w:shd w:fill="F7F9F9"/>
-            <w:vAlign w:val="top"/>
-            <w:tcMar>
-              <w:top w:w="80" w:type="dxa"/>
-              <w:start w:w="120" w:type="dxa"/>
-              <w:bottom w:w="80" w:type="dxa"/>
-              <w:end w:w="120" w:type="dxa"/>
-            </w:tcMar>
-          </w:tcPr>
-          <w:p>
-            <w:pPr>
-              <w:spacing w:after="0"/>
-            </w:pPr>
-            <w:r>
-              <w:rPr>
-                <w:rFonts w:ascii="Calibri" w:hAnsi="Calibri" w:eastAsia="Calibri"/>
-                <w:b w:val="0"/>
-                <w:i w:val="0"/>
-                <w:color w:val="203740"/>
-                <w:sz w:val="17"/>
-              </w:rPr>
-              <w:t>Precisar brechas por grupos y territorio.</w:t>
-            </w:r>
-          </w:p>
-        </w:tc>
-        <w:tc>
-          <w:tcPr>
-            <w:tcW w:type="dxa" w:w="1560"/>
-            <w:shd w:fill="F7F9F9"/>
-            <w:vAlign w:val="top"/>
-            <w:tcMar>
-              <w:top w:w="80" w:type="dxa"/>
-              <w:start w:w="120" w:type="dxa"/>
-              <w:bottom w:w="80" w:type="dxa"/>
-              <w:end w:w="120" w:type="dxa"/>
-            </w:tcMar>
-          </w:tcPr>
-          <w:p>
-            <w:pPr>
-              <w:spacing w:after="0"/>
-            </w:pPr>
-            <w:r>
-              <w:rPr>
-                <w:rFonts w:ascii="Calibri" w:hAnsi="Calibri" w:eastAsia="Calibri"/>
-                <w:b w:val="0"/>
-                <w:i w:val="0"/>
-                <w:color w:val="203740"/>
-                <w:sz w:val="17"/>
-              </w:rPr>
-              <w:t>DASH-TIC</w:t>
-            </w:r>
-          </w:p>
-        </w:tc>
-      </w:tr>
-    </w:tbl>
-    <w:p>
-      <w:pPr>
-        <w:spacing w:after="0"/>
-      </w:pPr>
-    </w:p>
-    <w:p>
-      <w:pPr>
-        <w:pStyle w:val="Heading2"/>
-      </w:pPr>
-      <w:r>
-        <w:t>3.1 FODA preliminar</w:t>
-      </w:r>
-    </w:p>
-    <w:tbl>
-      <w:tblPr>
-        <w:tblW w:type="dxa" w:w="9360"/>
-        <w:jc w:val="center"/>
-        <w:tblLayout w:type="fixed"/>
-        <w:tblLook w:firstColumn="1" w:firstRow="1" w:lastColumn="0" w:lastRow="0" w:noHBand="0" w:noVBand="1" w:val="04A0"/>
-        <w:tblInd w:w="120" w:type="dxa"/>
-        <w:tblBorders>
-          <w:top w:val="single" w:sz="5" w:color="E3D2B7"/>
-          <w:left w:val="single" w:sz="5" w:color="E3D2B7"/>
-          <w:bottom w:val="single" w:sz="5" w:color="E3D2B7"/>
-          <w:right w:val="single" w:sz="5" w:color="E3D2B7"/>
-          <w:insideH w:val="single" w:sz="5" w:color="E3D2B7"/>
-          <w:insideV w:val="single" w:sz="5" w:color="E3D2B7"/>
-        </w:tblBorders>
-      </w:tblPr>
-      <w:tblGrid>
-        <w:gridCol w:w="9360"/>
-      </w:tblGrid>
-      <w:tr>
-        <w:tc>
-          <w:tcPr>
-            <w:tcW w:type="dxa" w:w="9360"/>
-            <w:tcMar>
-              <w:top w:w="150" w:type="dxa"/>
-              <w:start w:w="180" w:type="dxa"/>
-              <w:bottom w:w="150" w:type="dxa"/>
-              <w:end w:w="180" w:type="dxa"/>
-            </w:tcMar>
-            <w:shd w:fill="FFF6E7"/>
-          </w:tcPr>
-          <w:p>
-            <w:pPr>
-              <w:spacing w:after="60"/>
-            </w:pPr>
-            <w:r>
-              <w:rPr>
-                <w:rFonts w:ascii="Calibri" w:hAnsi="Calibri" w:eastAsia="Calibri"/>
-                <w:b/>
-                <w:i w:val="0"/>
-                <w:color w:val="9A5A18"/>
-                <w:sz w:val="21"/>
-              </w:rPr>
-              <w:t>Condición de uso</w:t>
-            </w:r>
-          </w:p>
-          <w:p>
-            <w:pPr>
-              <w:spacing w:after="0"/>
-            </w:pPr>
-            <w:r>
-              <w:rPr>
-                <w:rFonts w:ascii="Calibri" w:hAnsi="Calibri" w:eastAsia="Calibri"/>
-                <w:b w:val="0"/>
-                <w:i w:val="0"/>
-                <w:color w:val="203740"/>
-                <w:sz w:val="19"/>
-              </w:rPr>
-              <w:t>Este FODA es una lectura técnica inicial. Solo debe pasar a la versión oficial después de que la OMPP verifique los datos y el CDM confirme fortalezas, debilidades, oportunidades y amenazas.</w:t>
-            </w:r>
-          </w:p>
-        </w:tc>
-      </w:tr>
-    </w:tbl>
-    <w:p>
-      <w:pPr>
-        <w:spacing w:after="0"/>
-      </w:pPr>
     </w:p>
     <w:tbl>
       <w:tblPr>
@@ -3830,9 +3719,7 @@
                 <w:color w:val="203740"/>
                 <w:sz w:val="17"/>
               </w:rPr>
-              <w:t>• Recogida de residuos por el ayuntamiento: 91.3% (país: 85.9%).</w:t>
-              <w:br/>
-              <w:t>• Base económica formal observable: 4 establecimientos en el DEE 2024.</w:t>
+              <w:t>• Recogida de residuos por el ayuntamiento: 91.3%; promedio nacional: 85.9% (+5.3 puntos porcentuales).</w:t>
             </w:r>
           </w:p>
         </w:tc>
@@ -3859,15 +3746,11 @@
                 <w:color w:val="203740"/>
                 <w:sz w:val="17"/>
               </w:rPr>
-              <w:t>• Acceso a agua del acueducto dentro de la vivienda: 34.4% (país: 62.7%).</w:t>
+              <w:t>• Acceso a agua del acueducto dentro de la vivienda: 34.4%; promedio nacional: 62.7% (-28.3 puntos porcentuales).</w:t>
               <w:br/>
-              <w:t>• Uso de internet: 46.7% (país: 79.0%).</w:t>
+              <w:t>• Hogares con inodoro: 32.8%; promedio nacional: 87.0% (-54.2 puntos porcentuales).</w:t>
               <w:br/>
-              <w:t>• Abandono secundario del distrito asociado: 5.2%.</w:t>
-              <w:br/>
-              <w:t>• Variación intercensal de 18.4%; urbanización de 60.2%.</w:t>
-              <w:br/>
-              <w:t>• Agua de acueducto dentro: 34.4%; hogares sin sanitario: 54.2%.</w:t>
+              <w:t>• Uso de internet: 46.7%; promedio nacional: 79.0% (-32.3 puntos porcentuales).</w:t>
             </w:r>
           </w:p>
         </w:tc>
@@ -3877,6 +3760,34 @@
       <w:pPr>
         <w:spacing w:after="0"/>
       </w:pPr>
+    </w:p>
+    <w:p>
+      <w:pPr>
+        <w:pStyle w:val="SourceNote"/>
+      </w:pPr>
+      <w:r>
+        <w:rPr>
+          <w:rFonts w:ascii="Calibri" w:hAnsi="Calibri" w:eastAsia="Calibri"/>
+          <w:b w:val="0"/>
+          <w:i w:val="0"/>
+          <w:color w:val="5E7076"/>
+          <w:sz w:val="17"/>
+        </w:rPr>
+        <w:t>Fuente: ONE, X Censo Nacional de Población y Vivienda 2022; comparación con los agregados nacionales del Dashboard. La regla de ±2 puntos porcentuales se aplica de manera uniforme.</w:t>
+      </w:r>
+    </w:p>
+    <w:p>
+      <w:pPr>
+        <w:pStyle w:val="Heading2"/>
+      </w:pPr>
+      <w:r>
+        <w:t>3.1 Situaciones del diagnóstico para priorización</w:t>
+      </w:r>
+    </w:p>
+    <w:p>
+      <w:r>
+        <w:t>Los hallazgos siguientes resumen situaciones verificables. No se les asigna orden de prioridad; el CDM debe contrastarlos con la experiencia de barrios, comunidades y sectores.</w:t>
+      </w:r>
     </w:p>
     <w:tbl>
       <w:tblPr>
@@ -3895,8 +3806,9 @@
         </w:tblBorders>
       </w:tblPr>
       <w:tblGrid>
-        <w:gridCol w:w="4680"/>
-        <w:gridCol w:w="4680"/>
+        <w:gridCol w:w="2200"/>
+        <w:gridCol w:w="5100"/>
+        <w:gridCol w:w="2060"/>
       </w:tblGrid>
       <w:tr>
         <w:trPr>
@@ -3904,7 +3816,7 @@
         </w:trPr>
         <w:tc>
           <w:tcPr>
-            <w:tcW w:type="dxa" w:w="4680"/>
+            <w:tcW w:type="dxa" w:w="2200"/>
             <w:tcMar>
               <w:top w:w="80" w:type="dxa"/>
               <w:start w:w="120" w:type="dxa"/>
@@ -3926,13 +3838,13 @@
                 <w:color w:val="FFFFFF"/>
                 <w:sz w:val="17"/>
               </w:rPr>
-              <w:t>Oportunidades por validar</w:t>
+              <w:t>Tema</w:t>
             </w:r>
           </w:p>
         </w:tc>
         <w:tc>
           <w:tcPr>
-            <w:tcW w:type="dxa" w:w="4680"/>
+            <w:tcW w:type="dxa" w:w="5100"/>
             <w:tcMar>
               <w:top w:w="80" w:type="dxa"/>
               <w:start w:w="120" w:type="dxa"/>
@@ -3954,123 +3866,13 @@
                 <w:color w:val="FFFFFF"/>
                 <w:sz w:val="17"/>
               </w:rPr>
-              <w:t>Amenazas por validar</w:t>
-            </w:r>
-          </w:p>
-        </w:tc>
-      </w:tr>
-      <w:tr>
-        <w:tc>
-          <w:tcPr>
-            <w:tcW w:type="dxa" w:w="4680"/>
-            <w:vAlign w:val="top"/>
-            <w:tcMar>
-              <w:top w:w="80" w:type="dxa"/>
-              <w:start w:w="120" w:type="dxa"/>
-              <w:bottom w:w="80" w:type="dxa"/>
-              <w:end w:w="120" w:type="dxa"/>
-            </w:tcMar>
-          </w:tcPr>
-          <w:p>
-            <w:pPr>
-              <w:spacing w:after="0"/>
-            </w:pPr>
-            <w:r>
-              <w:rPr>
-                <w:rFonts w:ascii="Calibri" w:hAnsi="Calibri" w:eastAsia="Calibri"/>
-                <w:b w:val="0"/>
-                <w:i w:val="0"/>
-                <w:color w:val="203740"/>
-                <w:sz w:val="17"/>
-              </w:rPr>
-              <w:t>• Uso de la línea base del Dashboard para seguimiento anual y priorización territorial.</w:t>
-              <w:br/>
-              <w:t>• Coordinación con instituciones sectoriales cuando la competencia no sea exclusivamente municipal.</w:t>
+              <w:t>Situación observada</w:t>
             </w:r>
           </w:p>
         </w:tc>
         <w:tc>
           <w:tcPr>
-            <w:tcW w:type="dxa" w:w="4680"/>
-            <w:vAlign w:val="top"/>
-            <w:tcMar>
-              <w:top w:w="80" w:type="dxa"/>
-              <w:start w:w="120" w:type="dxa"/>
-              <w:bottom w:w="80" w:type="dxa"/>
-              <w:end w:w="120" w:type="dxa"/>
-            </w:tcMar>
-          </w:tcPr>
-          <w:p>
-            <w:pPr>
-              <w:spacing w:after="0"/>
-            </w:pPr>
-            <w:r>
-              <w:rPr>
-                <w:rFonts w:ascii="Calibri" w:hAnsi="Calibri" w:eastAsia="Calibri"/>
-                <w:b w:val="0"/>
-                <w:i w:val="0"/>
-                <w:color w:val="203740"/>
-                <w:sz w:val="17"/>
-              </w:rPr>
-              <w:t>• Decisiones basadas en promedios municipales que oculten diferencias entre barrios, secciones y parajes.</w:t>
-              <w:br/>
-              <w:t>• Desactualización de diagnósticos anteriores si no se verifican en campo y con registros administrativos.</w:t>
-            </w:r>
-          </w:p>
-        </w:tc>
-      </w:tr>
-    </w:tbl>
-    <w:p>
-      <w:pPr>
-        <w:spacing w:after="0"/>
-      </w:pPr>
-    </w:p>
-    <w:p>
-      <w:r>
-        <w:br w:type="page"/>
-      </w:r>
-    </w:p>
-    <w:p>
-      <w:pPr>
-        <w:pStyle w:val="Heading1"/>
-      </w:pPr>
-      <w:r>
-        <w:t>4. Marco estratégico para validación</w:t>
-      </w:r>
-    </w:p>
-    <w:p>
-      <w:r>
-        <w:t>La visión municipal no se completa automáticamente. Debe expresar una situación futura compartida y ser acordada por las instancias municipales correspondientes. Se propone la siguiente estructura de trabajo:</w:t>
-      </w:r>
-    </w:p>
-    <w:tbl>
-      <w:tblPr>
-        <w:tblW w:type="dxa" w:w="9360"/>
-        <w:tblLayout w:type="fixed"/>
-        <w:tblLook w:firstColumn="1" w:firstRow="1" w:lastColumn="0" w:lastRow="0" w:noHBand="0" w:noVBand="1" w:val="04A0"/>
-        <w:jc w:val="center"/>
-        <w:tblInd w:w="120" w:type="dxa"/>
-        <w:tblBorders>
-          <w:top w:val="single" w:sz="5" w:color="D7E0E1"/>
-          <w:left w:val="single" w:sz="5" w:color="D7E0E1"/>
-          <w:bottom w:val="single" w:sz="5" w:color="D7E0E1"/>
-          <w:right w:val="single" w:sz="5" w:color="D7E0E1"/>
-          <w:insideH w:val="single" w:sz="5" w:color="D7E0E1"/>
-          <w:insideV w:val="single" w:sz="5" w:color="D7E0E1"/>
-        </w:tblBorders>
-      </w:tblPr>
-      <w:tblGrid>
-        <w:gridCol w:w="2100"/>
-        <w:gridCol w:w="4700"/>
-        <w:gridCol w:w="2560"/>
-      </w:tblGrid>
-      <w:tr>
-        <w:trPr>
-          <w:tblHeader w:val="true"/>
-        </w:trPr>
-        <w:tc>
-          <w:tcPr>
-            <w:tcW w:type="dxa" w:w="2100"/>
+            <w:tcW w:type="dxa" w:w="2060"/>
             <w:tcMar>
               <w:top w:w="80" w:type="dxa"/>
               <w:start w:w="120" w:type="dxa"/>
@@ -4092,63 +3894,7 @@
                 <w:color w:val="FFFFFF"/>
                 <w:sz w:val="17"/>
               </w:rPr>
-              <w:t>Componente</w:t>
-            </w:r>
-          </w:p>
-        </w:tc>
-        <w:tc>
-          <w:tcPr>
-            <w:tcW w:type="dxa" w:w="4700"/>
-            <w:tcMar>
-              <w:top w:w="80" w:type="dxa"/>
-              <w:start w:w="120" w:type="dxa"/>
-              <w:bottom w:w="80" w:type="dxa"/>
-              <w:end w:w="120" w:type="dxa"/>
-            </w:tcMar>
-            <w:shd w:fill="203740"/>
-            <w:vAlign w:val="center"/>
-          </w:tcPr>
-          <w:p>
-            <w:pPr>
-              <w:spacing w:after="0"/>
-            </w:pPr>
-            <w:r>
-              <w:rPr>
-                <w:rFonts w:ascii="Calibri" w:hAnsi="Calibri" w:eastAsia="Calibri"/>
-                <w:b/>
-                <w:i w:val="0"/>
-                <w:color w:val="FFFFFF"/>
-                <w:sz w:val="17"/>
-              </w:rPr>
-              <w:t>Base propuesta</w:t>
-            </w:r>
-          </w:p>
-        </w:tc>
-        <w:tc>
-          <w:tcPr>
-            <w:tcW w:type="dxa" w:w="2560"/>
-            <w:tcMar>
-              <w:top w:w="80" w:type="dxa"/>
-              <w:start w:w="120" w:type="dxa"/>
-              <w:bottom w:w="80" w:type="dxa"/>
-              <w:end w:w="120" w:type="dxa"/>
-            </w:tcMar>
-            <w:shd w:fill="203740"/>
-            <w:vAlign w:val="center"/>
-          </w:tcPr>
-          <w:p>
-            <w:pPr>
-              <w:spacing w:after="0"/>
-            </w:pPr>
-            <w:r>
-              <w:rPr>
-                <w:rFonts w:ascii="Calibri" w:hAnsi="Calibri" w:eastAsia="Calibri"/>
-                <w:b/>
-                <w:i w:val="0"/>
-                <w:color w:val="FFFFFF"/>
-                <w:sz w:val="17"/>
-              </w:rPr>
-              <w:t>Decisión requerida</w:t>
+              <w:t>Fuente</w:t>
             </w:r>
           </w:p>
         </w:tc>
@@ -4156,7 +3902,7 @@
       <w:tr>
         <w:tc>
           <w:tcPr>
-            <w:tcW w:type="dxa" w:w="2100"/>
+            <w:tcW w:type="dxa" w:w="2200"/>
             <w:vAlign w:val="top"/>
             <w:tcMar>
               <w:top w:w="80" w:type="dxa"/>
@@ -4177,13 +3923,13 @@
                 <w:color w:val="203740"/>
                 <w:sz w:val="17"/>
               </w:rPr>
-              <w:t>Visión municipal</w:t>
+              <w:t>Población y territorio</w:t>
             </w:r>
           </w:p>
         </w:tc>
         <w:tc>
           <w:tcPr>
-            <w:tcW w:type="dxa" w:w="4700"/>
+            <w:tcW w:type="dxa" w:w="5100"/>
             <w:vAlign w:val="top"/>
             <w:tcMar>
               <w:top w:w="80" w:type="dxa"/>
@@ -4204,592 +3950,13 @@
                 <w:color w:val="203740"/>
                 <w:sz w:val="17"/>
               </w:rPr>
-              <w:t>Redactar en una frase el municipio deseado al cierre del período.</w:t>
+              <w:t>Variación intercensal de 18.4%; urbanización de 60.2%.</w:t>
             </w:r>
           </w:p>
         </w:tc>
         <w:tc>
           <w:tcPr>
-            <w:tcW w:type="dxa" w:w="2560"/>
-            <w:vAlign w:val="top"/>
-            <w:tcMar>
-              <w:top w:w="80" w:type="dxa"/>
-              <w:start w:w="120" w:type="dxa"/>
-              <w:bottom w:w="80" w:type="dxa"/>
-              <w:end w:w="120" w:type="dxa"/>
-            </w:tcMar>
-          </w:tcPr>
-          <w:p>
-            <w:pPr>
-              <w:spacing w:after="0"/>
-            </w:pPr>
-            <w:r>
-              <w:rPr>
-                <w:rFonts w:ascii="Calibri" w:hAnsi="Calibri" w:eastAsia="Calibri"/>
-                <w:b w:val="0"/>
-                <w:i w:val="0"/>
-                <w:color w:val="203740"/>
-                <w:sz w:val="17"/>
-              </w:rPr>
-              <w:t>CDM: acordar texto</w:t>
-            </w:r>
-          </w:p>
-        </w:tc>
-      </w:tr>
-      <w:tr>
-        <w:tc>
-          <w:tcPr>
-            <w:tcW w:type="dxa" w:w="2100"/>
-            <w:shd w:fill="F7F9F9"/>
-            <w:vAlign w:val="top"/>
-            <w:tcMar>
-              <w:top w:w="80" w:type="dxa"/>
-              <w:start w:w="120" w:type="dxa"/>
-              <w:bottom w:w="80" w:type="dxa"/>
-              <w:end w:w="120" w:type="dxa"/>
-            </w:tcMar>
-          </w:tcPr>
-          <w:p>
-            <w:pPr>
-              <w:spacing w:after="0"/>
-            </w:pPr>
-            <w:r>
-              <w:rPr>
-                <w:rFonts w:ascii="Calibri" w:hAnsi="Calibri" w:eastAsia="Calibri"/>
-                <w:b w:val="0"/>
-                <w:i w:val="0"/>
-                <w:color w:val="203740"/>
-                <w:sz w:val="17"/>
-              </w:rPr>
-              <w:t>Eje 1 · Gestión y territorio</w:t>
-            </w:r>
-          </w:p>
-        </w:tc>
-        <w:tc>
-          <w:tcPr>
-            <w:tcW w:type="dxa" w:w="4700"/>
-            <w:shd w:fill="F7F9F9"/>
-            <w:vAlign w:val="top"/>
-            <w:tcMar>
-              <w:top w:w="80" w:type="dxa"/>
-              <w:start w:w="120" w:type="dxa"/>
-              <w:bottom w:w="80" w:type="dxa"/>
-              <w:end w:w="120" w:type="dxa"/>
-            </w:tcMar>
-          </w:tcPr>
-          <w:p>
-            <w:pPr>
-              <w:spacing w:after="0"/>
-            </w:pPr>
-            <w:r>
-              <w:rPr>
-                <w:rFonts w:ascii="Calibri" w:hAnsi="Calibri" w:eastAsia="Calibri"/>
-                <w:b w:val="0"/>
-                <w:i w:val="0"/>
-                <w:color w:val="203740"/>
-                <w:sz w:val="17"/>
-              </w:rPr>
-              <w:t>Información, planificación, servicios y ordenamiento.</w:t>
-            </w:r>
-          </w:p>
-        </w:tc>
-        <w:tc>
-          <w:tcPr>
-            <w:tcW w:type="dxa" w:w="2560"/>
-            <w:shd w:fill="F7F9F9"/>
-            <w:vAlign w:val="top"/>
-            <w:tcMar>
-              <w:top w:w="80" w:type="dxa"/>
-              <w:start w:w="120" w:type="dxa"/>
-              <w:bottom w:w="80" w:type="dxa"/>
-              <w:end w:w="120" w:type="dxa"/>
-            </w:tcMar>
-          </w:tcPr>
-          <w:p>
-            <w:pPr>
-              <w:spacing w:after="0"/>
-            </w:pPr>
-            <w:r>
-              <w:rPr>
-                <w:rFonts w:ascii="Calibri" w:hAnsi="Calibri" w:eastAsia="Calibri"/>
-                <w:b w:val="0"/>
-                <w:i w:val="0"/>
-                <w:color w:val="203740"/>
-                <w:sz w:val="17"/>
-              </w:rPr>
-              <w:t>OMPP/CDM: confirmar</w:t>
-            </w:r>
-          </w:p>
-        </w:tc>
-      </w:tr>
-      <w:tr>
-        <w:tc>
-          <w:tcPr>
-            <w:tcW w:type="dxa" w:w="2100"/>
-            <w:vAlign w:val="top"/>
-            <w:tcMar>
-              <w:top w:w="80" w:type="dxa"/>
-              <w:start w:w="120" w:type="dxa"/>
-              <w:bottom w:w="80" w:type="dxa"/>
-              <w:end w:w="120" w:type="dxa"/>
-            </w:tcMar>
-          </w:tcPr>
-          <w:p>
-            <w:pPr>
-              <w:spacing w:after="0"/>
-            </w:pPr>
-            <w:r>
-              <w:rPr>
-                <w:rFonts w:ascii="Calibri" w:hAnsi="Calibri" w:eastAsia="Calibri"/>
-                <w:b w:val="0"/>
-                <w:i w:val="0"/>
-                <w:color w:val="203740"/>
-                <w:sz w:val="17"/>
-              </w:rPr>
-              <w:t>Eje 2 · Desarrollo social</w:t>
-            </w:r>
-          </w:p>
-        </w:tc>
-        <w:tc>
-          <w:tcPr>
-            <w:tcW w:type="dxa" w:w="4700"/>
-            <w:vAlign w:val="top"/>
-            <w:tcMar>
-              <w:top w:w="80" w:type="dxa"/>
-              <w:start w:w="120" w:type="dxa"/>
-              <w:bottom w:w="80" w:type="dxa"/>
-              <w:end w:w="120" w:type="dxa"/>
-            </w:tcMar>
-          </w:tcPr>
-          <w:p>
-            <w:pPr>
-              <w:spacing w:after="0"/>
-            </w:pPr>
-            <w:r>
-              <w:rPr>
-                <w:rFonts w:ascii="Calibri" w:hAnsi="Calibri" w:eastAsia="Calibri"/>
-                <w:b w:val="0"/>
-                <w:i w:val="0"/>
-                <w:color w:val="203740"/>
-                <w:sz w:val="17"/>
-              </w:rPr>
-              <w:t>Servicios básicos, educación, salud, inclusión y convivencia.</w:t>
-            </w:r>
-          </w:p>
-        </w:tc>
-        <w:tc>
-          <w:tcPr>
-            <w:tcW w:type="dxa" w:w="2560"/>
-            <w:vAlign w:val="top"/>
-            <w:tcMar>
-              <w:top w:w="80" w:type="dxa"/>
-              <w:start w:w="120" w:type="dxa"/>
-              <w:bottom w:w="80" w:type="dxa"/>
-              <w:end w:w="120" w:type="dxa"/>
-            </w:tcMar>
-          </w:tcPr>
-          <w:p>
-            <w:pPr>
-              <w:spacing w:after="0"/>
-            </w:pPr>
-            <w:r>
-              <w:rPr>
-                <w:rFonts w:ascii="Calibri" w:hAnsi="Calibri" w:eastAsia="Calibri"/>
-                <w:b w:val="0"/>
-                <w:i w:val="0"/>
-                <w:color w:val="203740"/>
-                <w:sz w:val="17"/>
-              </w:rPr>
-              <w:t>OMPP/CDM: confirmar</w:t>
-            </w:r>
-          </w:p>
-        </w:tc>
-      </w:tr>
-      <w:tr>
-        <w:tc>
-          <w:tcPr>
-            <w:tcW w:type="dxa" w:w="2100"/>
-            <w:shd w:fill="F7F9F9"/>
-            <w:vAlign w:val="top"/>
-            <w:tcMar>
-              <w:top w:w="80" w:type="dxa"/>
-              <w:start w:w="120" w:type="dxa"/>
-              <w:bottom w:w="80" w:type="dxa"/>
-              <w:end w:w="120" w:type="dxa"/>
-            </w:tcMar>
-          </w:tcPr>
-          <w:p>
-            <w:pPr>
-              <w:spacing w:after="0"/>
-            </w:pPr>
-            <w:r>
-              <w:rPr>
-                <w:rFonts w:ascii="Calibri" w:hAnsi="Calibri" w:eastAsia="Calibri"/>
-                <w:b w:val="0"/>
-                <w:i w:val="0"/>
-                <w:color w:val="203740"/>
-                <w:sz w:val="17"/>
-              </w:rPr>
-              <w:t>Eje 3 · Economía local</w:t>
-            </w:r>
-          </w:p>
-        </w:tc>
-        <w:tc>
-          <w:tcPr>
-            <w:tcW w:type="dxa" w:w="4700"/>
-            <w:shd w:fill="F7F9F9"/>
-            <w:vAlign w:val="top"/>
-            <w:tcMar>
-              <w:top w:w="80" w:type="dxa"/>
-              <w:start w:w="120" w:type="dxa"/>
-              <w:bottom w:w="80" w:type="dxa"/>
-              <w:end w:w="120" w:type="dxa"/>
-            </w:tcMar>
-          </w:tcPr>
-          <w:p>
-            <w:pPr>
-              <w:spacing w:after="0"/>
-            </w:pPr>
-            <w:r>
-              <w:rPr>
-                <w:rFonts w:ascii="Calibri" w:hAnsi="Calibri" w:eastAsia="Calibri"/>
-                <w:b w:val="0"/>
-                <w:i w:val="0"/>
-                <w:color w:val="203740"/>
-                <w:sz w:val="17"/>
-              </w:rPr>
-              <w:t>Empleo, microempresas, activos productivos y articulación sectorial.</w:t>
-            </w:r>
-          </w:p>
-        </w:tc>
-        <w:tc>
-          <w:tcPr>
-            <w:tcW w:type="dxa" w:w="2560"/>
-            <w:shd w:fill="F7F9F9"/>
-            <w:vAlign w:val="top"/>
-            <w:tcMar>
-              <w:top w:w="80" w:type="dxa"/>
-              <w:start w:w="120" w:type="dxa"/>
-              <w:bottom w:w="80" w:type="dxa"/>
-              <w:end w:w="120" w:type="dxa"/>
-            </w:tcMar>
-          </w:tcPr>
-          <w:p>
-            <w:pPr>
-              <w:spacing w:after="0"/>
-            </w:pPr>
-            <w:r>
-              <w:rPr>
-                <w:rFonts w:ascii="Calibri" w:hAnsi="Calibri" w:eastAsia="Calibri"/>
-                <w:b w:val="0"/>
-                <w:i w:val="0"/>
-                <w:color w:val="203740"/>
-                <w:sz w:val="17"/>
-              </w:rPr>
-              <w:t>OMPP/CDM: confirmar</w:t>
-            </w:r>
-          </w:p>
-        </w:tc>
-      </w:tr>
-      <w:tr>
-        <w:tc>
-          <w:tcPr>
-            <w:tcW w:type="dxa" w:w="2100"/>
-            <w:vAlign w:val="top"/>
-            <w:tcMar>
-              <w:top w:w="80" w:type="dxa"/>
-              <w:start w:w="120" w:type="dxa"/>
-              <w:bottom w:w="80" w:type="dxa"/>
-              <w:end w:w="120" w:type="dxa"/>
-            </w:tcMar>
-          </w:tcPr>
-          <w:p>
-            <w:pPr>
-              <w:spacing w:after="0"/>
-            </w:pPr>
-            <w:r>
-              <w:rPr>
-                <w:rFonts w:ascii="Calibri" w:hAnsi="Calibri" w:eastAsia="Calibri"/>
-                <w:b w:val="0"/>
-                <w:i w:val="0"/>
-                <w:color w:val="203740"/>
-                <w:sz w:val="17"/>
-              </w:rPr>
-              <w:t>Eje 4 · Ambiente y resiliencia</w:t>
-            </w:r>
-          </w:p>
-        </w:tc>
-        <w:tc>
-          <w:tcPr>
-            <w:tcW w:type="dxa" w:w="4700"/>
-            <w:vAlign w:val="top"/>
-            <w:tcMar>
-              <w:top w:w="80" w:type="dxa"/>
-              <w:start w:w="120" w:type="dxa"/>
-              <w:bottom w:w="80" w:type="dxa"/>
-              <w:end w:w="120" w:type="dxa"/>
-            </w:tcMar>
-          </w:tcPr>
-          <w:p>
-            <w:pPr>
-              <w:spacing w:after="0"/>
-            </w:pPr>
-            <w:r>
-              <w:rPr>
-                <w:rFonts w:ascii="Calibri" w:hAnsi="Calibri" w:eastAsia="Calibri"/>
-                <w:b w:val="0"/>
-                <w:i w:val="0"/>
-                <w:color w:val="203740"/>
-                <w:sz w:val="17"/>
-              </w:rPr>
-              <w:t>Riesgos, recursos naturales, residuos y adaptación.</w:t>
-            </w:r>
-          </w:p>
-        </w:tc>
-        <w:tc>
-          <w:tcPr>
-            <w:tcW w:type="dxa" w:w="2560"/>
-            <w:vAlign w:val="top"/>
-            <w:tcMar>
-              <w:top w:w="80" w:type="dxa"/>
-              <w:start w:w="120" w:type="dxa"/>
-              <w:bottom w:w="80" w:type="dxa"/>
-              <w:end w:w="120" w:type="dxa"/>
-            </w:tcMar>
-          </w:tcPr>
-          <w:p>
-            <w:pPr>
-              <w:spacing w:after="0"/>
-            </w:pPr>
-            <w:r>
-              <w:rPr>
-                <w:rFonts w:ascii="Calibri" w:hAnsi="Calibri" w:eastAsia="Calibri"/>
-                <w:b w:val="0"/>
-                <w:i w:val="0"/>
-                <w:color w:val="203740"/>
-                <w:sz w:val="17"/>
-              </w:rPr>
-              <w:t>OMPP/CDM: completar fuentes</w:t>
-            </w:r>
-          </w:p>
-        </w:tc>
-      </w:tr>
-    </w:tbl>
-    <w:p>
-      <w:pPr>
-        <w:spacing w:after="0"/>
-      </w:pPr>
-    </w:p>
-    <w:p>
-      <w:pPr>
-        <w:pStyle w:val="Heading2"/>
-      </w:pPr>
-      <w:r>
-        <w:t>4.1 Ideas iniciales de proyectos</w:t>
-      </w:r>
-    </w:p>
-    <w:p>
-      <w:r>
-        <w:t>Las ideas siguientes derivan de brechas del diagnóstico. No incluyen costo, beneficiarios, cronograma, aprobación ni fuente de financiamiento.</w:t>
-      </w:r>
-    </w:p>
-    <w:tbl>
-      <w:tblPr>
-        <w:tblW w:type="dxa" w:w="9360"/>
-        <w:tblLayout w:type="fixed"/>
-        <w:tblLook w:firstColumn="1" w:firstRow="1" w:lastColumn="0" w:lastRow="0" w:noHBand="0" w:noVBand="1" w:val="04A0"/>
-        <w:jc w:val="center"/>
-        <w:tblInd w:w="120" w:type="dxa"/>
-        <w:tblBorders>
-          <w:top w:val="single" w:sz="5" w:color="D7E0E1"/>
-          <w:left w:val="single" w:sz="5" w:color="D7E0E1"/>
-          <w:bottom w:val="single" w:sz="5" w:color="D7E0E1"/>
-          <w:right w:val="single" w:sz="5" w:color="D7E0E1"/>
-          <w:insideH w:val="single" w:sz="5" w:color="D7E0E1"/>
-          <w:insideV w:val="single" w:sz="5" w:color="D7E0E1"/>
-        </w:tblBorders>
-      </w:tblPr>
-      <w:tblGrid>
-        <w:gridCol w:w="2500"/>
-        <w:gridCol w:w="3900"/>
-        <w:gridCol w:w="1460"/>
-        <w:gridCol w:w="1500"/>
-      </w:tblGrid>
-      <w:tr>
-        <w:trPr>
-          <w:tblHeader w:val="true"/>
-        </w:trPr>
-        <w:tc>
-          <w:tcPr>
-            <w:tcW w:type="dxa" w:w="2500"/>
-            <w:tcMar>
-              <w:top w:w="80" w:type="dxa"/>
-              <w:start w:w="120" w:type="dxa"/>
-              <w:bottom w:w="80" w:type="dxa"/>
-              <w:end w:w="120" w:type="dxa"/>
-            </w:tcMar>
-            <w:shd w:fill="203740"/>
-            <w:vAlign w:val="center"/>
-          </w:tcPr>
-          <w:p>
-            <w:pPr>
-              <w:spacing w:after="0"/>
-            </w:pPr>
-            <w:r>
-              <w:rPr>
-                <w:rFonts w:ascii="Calibri" w:hAnsi="Calibri" w:eastAsia="Calibri"/>
-                <w:b/>
-                <w:i w:val="0"/>
-                <w:color w:val="FFFFFF"/>
-                <w:sz w:val="17"/>
-              </w:rPr>
-              <w:t>Idea</w:t>
-            </w:r>
-          </w:p>
-        </w:tc>
-        <w:tc>
-          <w:tcPr>
-            <w:tcW w:type="dxa" w:w="3900"/>
-            <w:tcMar>
-              <w:top w:w="80" w:type="dxa"/>
-              <w:start w:w="120" w:type="dxa"/>
-              <w:bottom w:w="80" w:type="dxa"/>
-              <w:end w:w="120" w:type="dxa"/>
-            </w:tcMar>
-            <w:shd w:fill="203740"/>
-            <w:vAlign w:val="center"/>
-          </w:tcPr>
-          <w:p>
-            <w:pPr>
-              <w:spacing w:after="0"/>
-            </w:pPr>
-            <w:r>
-              <w:rPr>
-                <w:rFonts w:ascii="Calibri" w:hAnsi="Calibri" w:eastAsia="Calibri"/>
-                <w:b/>
-                <w:i w:val="0"/>
-                <w:color w:val="FFFFFF"/>
-                <w:sz w:val="17"/>
-              </w:rPr>
-              <w:t>Alcance antes de formular</w:t>
-            </w:r>
-          </w:p>
-        </w:tc>
-        <w:tc>
-          <w:tcPr>
-            <w:tcW w:type="dxa" w:w="1460"/>
-            <w:tcMar>
-              <w:top w:w="80" w:type="dxa"/>
-              <w:start w:w="120" w:type="dxa"/>
-              <w:bottom w:w="80" w:type="dxa"/>
-              <w:end w:w="120" w:type="dxa"/>
-            </w:tcMar>
-            <w:shd w:fill="203740"/>
-            <w:vAlign w:val="center"/>
-          </w:tcPr>
-          <w:p>
-            <w:pPr>
-              <w:spacing w:after="0"/>
-            </w:pPr>
-            <w:r>
-              <w:rPr>
-                <w:rFonts w:ascii="Calibri" w:hAnsi="Calibri" w:eastAsia="Calibri"/>
-                <w:b/>
-                <w:i w:val="0"/>
-                <w:color w:val="FFFFFF"/>
-                <w:sz w:val="17"/>
-              </w:rPr>
-              <w:t>Evidencia inicial</w:t>
-            </w:r>
-          </w:p>
-        </w:tc>
-        <w:tc>
-          <w:tcPr>
-            <w:tcW w:type="dxa" w:w="1500"/>
-            <w:tcMar>
-              <w:top w:w="80" w:type="dxa"/>
-              <w:start w:w="120" w:type="dxa"/>
-              <w:bottom w:w="80" w:type="dxa"/>
-              <w:end w:w="120" w:type="dxa"/>
-            </w:tcMar>
-            <w:shd w:fill="203740"/>
-            <w:vAlign w:val="center"/>
-          </w:tcPr>
-          <w:p>
-            <w:pPr>
-              <w:spacing w:after="0"/>
-            </w:pPr>
-            <w:r>
-              <w:rPr>
-                <w:rFonts w:ascii="Calibri" w:hAnsi="Calibri" w:eastAsia="Calibri"/>
-                <w:b/>
-                <w:i w:val="0"/>
-                <w:color w:val="FFFFFF"/>
-                <w:sz w:val="17"/>
-              </w:rPr>
-              <w:t>Estado</w:t>
-            </w:r>
-          </w:p>
-        </w:tc>
-      </w:tr>
-      <w:tr>
-        <w:tc>
-          <w:tcPr>
-            <w:tcW w:type="dxa" w:w="2500"/>
-            <w:vAlign w:val="top"/>
-            <w:tcMar>
-              <w:top w:w="80" w:type="dxa"/>
-              <w:start w:w="120" w:type="dxa"/>
-              <w:bottom w:w="80" w:type="dxa"/>
-              <w:end w:w="120" w:type="dxa"/>
-            </w:tcMar>
-          </w:tcPr>
-          <w:p>
-            <w:pPr>
-              <w:spacing w:after="0"/>
-            </w:pPr>
-            <w:r>
-              <w:rPr>
-                <w:rFonts w:ascii="Calibri" w:hAnsi="Calibri" w:eastAsia="Calibri"/>
-                <w:b w:val="0"/>
-                <w:i w:val="0"/>
-                <w:color w:val="203740"/>
-                <w:sz w:val="17"/>
-              </w:rPr>
-              <w:t>Sistema municipal de información territorial</w:t>
-            </w:r>
-          </w:p>
-        </w:tc>
-        <w:tc>
-          <w:tcPr>
-            <w:tcW w:type="dxa" w:w="3900"/>
-            <w:vAlign w:val="top"/>
-            <w:tcMar>
-              <w:top w:w="80" w:type="dxa"/>
-              <w:start w:w="120" w:type="dxa"/>
-              <w:bottom w:w="80" w:type="dxa"/>
-              <w:end w:w="120" w:type="dxa"/>
-            </w:tcMar>
-          </w:tcPr>
-          <w:p>
-            <w:pPr>
-              <w:spacing w:after="0"/>
-            </w:pPr>
-            <w:r>
-              <w:rPr>
-                <w:rFonts w:ascii="Calibri" w:hAnsi="Calibri" w:eastAsia="Calibri"/>
-                <w:b w:val="0"/>
-                <w:i w:val="0"/>
-                <w:color w:val="203740"/>
-                <w:sz w:val="17"/>
-              </w:rPr>
-              <w:t>Desagregar indicadores por sectores y mantener línea base anual con fuente y responsable.</w:t>
-            </w:r>
-          </w:p>
-        </w:tc>
-        <w:tc>
-          <w:tcPr>
-            <w:tcW w:type="dxa" w:w="1460"/>
+            <w:tcW w:type="dxa" w:w="2060"/>
             <w:vAlign w:val="top"/>
             <w:tcMar>
               <w:top w:w="80" w:type="dxa"/>
@@ -4814,38 +3981,11 @@
             </w:r>
           </w:p>
         </w:tc>
-        <w:tc>
-          <w:tcPr>
-            <w:tcW w:type="dxa" w:w="1500"/>
-            <w:vAlign w:val="top"/>
-            <w:tcMar>
-              <w:top w:w="80" w:type="dxa"/>
-              <w:start w:w="120" w:type="dxa"/>
-              <w:bottom w:w="80" w:type="dxa"/>
-              <w:end w:w="120" w:type="dxa"/>
-            </w:tcMar>
-          </w:tcPr>
-          <w:p>
-            <w:pPr>
-              <w:spacing w:after="0"/>
-            </w:pPr>
-            <w:r>
-              <w:rPr>
-                <w:rFonts w:ascii="Calibri" w:hAnsi="Calibri" w:eastAsia="Calibri"/>
-                <w:b w:val="0"/>
-                <w:i w:val="0"/>
-                <w:color w:val="203740"/>
-                <w:sz w:val="17"/>
-              </w:rPr>
-              <w:t>Pendiente de validación</w:t>
-            </w:r>
-          </w:p>
-        </w:tc>
       </w:tr>
       <w:tr>
         <w:tc>
           <w:tcPr>
-            <w:tcW w:type="dxa" w:w="2500"/>
+            <w:tcW w:type="dxa" w:w="2200"/>
             <w:shd w:fill="F7F9F9"/>
             <w:vAlign w:val="top"/>
             <w:tcMar>
@@ -4867,13 +4007,13 @@
                 <w:color w:val="203740"/>
                 <w:sz w:val="17"/>
               </w:rPr>
-              <w:t>Actualización del diagnóstico operativo de agua y saneamiento</w:t>
+              <w:t>Agua y saneamiento</w:t>
             </w:r>
           </w:p>
         </w:tc>
         <w:tc>
           <w:tcPr>
-            <w:tcW w:type="dxa" w:w="3900"/>
+            <w:tcW w:type="dxa" w:w="5100"/>
             <w:shd w:fill="F7F9F9"/>
             <w:vAlign w:val="top"/>
             <w:tcMar>
@@ -4895,13 +4035,13 @@
                 <w:color w:val="203740"/>
                 <w:sz w:val="17"/>
               </w:rPr>
-              <w:t>Localizar continuidad, calidad, cobertura y hogares críticos; coordinar responsabilidades sectoriales.</w:t>
+              <w:t>Agua de acueducto dentro: 34.4%; hogares sin sanitario: 54.2%.</w:t>
             </w:r>
           </w:p>
         </w:tc>
         <w:tc>
           <w:tcPr>
-            <w:tcW w:type="dxa" w:w="1460"/>
+            <w:tcW w:type="dxa" w:w="2060"/>
             <w:shd w:fill="F7F9F9"/>
             <w:vAlign w:val="top"/>
             <w:tcMar>
@@ -4927,10 +4067,11 @@
             </w:r>
           </w:p>
         </w:tc>
+      </w:tr>
+      <w:tr>
         <w:tc>
           <w:tcPr>
-            <w:tcW w:type="dxa" w:w="1500"/>
-            <w:shd w:fill="F7F9F9"/>
+            <w:tcW w:type="dxa" w:w="2200"/>
             <w:vAlign w:val="top"/>
             <w:tcMar>
               <w:top w:w="80" w:type="dxa"/>
@@ -4951,15 +4092,13 @@
                 <w:color w:val="203740"/>
                 <w:sz w:val="17"/>
               </w:rPr>
-              <w:t>Pendiente de validación</w:t>
+              <w:t>Residuos sólidos</w:t>
             </w:r>
           </w:p>
         </w:tc>
-      </w:tr>
-      <w:tr>
         <w:tc>
           <w:tcPr>
-            <w:tcW w:type="dxa" w:w="2500"/>
+            <w:tcW w:type="dxa" w:w="5100"/>
             <w:vAlign w:val="top"/>
             <w:tcMar>
               <w:top w:w="80" w:type="dxa"/>
@@ -4980,40 +4119,13 @@
                 <w:color w:val="203740"/>
                 <w:sz w:val="17"/>
               </w:rPr>
-              <w:t>Optimización de rutas y control del manejo de residuos</w:t>
+              <w:t>Recogida municipal declarada: 91.3%; quema: 3.2%.</w:t>
             </w:r>
           </w:p>
         </w:tc>
         <w:tc>
           <w:tcPr>
-            <w:tcW w:type="dxa" w:w="3900"/>
-            <w:vAlign w:val="top"/>
-            <w:tcMar>
-              <w:top w:w="80" w:type="dxa"/>
-              <w:start w:w="120" w:type="dxa"/>
-              <w:bottom w:w="80" w:type="dxa"/>
-              <w:end w:w="120" w:type="dxa"/>
-            </w:tcMar>
-          </w:tcPr>
-          <w:p>
-            <w:pPr>
-              <w:spacing w:after="0"/>
-            </w:pPr>
-            <w:r>
-              <w:rPr>
-                <w:rFonts w:ascii="Calibri" w:hAnsi="Calibri" w:eastAsia="Calibri"/>
-                <w:b w:val="0"/>
-                <w:i w:val="0"/>
-                <w:color w:val="203740"/>
-                <w:sz w:val="17"/>
-              </w:rPr>
-              <w:t>Medir frecuencia, sectores no cubiertos, puntos críticos y disposición final.</w:t>
-            </w:r>
-          </w:p>
-        </w:tc>
-        <w:tc>
-          <w:tcPr>
-            <w:tcW w:type="dxa" w:w="1460"/>
+            <w:tcW w:type="dxa" w:w="2060"/>
             <w:vAlign w:val="top"/>
             <w:tcMar>
               <w:top w:w="80" w:type="dxa"/>
@@ -5038,38 +4150,11 @@
             </w:r>
           </w:p>
         </w:tc>
-        <w:tc>
-          <w:tcPr>
-            <w:tcW w:type="dxa" w:w="1500"/>
-            <w:vAlign w:val="top"/>
-            <w:tcMar>
-              <w:top w:w="80" w:type="dxa"/>
-              <w:start w:w="120" w:type="dxa"/>
-              <w:bottom w:w="80" w:type="dxa"/>
-              <w:end w:w="120" w:type="dxa"/>
-            </w:tcMar>
-          </w:tcPr>
-          <w:p>
-            <w:pPr>
-              <w:spacing w:after="0"/>
-            </w:pPr>
-            <w:r>
-              <w:rPr>
-                <w:rFonts w:ascii="Calibri" w:hAnsi="Calibri" w:eastAsia="Calibri"/>
-                <w:b w:val="0"/>
-                <w:i w:val="0"/>
-                <w:color w:val="203740"/>
-                <w:sz w:val="17"/>
-              </w:rPr>
-              <w:t>Pendiente de validación</w:t>
-            </w:r>
-          </w:p>
-        </w:tc>
       </w:tr>
       <w:tr>
         <w:tc>
           <w:tcPr>
-            <w:tcW w:type="dxa" w:w="2500"/>
+            <w:tcW w:type="dxa" w:w="2200"/>
             <w:shd w:fill="F7F9F9"/>
             <w:vAlign w:val="top"/>
             <w:tcMar>
@@ -5091,13 +4176,13 @@
                 <w:color w:val="203740"/>
                 <w:sz w:val="17"/>
               </w:rPr>
-              <w:t>Mecanismo local de coordinación para permanencia educativa</w:t>
+              <w:t>Educación</w:t>
             </w:r>
           </w:p>
         </w:tc>
         <w:tc>
           <w:tcPr>
-            <w:tcW w:type="dxa" w:w="3900"/>
+            <w:tcW w:type="dxa" w:w="5100"/>
             <w:shd w:fill="F7F9F9"/>
             <w:vAlign w:val="top"/>
             <w:tcMar>
@@ -5119,13 +4204,13 @@
                 <w:color w:val="203740"/>
                 <w:sz w:val="17"/>
               </w:rPr>
-              <w:t>Validar datos con el distrito educativo y focalizar factores de abandono dentro de las competencias locales.</w:t>
+              <w:t>Abandono secundario del distrito asociado: 5.2%.</w:t>
             </w:r>
           </w:p>
         </w:tc>
         <w:tc>
           <w:tcPr>
-            <w:tcW w:type="dxa" w:w="1460"/>
+            <w:tcW w:type="dxa" w:w="2060"/>
             <w:shd w:fill="F7F9F9"/>
             <w:vAlign w:val="top"/>
             <w:tcMar>
@@ -5151,10 +4236,11 @@
             </w:r>
           </w:p>
         </w:tc>
+      </w:tr>
+      <w:tr>
         <w:tc>
           <w:tcPr>
-            <w:tcW w:type="dxa" w:w="1500"/>
-            <w:shd w:fill="F7F9F9"/>
+            <w:tcW w:type="dxa" w:w="2200"/>
             <w:vAlign w:val="top"/>
             <w:tcMar>
               <w:top w:w="80" w:type="dxa"/>
@@ -5175,15 +4261,13 @@
                 <w:color w:val="203740"/>
                 <w:sz w:val="17"/>
               </w:rPr>
-              <w:t>Pendiente de validación</w:t>
+              <w:t>Economía local</w:t>
             </w:r>
           </w:p>
         </w:tc>
-      </w:tr>
-      <w:tr>
         <w:tc>
           <w:tcPr>
-            <w:tcW w:type="dxa" w:w="2500"/>
+            <w:tcW w:type="dxa" w:w="5100"/>
             <w:vAlign w:val="top"/>
             <w:tcMar>
               <w:top w:w="80" w:type="dxa"/>
@@ -5204,40 +4288,13 @@
                 <w:color w:val="203740"/>
                 <w:sz w:val="17"/>
               </w:rPr>
-              <w:t>Programa de información y servicios para microempresas</w:t>
+              <w:t>75.0% de los establecimientos observados son micro (1–10).</w:t>
             </w:r>
           </w:p>
         </w:tc>
         <w:tc>
           <w:tcPr>
-            <w:tcW w:type="dxa" w:w="3900"/>
-            <w:vAlign w:val="top"/>
-            <w:tcMar>
-              <w:top w:w="80" w:type="dxa"/>
-              <w:start w:w="120" w:type="dxa"/>
-              <w:bottom w:w="80" w:type="dxa"/>
-              <w:end w:w="120" w:type="dxa"/>
-            </w:tcMar>
-          </w:tcPr>
-          <w:p>
-            <w:pPr>
-              <w:spacing w:after="0"/>
-            </w:pPr>
-            <w:r>
-              <w:rPr>
-                <w:rFonts w:ascii="Calibri" w:hAnsi="Calibri" w:eastAsia="Calibri"/>
-                <w:b w:val="0"/>
-                <w:i w:val="0"/>
-                <w:color w:val="203740"/>
-                <w:sz w:val="17"/>
-              </w:rPr>
-              <w:t>Caracterizar necesidades reales, formalidad, acceso a capacitación y articulación con instituciones competentes.</w:t>
-            </w:r>
-          </w:p>
-        </w:tc>
-        <w:tc>
-          <w:tcPr>
-            <w:tcW w:type="dxa" w:w="1460"/>
+            <w:tcW w:type="dxa" w:w="2060"/>
             <w:vAlign w:val="top"/>
             <w:tcMar>
               <w:top w:w="80" w:type="dxa"/>
@@ -5262,38 +4319,11 @@
             </w:r>
           </w:p>
         </w:tc>
-        <w:tc>
-          <w:tcPr>
-            <w:tcW w:type="dxa" w:w="1500"/>
-            <w:vAlign w:val="top"/>
-            <w:tcMar>
-              <w:top w:w="80" w:type="dxa"/>
-              <w:start w:w="120" w:type="dxa"/>
-              <w:bottom w:w="80" w:type="dxa"/>
-              <w:end w:w="120" w:type="dxa"/>
-            </w:tcMar>
-          </w:tcPr>
-          <w:p>
-            <w:pPr>
-              <w:spacing w:after="0"/>
-            </w:pPr>
-            <w:r>
-              <w:rPr>
-                <w:rFonts w:ascii="Calibri" w:hAnsi="Calibri" w:eastAsia="Calibri"/>
-                <w:b w:val="0"/>
-                <w:i w:val="0"/>
-                <w:color w:val="203740"/>
-                <w:sz w:val="17"/>
-              </w:rPr>
-              <w:t>Pendiente de validación</w:t>
-            </w:r>
-          </w:p>
-        </w:tc>
       </w:tr>
       <w:tr>
         <w:tc>
           <w:tcPr>
-            <w:tcW w:type="dxa" w:w="2500"/>
+            <w:tcW w:type="dxa" w:w="2200"/>
             <w:shd w:fill="F7F9F9"/>
             <w:vAlign w:val="top"/>
             <w:tcMar>
@@ -5315,13 +4345,13 @@
                 <w:color w:val="203740"/>
                 <w:sz w:val="17"/>
               </w:rPr>
-              <w:t>Acceso y alfabetización digital municipal</w:t>
+              <w:t>Conectividad</w:t>
             </w:r>
           </w:p>
         </w:tc>
         <w:tc>
           <w:tcPr>
-            <w:tcW w:type="dxa" w:w="3900"/>
+            <w:tcW w:type="dxa" w:w="5100"/>
             <w:shd w:fill="F7F9F9"/>
             <w:vAlign w:val="top"/>
             <w:tcMar>
@@ -5343,13 +4373,13 @@
                 <w:color w:val="203740"/>
                 <w:sz w:val="17"/>
               </w:rPr>
-              <w:t>Identificar grupos con menor acceso y usar espacios municipales existentes antes de definir inversión.</w:t>
+              <w:t>Internet: 46.7%; computadora: 12.4%.</w:t>
             </w:r>
           </w:p>
         </w:tc>
         <w:tc>
           <w:tcPr>
-            <w:tcW w:type="dxa" w:w="1460"/>
+            <w:tcW w:type="dxa" w:w="2060"/>
             <w:shd w:fill="F7F9F9"/>
             <w:vAlign w:val="top"/>
             <w:tcMar>
@@ -5375,34 +4405,6 @@
             </w:r>
           </w:p>
         </w:tc>
-        <w:tc>
-          <w:tcPr>
-            <w:tcW w:type="dxa" w:w="1500"/>
-            <w:shd w:fill="F7F9F9"/>
-            <w:vAlign w:val="top"/>
-            <w:tcMar>
-              <w:top w:w="80" w:type="dxa"/>
-              <w:start w:w="120" w:type="dxa"/>
-              <w:bottom w:w="80" w:type="dxa"/>
-              <w:end w:w="120" w:type="dxa"/>
-            </w:tcMar>
-          </w:tcPr>
-          <w:p>
-            <w:pPr>
-              <w:spacing w:after="0"/>
-            </w:pPr>
-            <w:r>
-              <w:rPr>
-                <w:rFonts w:ascii="Calibri" w:hAnsi="Calibri" w:eastAsia="Calibri"/>
-                <w:b w:val="0"/>
-                <w:i w:val="0"/>
-                <w:color w:val="203740"/>
-                <w:sz w:val="17"/>
-              </w:rPr>
-              <w:t>Pendiente de validación</w:t>
-            </w:r>
-          </w:p>
-        </w:tc>
       </w:tr>
     </w:tbl>
     <w:p>
@@ -5412,10 +4414,23 @@
     </w:p>
     <w:p>
       <w:pPr>
+        <w:pStyle w:val="Heading1"/>
+      </w:pPr>
+      <w:r>
+        <w:t>4. Visión Municipal</w:t>
+      </w:r>
+    </w:p>
+    <w:p>
+      <w:r>
+        <w:t>La visión municipal, los objetivos y los resultados expresan acuerdos políticos y sociales. Deben surgir de la participación del CDM y ser aprobados mediante el procedimiento municipal correspondiente. La fila siguiente muestra únicamente el formato de registro.</w:t>
+      </w:r>
+    </w:p>
+    <w:p>
+      <w:pPr>
         <w:pStyle w:val="Heading2"/>
       </w:pPr>
       <w:r>
-        <w:t>4.2 Ficha para completar por proyecto</w:t>
+        <w:t>4.1 Ejemplo de registro de una visión y un objetivo</w:t>
       </w:r>
     </w:p>
     <w:tbl>
@@ -5435,8 +4450,9 @@
         </w:tblBorders>
       </w:tblPr>
       <w:tblGrid>
-        <w:gridCol w:w="2900"/>
-        <w:gridCol w:w="6460"/>
+        <w:gridCol w:w="2260"/>
+        <w:gridCol w:w="3740"/>
+        <w:gridCol w:w="3360"/>
       </w:tblGrid>
       <w:tr>
         <w:trPr>
@@ -5444,7 +4460,7 @@
         </w:trPr>
         <w:tc>
           <w:tcPr>
-            <w:tcW w:type="dxa" w:w="2900"/>
+            <w:tcW w:type="dxa" w:w="2260"/>
             <w:tcMar>
               <w:top w:w="80" w:type="dxa"/>
               <w:start w:w="120" w:type="dxa"/>
@@ -5466,13 +4482,13 @@
                 <w:color w:val="FFFFFF"/>
                 <w:sz w:val="17"/>
               </w:rPr>
-              <w:t>Campo</w:t>
+              <w:t>Carácter</w:t>
             </w:r>
           </w:p>
         </w:tc>
         <w:tc>
           <w:tcPr>
-            <w:tcW w:type="dxa" w:w="6460"/>
+            <w:tcW w:type="dxa" w:w="3740"/>
             <w:tcMar>
               <w:top w:w="80" w:type="dxa"/>
               <w:start w:w="120" w:type="dxa"/>
@@ -5494,457 +4510,13 @@
                 <w:color w:val="FFFFFF"/>
                 <w:sz w:val="17"/>
               </w:rPr>
-              <w:t>Registro municipal</w:t>
-            </w:r>
-          </w:p>
-        </w:tc>
-      </w:tr>
-      <w:tr>
-        <w:tc>
-          <w:tcPr>
-            <w:tcW w:type="dxa" w:w="2900"/>
-            <w:vAlign w:val="top"/>
-            <w:tcMar>
-              <w:top w:w="80" w:type="dxa"/>
-              <w:start w:w="120" w:type="dxa"/>
-              <w:bottom w:w="80" w:type="dxa"/>
-              <w:end w:w="120" w:type="dxa"/>
-            </w:tcMar>
-          </w:tcPr>
-          <w:p>
-            <w:pPr>
-              <w:spacing w:after="0"/>
-            </w:pPr>
-            <w:r>
-              <w:rPr>
-                <w:rFonts w:ascii="Calibri" w:hAnsi="Calibri" w:eastAsia="Calibri"/>
-                <w:b w:val="0"/>
-                <w:i w:val="0"/>
-                <w:color w:val="203740"/>
-                <w:sz w:val="17"/>
-              </w:rPr>
-              <w:t>Problema y evidencia</w:t>
+              <w:t>Visión / tema</w:t>
             </w:r>
           </w:p>
         </w:tc>
         <w:tc>
           <w:tcPr>
-            <w:tcW w:type="dxa" w:w="6460"/>
-            <w:vAlign w:val="top"/>
-            <w:tcMar>
-              <w:top w:w="80" w:type="dxa"/>
-              <w:start w:w="120" w:type="dxa"/>
-              <w:bottom w:w="80" w:type="dxa"/>
-              <w:end w:w="120" w:type="dxa"/>
-            </w:tcMar>
-          </w:tcPr>
-          <w:p>
-            <w:pPr>
-              <w:spacing w:after="0"/>
-            </w:pPr>
-            <w:r>
-              <w:rPr>
-                <w:rFonts w:ascii="Calibri" w:hAnsi="Calibri" w:eastAsia="Calibri"/>
-                <w:b w:val="0"/>
-                <w:i w:val="0"/>
-                <w:color w:val="203740"/>
-                <w:sz w:val="17"/>
-              </w:rPr>
-            </w:r>
-          </w:p>
-        </w:tc>
-      </w:tr>
-      <w:tr>
-        <w:tc>
-          <w:tcPr>
-            <w:tcW w:type="dxa" w:w="2900"/>
-            <w:shd w:fill="F7F9F9"/>
-            <w:vAlign w:val="top"/>
-            <w:tcMar>
-              <w:top w:w="80" w:type="dxa"/>
-              <w:start w:w="120" w:type="dxa"/>
-              <w:bottom w:w="80" w:type="dxa"/>
-              <w:end w:w="120" w:type="dxa"/>
-            </w:tcMar>
-          </w:tcPr>
-          <w:p>
-            <w:pPr>
-              <w:spacing w:after="0"/>
-            </w:pPr>
-            <w:r>
-              <w:rPr>
-                <w:rFonts w:ascii="Calibri" w:hAnsi="Calibri" w:eastAsia="Calibri"/>
-                <w:b w:val="0"/>
-                <w:i w:val="0"/>
-                <w:color w:val="203740"/>
-                <w:sz w:val="17"/>
-              </w:rPr>
-              <w:t>Objetivo, resultado y meta</w:t>
-            </w:r>
-          </w:p>
-        </w:tc>
-        <w:tc>
-          <w:tcPr>
-            <w:tcW w:type="dxa" w:w="6460"/>
-            <w:shd w:fill="F7F9F9"/>
-            <w:vAlign w:val="top"/>
-            <w:tcMar>
-              <w:top w:w="80" w:type="dxa"/>
-              <w:start w:w="120" w:type="dxa"/>
-              <w:bottom w:w="80" w:type="dxa"/>
-              <w:end w:w="120" w:type="dxa"/>
-            </w:tcMar>
-          </w:tcPr>
-          <w:p>
-            <w:pPr>
-              <w:spacing w:after="0"/>
-            </w:pPr>
-            <w:r>
-              <w:rPr>
-                <w:rFonts w:ascii="Calibri" w:hAnsi="Calibri" w:eastAsia="Calibri"/>
-                <w:b w:val="0"/>
-                <w:i w:val="0"/>
-                <w:color w:val="203740"/>
-                <w:sz w:val="17"/>
-              </w:rPr>
-            </w:r>
-          </w:p>
-        </w:tc>
-      </w:tr>
-      <w:tr>
-        <w:tc>
-          <w:tcPr>
-            <w:tcW w:type="dxa" w:w="2900"/>
-            <w:vAlign w:val="top"/>
-            <w:tcMar>
-              <w:top w:w="80" w:type="dxa"/>
-              <w:start w:w="120" w:type="dxa"/>
-              <w:bottom w:w="80" w:type="dxa"/>
-              <w:end w:w="120" w:type="dxa"/>
-            </w:tcMar>
-          </w:tcPr>
-          <w:p>
-            <w:pPr>
-              <w:spacing w:after="0"/>
-            </w:pPr>
-            <w:r>
-              <w:rPr>
-                <w:rFonts w:ascii="Calibri" w:hAnsi="Calibri" w:eastAsia="Calibri"/>
-                <w:b w:val="0"/>
-                <w:i w:val="0"/>
-                <w:color w:val="203740"/>
-                <w:sz w:val="17"/>
-              </w:rPr>
-              <w:t>Competencia legal</w:t>
-            </w:r>
-          </w:p>
-        </w:tc>
-        <w:tc>
-          <w:tcPr>
-            <w:tcW w:type="dxa" w:w="6460"/>
-            <w:vAlign w:val="top"/>
-            <w:tcMar>
-              <w:top w:w="80" w:type="dxa"/>
-              <w:start w:w="120" w:type="dxa"/>
-              <w:bottom w:w="80" w:type="dxa"/>
-              <w:end w:w="120" w:type="dxa"/>
-            </w:tcMar>
-          </w:tcPr>
-          <w:p>
-            <w:pPr>
-              <w:spacing w:after="0"/>
-            </w:pPr>
-            <w:r>
-              <w:rPr>
-                <w:rFonts w:ascii="Calibri" w:hAnsi="Calibri" w:eastAsia="Calibri"/>
-                <w:b w:val="0"/>
-                <w:i w:val="0"/>
-                <w:color w:val="203740"/>
-                <w:sz w:val="17"/>
-              </w:rPr>
-            </w:r>
-          </w:p>
-        </w:tc>
-      </w:tr>
-      <w:tr>
-        <w:tc>
-          <w:tcPr>
-            <w:tcW w:type="dxa" w:w="2900"/>
-            <w:shd w:fill="F7F9F9"/>
-            <w:vAlign w:val="top"/>
-            <w:tcMar>
-              <w:top w:w="80" w:type="dxa"/>
-              <w:start w:w="120" w:type="dxa"/>
-              <w:bottom w:w="80" w:type="dxa"/>
-              <w:end w:w="120" w:type="dxa"/>
-            </w:tcMar>
-          </w:tcPr>
-          <w:p>
-            <w:pPr>
-              <w:spacing w:after="0"/>
-            </w:pPr>
-            <w:r>
-              <w:rPr>
-                <w:rFonts w:ascii="Calibri" w:hAnsi="Calibri" w:eastAsia="Calibri"/>
-                <w:b w:val="0"/>
-                <w:i w:val="0"/>
-                <w:color w:val="203740"/>
-                <w:sz w:val="17"/>
-              </w:rPr>
-              <w:t>Responsable y aliados</w:t>
-            </w:r>
-          </w:p>
-        </w:tc>
-        <w:tc>
-          <w:tcPr>
-            <w:tcW w:type="dxa" w:w="6460"/>
-            <w:shd w:fill="F7F9F9"/>
-            <w:vAlign w:val="top"/>
-            <w:tcMar>
-              <w:top w:w="80" w:type="dxa"/>
-              <w:start w:w="120" w:type="dxa"/>
-              <w:bottom w:w="80" w:type="dxa"/>
-              <w:end w:w="120" w:type="dxa"/>
-            </w:tcMar>
-          </w:tcPr>
-          <w:p>
-            <w:pPr>
-              <w:spacing w:after="0"/>
-            </w:pPr>
-            <w:r>
-              <w:rPr>
-                <w:rFonts w:ascii="Calibri" w:hAnsi="Calibri" w:eastAsia="Calibri"/>
-                <w:b w:val="0"/>
-                <w:i w:val="0"/>
-                <w:color w:val="203740"/>
-                <w:sz w:val="17"/>
-              </w:rPr>
-            </w:r>
-          </w:p>
-        </w:tc>
-      </w:tr>
-      <w:tr>
-        <w:tc>
-          <w:tcPr>
-            <w:tcW w:type="dxa" w:w="2900"/>
-            <w:vAlign w:val="top"/>
-            <w:tcMar>
-              <w:top w:w="80" w:type="dxa"/>
-              <w:start w:w="120" w:type="dxa"/>
-              <w:bottom w:w="80" w:type="dxa"/>
-              <w:end w:w="120" w:type="dxa"/>
-            </w:tcMar>
-          </w:tcPr>
-          <w:p>
-            <w:pPr>
-              <w:spacing w:after="0"/>
-            </w:pPr>
-            <w:r>
-              <w:rPr>
-                <w:rFonts w:ascii="Calibri" w:hAnsi="Calibri" w:eastAsia="Calibri"/>
-                <w:b w:val="0"/>
-                <w:i w:val="0"/>
-                <w:color w:val="203740"/>
-                <w:sz w:val="17"/>
-              </w:rPr>
-              <w:t>Indicador y línea base</w:t>
-            </w:r>
-          </w:p>
-        </w:tc>
-        <w:tc>
-          <w:tcPr>
-            <w:tcW w:type="dxa" w:w="6460"/>
-            <w:vAlign w:val="top"/>
-            <w:tcMar>
-              <w:top w:w="80" w:type="dxa"/>
-              <w:start w:w="120" w:type="dxa"/>
-              <w:bottom w:w="80" w:type="dxa"/>
-              <w:end w:w="120" w:type="dxa"/>
-            </w:tcMar>
-          </w:tcPr>
-          <w:p>
-            <w:pPr>
-              <w:spacing w:after="0"/>
-            </w:pPr>
-            <w:r>
-              <w:rPr>
-                <w:rFonts w:ascii="Calibri" w:hAnsi="Calibri" w:eastAsia="Calibri"/>
-                <w:b w:val="0"/>
-                <w:i w:val="0"/>
-                <w:color w:val="203740"/>
-                <w:sz w:val="17"/>
-              </w:rPr>
-            </w:r>
-          </w:p>
-        </w:tc>
-      </w:tr>
-      <w:tr>
-        <w:tc>
-          <w:tcPr>
-            <w:tcW w:type="dxa" w:w="2900"/>
-            <w:shd w:fill="F7F9F9"/>
-            <w:vAlign w:val="top"/>
-            <w:tcMar>
-              <w:top w:w="80" w:type="dxa"/>
-              <w:start w:w="120" w:type="dxa"/>
-              <w:bottom w:w="80" w:type="dxa"/>
-              <w:end w:w="120" w:type="dxa"/>
-            </w:tcMar>
-          </w:tcPr>
-          <w:p>
-            <w:pPr>
-              <w:spacing w:after="0"/>
-            </w:pPr>
-            <w:r>
-              <w:rPr>
-                <w:rFonts w:ascii="Calibri" w:hAnsi="Calibri" w:eastAsia="Calibri"/>
-                <w:b w:val="0"/>
-                <w:i w:val="0"/>
-                <w:color w:val="203740"/>
-                <w:sz w:val="17"/>
-              </w:rPr>
-              <w:t>Costo y financiamiento</w:t>
-            </w:r>
-          </w:p>
-        </w:tc>
-        <w:tc>
-          <w:tcPr>
-            <w:tcW w:type="dxa" w:w="6460"/>
-            <w:shd w:fill="F7F9F9"/>
-            <w:vAlign w:val="top"/>
-            <w:tcMar>
-              <w:top w:w="80" w:type="dxa"/>
-              <w:start w:w="120" w:type="dxa"/>
-              <w:bottom w:w="80" w:type="dxa"/>
-              <w:end w:w="120" w:type="dxa"/>
-            </w:tcMar>
-          </w:tcPr>
-          <w:p>
-            <w:pPr>
-              <w:spacing w:after="0"/>
-            </w:pPr>
-            <w:r>
-              <w:rPr>
-                <w:rFonts w:ascii="Calibri" w:hAnsi="Calibri" w:eastAsia="Calibri"/>
-                <w:b w:val="0"/>
-                <w:i w:val="0"/>
-                <w:color w:val="203740"/>
-                <w:sz w:val="17"/>
-              </w:rPr>
-            </w:r>
-          </w:p>
-        </w:tc>
-      </w:tr>
-      <w:tr>
-        <w:tc>
-          <w:tcPr>
-            <w:tcW w:type="dxa" w:w="2900"/>
-            <w:vAlign w:val="top"/>
-            <w:tcMar>
-              <w:top w:w="80" w:type="dxa"/>
-              <w:start w:w="120" w:type="dxa"/>
-              <w:bottom w:w="80" w:type="dxa"/>
-              <w:end w:w="120" w:type="dxa"/>
-            </w:tcMar>
-          </w:tcPr>
-          <w:p>
-            <w:pPr>
-              <w:spacing w:after="0"/>
-            </w:pPr>
-            <w:r>
-              <w:rPr>
-                <w:rFonts w:ascii="Calibri" w:hAnsi="Calibri" w:eastAsia="Calibri"/>
-                <w:b w:val="0"/>
-                <w:i w:val="0"/>
-                <w:color w:val="203740"/>
-                <w:sz w:val="17"/>
-              </w:rPr>
-              <w:t>Validación OMPP / CDM</w:t>
-            </w:r>
-          </w:p>
-        </w:tc>
-        <w:tc>
-          <w:tcPr>
-            <w:tcW w:type="dxa" w:w="6460"/>
-            <w:vAlign w:val="top"/>
-            <w:tcMar>
-              <w:top w:w="80" w:type="dxa"/>
-              <w:start w:w="120" w:type="dxa"/>
-              <w:bottom w:w="80" w:type="dxa"/>
-              <w:end w:w="120" w:type="dxa"/>
-            </w:tcMar>
-          </w:tcPr>
-          <w:p>
-            <w:pPr>
-              <w:spacing w:after="0"/>
-            </w:pPr>
-            <w:r>
-              <w:rPr>
-                <w:rFonts w:ascii="Calibri" w:hAnsi="Calibri" w:eastAsia="Calibri"/>
-                <w:b w:val="0"/>
-                <w:i w:val="0"/>
-                <w:color w:val="203740"/>
-                <w:sz w:val="17"/>
-              </w:rPr>
-            </w:r>
-          </w:p>
-        </w:tc>
-      </w:tr>
-    </w:tbl>
-    <w:p>
-      <w:pPr>
-        <w:spacing w:after="0"/>
-      </w:pPr>
-    </w:p>
-    <w:p>
-      <w:r>
-        <w:br w:type="page"/>
-      </w:r>
-    </w:p>
-    <w:p>
-      <w:pPr>
-        <w:pStyle w:val="Heading1"/>
-      </w:pPr>
-      <w:r>
-        <w:t>5. Revisión, fuentes y trazabilidad</w:t>
-      </w:r>
-    </w:p>
-    <w:p>
-      <w:pPr>
-        <w:pStyle w:val="Heading2"/>
-      </w:pPr>
-      <w:r>
-        <w:t>5.1 Lista de control final</w:t>
-      </w:r>
-    </w:p>
-    <w:tbl>
-      <w:tblPr>
-        <w:tblW w:type="dxa" w:w="9360"/>
-        <w:tblLayout w:type="fixed"/>
-        <w:tblLook w:firstColumn="1" w:firstRow="1" w:lastColumn="0" w:lastRow="0" w:noHBand="0" w:noVBand="1" w:val="04A0"/>
-        <w:jc w:val="center"/>
-        <w:tblInd w:w="120" w:type="dxa"/>
-        <w:tblBorders>
-          <w:top w:val="single" w:sz="5" w:color="D7E0E1"/>
-          <w:left w:val="single" w:sz="5" w:color="D7E0E1"/>
-          <w:bottom w:val="single" w:sz="5" w:color="D7E0E1"/>
-          <w:right w:val="single" w:sz="5" w:color="D7E0E1"/>
-          <w:insideH w:val="single" w:sz="5" w:color="D7E0E1"/>
-          <w:insideV w:val="single" w:sz="5" w:color="D7E0E1"/>
-        </w:tblBorders>
-      </w:tblPr>
-      <w:tblGrid>
-        <w:gridCol w:w="3900"/>
-        <w:gridCol w:w="2400"/>
-        <w:gridCol w:w="3060"/>
-      </w:tblGrid>
-      <w:tr>
-        <w:trPr>
-          <w:tblHeader w:val="true"/>
-        </w:trPr>
-        <w:tc>
-          <w:tcPr>
-            <w:tcW w:type="dxa" w:w="3900"/>
+            <w:tcW w:type="dxa" w:w="3360"/>
             <w:tcMar>
               <w:top w:w="80" w:type="dxa"/>
               <w:start w:w="120" w:type="dxa"/>
@@ -5966,13 +4538,157 @@
                 <w:color w:val="FFFFFF"/>
                 <w:sz w:val="17"/>
               </w:rPr>
-              <w:t>Control</w:t>
+              <w:t>Objetivo / resultado</w:t>
+            </w:r>
+          </w:p>
+        </w:tc>
+      </w:tr>
+      <w:tr>
+        <w:tc>
+          <w:tcPr>
+            <w:tcW w:type="dxa" w:w="2260"/>
+            <w:vAlign w:val="top"/>
+            <w:tcMar>
+              <w:top w:w="80" w:type="dxa"/>
+              <w:start w:w="120" w:type="dxa"/>
+              <w:bottom w:w="80" w:type="dxa"/>
+              <w:end w:w="120" w:type="dxa"/>
+            </w:tcMar>
+          </w:tcPr>
+          <w:p>
+            <w:pPr>
+              <w:spacing w:after="0"/>
+            </w:pPr>
+            <w:r>
+              <w:rPr>
+                <w:rFonts w:ascii="Calibri" w:hAnsi="Calibri" w:eastAsia="Calibri"/>
+                <w:b w:val="0"/>
+                <w:i w:val="0"/>
+                <w:color w:val="203740"/>
+                <w:sz w:val="17"/>
+              </w:rPr>
+              <w:t>EJEMPLO DE FORMATO · NO APROBADO</w:t>
             </w:r>
           </w:p>
         </w:tc>
         <w:tc>
           <w:tcPr>
-            <w:tcW w:type="dxa" w:w="2400"/>
+            <w:tcW w:type="dxa" w:w="3740"/>
+            <w:vAlign w:val="top"/>
+            <w:tcMar>
+              <w:top w:w="80" w:type="dxa"/>
+              <w:start w:w="120" w:type="dxa"/>
+              <w:bottom w:w="80" w:type="dxa"/>
+              <w:end w:w="120" w:type="dxa"/>
+            </w:tcMar>
+          </w:tcPr>
+          <w:p>
+            <w:pPr>
+              <w:spacing w:after="0"/>
+            </w:pPr>
+            <w:r>
+              <w:rPr>
+                <w:rFonts w:ascii="Calibri" w:hAnsi="Calibri" w:eastAsia="Calibri"/>
+                <w:b w:val="0"/>
+                <w:i w:val="0"/>
+                <w:color w:val="203740"/>
+                <w:sz w:val="17"/>
+              </w:rPr>
+              <w:t>“En 2028, Cristóbal avanza como un municipio que mejora de manera equitativa sus servicios y protege los recursos de su territorio.”</w:t>
+            </w:r>
+          </w:p>
+        </w:tc>
+        <w:tc>
+          <w:tcPr>
+            <w:tcW w:type="dxa" w:w="3360"/>
+            <w:vAlign w:val="top"/>
+            <w:tcMar>
+              <w:top w:w="80" w:type="dxa"/>
+              <w:start w:w="120" w:type="dxa"/>
+              <w:bottom w:w="80" w:type="dxa"/>
+              <w:end w:w="120" w:type="dxa"/>
+            </w:tcMar>
+          </w:tcPr>
+          <w:p>
+            <w:pPr>
+              <w:spacing w:after="0"/>
+            </w:pPr>
+            <w:r>
+              <w:rPr>
+                <w:rFonts w:ascii="Calibri" w:hAnsi="Calibri" w:eastAsia="Calibri"/>
+                <w:b w:val="0"/>
+                <w:i w:val="0"/>
+                <w:color w:val="203740"/>
+                <w:sz w:val="17"/>
+              </w:rPr>
+              <w:t>Ejemplo: mejorar un servicio priorizado por el CDM, usando un indicador del diagnóstico para fijar la línea base y medir el resultado.</w:t>
+            </w:r>
+          </w:p>
+        </w:tc>
+      </w:tr>
+    </w:tbl>
+    <w:p>
+      <w:pPr>
+        <w:spacing w:after="0"/>
+      </w:pPr>
+    </w:p>
+    <w:p>
+      <w:pPr>
+        <w:pStyle w:val="SourceNote"/>
+      </w:pPr>
+      <w:r>
+        <w:rPr>
+          <w:rFonts w:ascii="Calibri" w:hAnsi="Calibri" w:eastAsia="Calibri"/>
+          <w:b w:val="0"/>
+          <w:i w:val="0"/>
+          <w:color w:val="5E7076"/>
+          <w:sz w:val="17"/>
+        </w:rPr>
+        <w:t>Fuente: MEPyD, Guía para la formulación de planes de desarrollo municipales, formulación estratégica, pp. 33–45.</w:t>
+      </w:r>
+    </w:p>
+    <w:p>
+      <w:pPr>
+        <w:pStyle w:val="Heading1"/>
+      </w:pPr>
+      <w:r>
+        <w:t>5. Plan de acción a acordar por el CDM</w:t>
+      </w:r>
+    </w:p>
+    <w:p>
+      <w:r>
+        <w:t>La fila siguiente sirve únicamente para mostrar cómo convertir un acuerdo futuro del CDM en una acción con línea base, indicador y decisiones verificables.</w:t>
+      </w:r>
+    </w:p>
+    <w:tbl>
+      <w:tblPr>
+        <w:tblW w:type="dxa" w:w="9360"/>
+        <w:tblLayout w:type="fixed"/>
+        <w:tblLook w:firstColumn="1" w:firstRow="1" w:lastColumn="0" w:lastRow="0" w:noHBand="0" w:noVBand="1" w:val="04A0"/>
+        <w:jc w:val="center"/>
+        <w:tblInd w:w="120" w:type="dxa"/>
+        <w:tblBorders>
+          <w:top w:val="single" w:sz="5" w:color="D7E0E1"/>
+          <w:left w:val="single" w:sz="5" w:color="D7E0E1"/>
+          <w:bottom w:val="single" w:sz="5" w:color="D7E0E1"/>
+          <w:right w:val="single" w:sz="5" w:color="D7E0E1"/>
+          <w:insideH w:val="single" w:sz="5" w:color="D7E0E1"/>
+          <w:insideV w:val="single" w:sz="5" w:color="D7E0E1"/>
+        </w:tblBorders>
+      </w:tblPr>
+      <w:tblGrid>
+        <w:gridCol w:w="1920"/>
+        <w:gridCol w:w="2320"/>
+        <w:gridCol w:w="2520"/>
+        <w:gridCol w:w="2600"/>
+      </w:tblGrid>
+      <w:tr>
+        <w:trPr>
+          <w:tblHeader w:val="true"/>
+        </w:trPr>
+        <w:tc>
+          <w:tcPr>
+            <w:tcW w:type="dxa" w:w="1920"/>
             <w:tcMar>
               <w:top w:w="80" w:type="dxa"/>
               <w:start w:w="120" w:type="dxa"/>
@@ -5994,13 +4710,13 @@
                 <w:color w:val="FFFFFF"/>
                 <w:sz w:val="17"/>
               </w:rPr>
-              <w:t>Responsable</w:t>
+              <w:t>Carácter</w:t>
             </w:r>
           </w:p>
         </w:tc>
         <w:tc>
           <w:tcPr>
-            <w:tcW w:type="dxa" w:w="3060"/>
+            <w:tcW w:type="dxa" w:w="2320"/>
             <w:tcMar>
               <w:top w:w="80" w:type="dxa"/>
               <w:start w:w="120" w:type="dxa"/>
@@ -6022,7 +4738,63 @@
                 <w:color w:val="FFFFFF"/>
                 <w:sz w:val="17"/>
               </w:rPr>
-              <w:t>Evidencia / corrección</w:t>
+              <w:t>Acción</w:t>
+            </w:r>
+          </w:p>
+        </w:tc>
+        <w:tc>
+          <w:tcPr>
+            <w:tcW w:type="dxa" w:w="2520"/>
+            <w:tcMar>
+              <w:top w:w="80" w:type="dxa"/>
+              <w:start w:w="120" w:type="dxa"/>
+              <w:bottom w:w="80" w:type="dxa"/>
+              <w:end w:w="120" w:type="dxa"/>
+            </w:tcMar>
+            <w:shd w:fill="203740"/>
+            <w:vAlign w:val="center"/>
+          </w:tcPr>
+          <w:p>
+            <w:pPr>
+              <w:spacing w:after="0"/>
+            </w:pPr>
+            <w:r>
+              <w:rPr>
+                <w:rFonts w:ascii="Calibri" w:hAnsi="Calibri" w:eastAsia="Calibri"/>
+                <w:b/>
+                <w:i w:val="0"/>
+                <w:color w:val="FFFFFF"/>
+                <w:sz w:val="17"/>
+              </w:rPr>
+              <w:t>Línea base e indicador</w:t>
+            </w:r>
+          </w:p>
+        </w:tc>
+        <w:tc>
+          <w:tcPr>
+            <w:tcW w:type="dxa" w:w="2600"/>
+            <w:tcMar>
+              <w:top w:w="80" w:type="dxa"/>
+              <w:start w:w="120" w:type="dxa"/>
+              <w:bottom w:w="80" w:type="dxa"/>
+              <w:end w:w="120" w:type="dxa"/>
+            </w:tcMar>
+            <w:shd w:fill="203740"/>
+            <w:vAlign w:val="center"/>
+          </w:tcPr>
+          <w:p>
+            <w:pPr>
+              <w:spacing w:after="0"/>
+            </w:pPr>
+            <w:r>
+              <w:rPr>
+                <w:rFonts w:ascii="Calibri" w:hAnsi="Calibri" w:eastAsia="Calibri"/>
+                <w:b/>
+                <w:i w:val="0"/>
+                <w:color w:val="FFFFFF"/>
+                <w:sz w:val="17"/>
+              </w:rPr>
+              <w:t>Decisiones que debe tomar el CDM</w:t>
             </w:r>
           </w:p>
         </w:tc>
@@ -6030,7 +4802,7 @@
       <w:tr>
         <w:tc>
           <w:tcPr>
-            <w:tcW w:type="dxa" w:w="3900"/>
+            <w:tcW w:type="dxa" w:w="1920"/>
             <w:vAlign w:val="top"/>
             <w:tcMar>
               <w:top w:w="80" w:type="dxa"/>
@@ -6051,13 +4823,13 @@
                 <w:color w:val="203740"/>
                 <w:sz w:val="17"/>
               </w:rPr>
-              <w:t>Confirmar historia, norma de creación y límites</w:t>
+              <w:t>EJEMPLO DE FORMATO · NO APROBADO</w:t>
             </w:r>
           </w:p>
         </w:tc>
         <w:tc>
           <w:tcPr>
-            <w:tcW w:type="dxa" w:w="2400"/>
+            <w:tcW w:type="dxa" w:w="2320"/>
             <w:vAlign w:val="top"/>
             <w:tcMar>
               <w:top w:w="80" w:type="dxa"/>
@@ -6078,13 +4850,13 @@
                 <w:color w:val="203740"/>
                 <w:sz w:val="17"/>
               </w:rPr>
-              <w:t>OMPP</w:t>
+              <w:t>Mejoramiento de la gestión integral de residuos.</w:t>
             </w:r>
           </w:p>
         </w:tc>
         <w:tc>
           <w:tcPr>
-            <w:tcW w:type="dxa" w:w="3060"/>
+            <w:tcW w:type="dxa" w:w="2520"/>
             <w:vAlign w:val="top"/>
             <w:tcMar>
               <w:top w:w="80" w:type="dxa"/>
@@ -6105,15 +4877,13 @@
                 <w:color w:val="203740"/>
                 <w:sz w:val="17"/>
               </w:rPr>
+              <w:t>Línea base 2022: 91.3% de hogares con recogida municipal y 3.2% que quema residuos.</w:t>
             </w:r>
           </w:p>
         </w:tc>
-      </w:tr>
-      <w:tr>
         <w:tc>
           <w:tcPr>
-            <w:tcW w:type="dxa" w:w="3900"/>
-            <w:shd w:fill="F7F9F9"/>
+            <w:tcW w:type="dxa" w:w="2600"/>
             <w:vAlign w:val="top"/>
             <w:tcMar>
               <w:top w:w="80" w:type="dxa"/>
@@ -6134,478 +4904,7 @@
                 <w:color w:val="203740"/>
                 <w:sz w:val="17"/>
               </w:rPr>
-              <w:t>Confirmar cifras, años, unidades y cobertura</w:t>
-            </w:r>
-          </w:p>
-        </w:tc>
-        <w:tc>
-          <w:tcPr>
-            <w:tcW w:type="dxa" w:w="2400"/>
-            <w:shd w:fill="F7F9F9"/>
-            <w:vAlign w:val="top"/>
-            <w:tcMar>
-              <w:top w:w="80" w:type="dxa"/>
-              <w:start w:w="120" w:type="dxa"/>
-              <w:bottom w:w="80" w:type="dxa"/>
-              <w:end w:w="120" w:type="dxa"/>
-            </w:tcMar>
-          </w:tcPr>
-          <w:p>
-            <w:pPr>
-              <w:spacing w:after="0"/>
-            </w:pPr>
-            <w:r>
-              <w:rPr>
-                <w:rFonts w:ascii="Calibri" w:hAnsi="Calibri" w:eastAsia="Calibri"/>
-                <w:b w:val="0"/>
-                <w:i w:val="0"/>
-                <w:color w:val="203740"/>
-                <w:sz w:val="17"/>
-              </w:rPr>
-              <w:t>OMPP / áreas técnicas</w:t>
-            </w:r>
-          </w:p>
-        </w:tc>
-        <w:tc>
-          <w:tcPr>
-            <w:tcW w:type="dxa" w:w="3060"/>
-            <w:shd w:fill="F7F9F9"/>
-            <w:vAlign w:val="top"/>
-            <w:tcMar>
-              <w:top w:w="80" w:type="dxa"/>
-              <w:start w:w="120" w:type="dxa"/>
-              <w:bottom w:w="80" w:type="dxa"/>
-              <w:end w:w="120" w:type="dxa"/>
-            </w:tcMar>
-          </w:tcPr>
-          <w:p>
-            <w:pPr>
-              <w:spacing w:after="0"/>
-            </w:pPr>
-            <w:r>
-              <w:rPr>
-                <w:rFonts w:ascii="Calibri" w:hAnsi="Calibri" w:eastAsia="Calibri"/>
-                <w:b w:val="0"/>
-                <w:i w:val="0"/>
-                <w:color w:val="203740"/>
-                <w:sz w:val="17"/>
-              </w:rPr>
-            </w:r>
-          </w:p>
-        </w:tc>
-      </w:tr>
-      <w:tr>
-        <w:tc>
-          <w:tcPr>
-            <w:tcW w:type="dxa" w:w="3900"/>
-            <w:vAlign w:val="top"/>
-            <w:tcMar>
-              <w:top w:w="80" w:type="dxa"/>
-              <w:start w:w="120" w:type="dxa"/>
-              <w:bottom w:w="80" w:type="dxa"/>
-              <w:end w:w="120" w:type="dxa"/>
-            </w:tcMar>
-          </w:tcPr>
-          <w:p>
-            <w:pPr>
-              <w:spacing w:after="0"/>
-            </w:pPr>
-            <w:r>
-              <w:rPr>
-                <w:rFonts w:ascii="Calibri" w:hAnsi="Calibri" w:eastAsia="Calibri"/>
-                <w:b w:val="0"/>
-                <w:i w:val="0"/>
-                <w:color w:val="203740"/>
-                <w:sz w:val="17"/>
-              </w:rPr>
-              <w:t>Localizar brechas por barrio, sección o paraje</w:t>
-            </w:r>
-          </w:p>
-        </w:tc>
-        <w:tc>
-          <w:tcPr>
-            <w:tcW w:type="dxa" w:w="2400"/>
-            <w:vAlign w:val="top"/>
-            <w:tcMar>
-              <w:top w:w="80" w:type="dxa"/>
-              <w:start w:w="120" w:type="dxa"/>
-              <w:bottom w:w="80" w:type="dxa"/>
-              <w:end w:w="120" w:type="dxa"/>
-            </w:tcMar>
-          </w:tcPr>
-          <w:p>
-            <w:pPr>
-              <w:spacing w:after="0"/>
-            </w:pPr>
-            <w:r>
-              <w:rPr>
-                <w:rFonts w:ascii="Calibri" w:hAnsi="Calibri" w:eastAsia="Calibri"/>
-                <w:b w:val="0"/>
-                <w:i w:val="0"/>
-                <w:color w:val="203740"/>
-                <w:sz w:val="17"/>
-              </w:rPr>
-              <w:t>OMPP</w:t>
-            </w:r>
-          </w:p>
-        </w:tc>
-        <w:tc>
-          <w:tcPr>
-            <w:tcW w:type="dxa" w:w="3060"/>
-            <w:vAlign w:val="top"/>
-            <w:tcMar>
-              <w:top w:w="80" w:type="dxa"/>
-              <w:start w:w="120" w:type="dxa"/>
-              <w:bottom w:w="80" w:type="dxa"/>
-              <w:end w:w="120" w:type="dxa"/>
-            </w:tcMar>
-          </w:tcPr>
-          <w:p>
-            <w:pPr>
-              <w:spacing w:after="0"/>
-            </w:pPr>
-            <w:r>
-              <w:rPr>
-                <w:rFonts w:ascii="Calibri" w:hAnsi="Calibri" w:eastAsia="Calibri"/>
-                <w:b w:val="0"/>
-                <w:i w:val="0"/>
-                <w:color w:val="203740"/>
-                <w:sz w:val="17"/>
-              </w:rPr>
-            </w:r>
-          </w:p>
-        </w:tc>
-      </w:tr>
-      <w:tr>
-        <w:tc>
-          <w:tcPr>
-            <w:tcW w:type="dxa" w:w="3900"/>
-            <w:shd w:fill="F7F9F9"/>
-            <w:vAlign w:val="top"/>
-            <w:tcMar>
-              <w:top w:w="80" w:type="dxa"/>
-              <w:start w:w="120" w:type="dxa"/>
-              <w:bottom w:w="80" w:type="dxa"/>
-              <w:end w:w="120" w:type="dxa"/>
-            </w:tcMar>
-          </w:tcPr>
-          <w:p>
-            <w:pPr>
-              <w:spacing w:after="0"/>
-            </w:pPr>
-            <w:r>
-              <w:rPr>
-                <w:rFonts w:ascii="Calibri" w:hAnsi="Calibri" w:eastAsia="Calibri"/>
-                <w:b w:val="0"/>
-                <w:i w:val="0"/>
-                <w:color w:val="203740"/>
-                <w:sz w:val="17"/>
-              </w:rPr>
-              <w:t>Revisar continuidad de PMD anteriores</w:t>
-            </w:r>
-          </w:p>
-        </w:tc>
-        <w:tc>
-          <w:tcPr>
-            <w:tcW w:type="dxa" w:w="2400"/>
-            <w:shd w:fill="F7F9F9"/>
-            <w:vAlign w:val="top"/>
-            <w:tcMar>
-              <w:top w:w="80" w:type="dxa"/>
-              <w:start w:w="120" w:type="dxa"/>
-              <w:bottom w:w="80" w:type="dxa"/>
-              <w:end w:w="120" w:type="dxa"/>
-            </w:tcMar>
-          </w:tcPr>
-          <w:p>
-            <w:pPr>
-              <w:spacing w:after="0"/>
-            </w:pPr>
-            <w:r>
-              <w:rPr>
-                <w:rFonts w:ascii="Calibri" w:hAnsi="Calibri" w:eastAsia="Calibri"/>
-                <w:b w:val="0"/>
-                <w:i w:val="0"/>
-                <w:color w:val="203740"/>
-                <w:sz w:val="17"/>
-              </w:rPr>
-              <w:t>OMPP</w:t>
-            </w:r>
-          </w:p>
-        </w:tc>
-        <w:tc>
-          <w:tcPr>
-            <w:tcW w:type="dxa" w:w="3060"/>
-            <w:shd w:fill="F7F9F9"/>
-            <w:vAlign w:val="top"/>
-            <w:tcMar>
-              <w:top w:w="80" w:type="dxa"/>
-              <w:start w:w="120" w:type="dxa"/>
-              <w:bottom w:w="80" w:type="dxa"/>
-              <w:end w:w="120" w:type="dxa"/>
-            </w:tcMar>
-          </w:tcPr>
-          <w:p>
-            <w:pPr>
-              <w:spacing w:after="0"/>
-            </w:pPr>
-            <w:r>
-              <w:rPr>
-                <w:rFonts w:ascii="Calibri" w:hAnsi="Calibri" w:eastAsia="Calibri"/>
-                <w:b w:val="0"/>
-                <w:i w:val="0"/>
-                <w:color w:val="203740"/>
-                <w:sz w:val="17"/>
-              </w:rPr>
-            </w:r>
-          </w:p>
-        </w:tc>
-      </w:tr>
-      <w:tr>
-        <w:tc>
-          <w:tcPr>
-            <w:tcW w:type="dxa" w:w="3900"/>
-            <w:vAlign w:val="top"/>
-            <w:tcMar>
-              <w:top w:w="80" w:type="dxa"/>
-              <w:start w:w="120" w:type="dxa"/>
-              <w:bottom w:w="80" w:type="dxa"/>
-              <w:end w:w="120" w:type="dxa"/>
-            </w:tcMar>
-          </w:tcPr>
-          <w:p>
-            <w:pPr>
-              <w:spacing w:after="0"/>
-            </w:pPr>
-            <w:r>
-              <w:rPr>
-                <w:rFonts w:ascii="Calibri" w:hAnsi="Calibri" w:eastAsia="Calibri"/>
-                <w:b w:val="0"/>
-                <w:i w:val="0"/>
-                <w:color w:val="203740"/>
-                <w:sz w:val="17"/>
-              </w:rPr>
-              <w:t>Validar síntesis y FODA</w:t>
-            </w:r>
-          </w:p>
-        </w:tc>
-        <w:tc>
-          <w:tcPr>
-            <w:tcW w:type="dxa" w:w="2400"/>
-            <w:vAlign w:val="top"/>
-            <w:tcMar>
-              <w:top w:w="80" w:type="dxa"/>
-              <w:start w:w="120" w:type="dxa"/>
-              <w:bottom w:w="80" w:type="dxa"/>
-              <w:end w:w="120" w:type="dxa"/>
-            </w:tcMar>
-          </w:tcPr>
-          <w:p>
-            <w:pPr>
-              <w:spacing w:after="0"/>
-            </w:pPr>
-            <w:r>
-              <w:rPr>
-                <w:rFonts w:ascii="Calibri" w:hAnsi="Calibri" w:eastAsia="Calibri"/>
-                <w:b w:val="0"/>
-                <w:i w:val="0"/>
-                <w:color w:val="203740"/>
-                <w:sz w:val="17"/>
-              </w:rPr>
-              <w:t>CDM</w:t>
-            </w:r>
-          </w:p>
-        </w:tc>
-        <w:tc>
-          <w:tcPr>
-            <w:tcW w:type="dxa" w:w="3060"/>
-            <w:vAlign w:val="top"/>
-            <w:tcMar>
-              <w:top w:w="80" w:type="dxa"/>
-              <w:start w:w="120" w:type="dxa"/>
-              <w:bottom w:w="80" w:type="dxa"/>
-              <w:end w:w="120" w:type="dxa"/>
-            </w:tcMar>
-          </w:tcPr>
-          <w:p>
-            <w:pPr>
-              <w:spacing w:after="0"/>
-            </w:pPr>
-            <w:r>
-              <w:rPr>
-                <w:rFonts w:ascii="Calibri" w:hAnsi="Calibri" w:eastAsia="Calibri"/>
-                <w:b w:val="0"/>
-                <w:i w:val="0"/>
-                <w:color w:val="203740"/>
-                <w:sz w:val="17"/>
-              </w:rPr>
-            </w:r>
-          </w:p>
-        </w:tc>
-      </w:tr>
-      <w:tr>
-        <w:tc>
-          <w:tcPr>
-            <w:tcW w:type="dxa" w:w="3900"/>
-            <w:shd w:fill="F7F9F9"/>
-            <w:vAlign w:val="top"/>
-            <w:tcMar>
-              <w:top w:w="80" w:type="dxa"/>
-              <w:start w:w="120" w:type="dxa"/>
-              <w:bottom w:w="80" w:type="dxa"/>
-              <w:end w:w="120" w:type="dxa"/>
-            </w:tcMar>
-          </w:tcPr>
-          <w:p>
-            <w:pPr>
-              <w:spacing w:after="0"/>
-            </w:pPr>
-            <w:r>
-              <w:rPr>
-                <w:rFonts w:ascii="Calibri" w:hAnsi="Calibri" w:eastAsia="Calibri"/>
-                <w:b w:val="0"/>
-                <w:i w:val="0"/>
-                <w:color w:val="203740"/>
-                <w:sz w:val="17"/>
-              </w:rPr>
-              <w:t>Acordar visión, objetivos y proyectos</w:t>
-            </w:r>
-          </w:p>
-        </w:tc>
-        <w:tc>
-          <w:tcPr>
-            <w:tcW w:type="dxa" w:w="2400"/>
-            <w:shd w:fill="F7F9F9"/>
-            <w:vAlign w:val="top"/>
-            <w:tcMar>
-              <w:top w:w="80" w:type="dxa"/>
-              <w:start w:w="120" w:type="dxa"/>
-              <w:bottom w:w="80" w:type="dxa"/>
-              <w:end w:w="120" w:type="dxa"/>
-            </w:tcMar>
-          </w:tcPr>
-          <w:p>
-            <w:pPr>
-              <w:spacing w:after="0"/>
-            </w:pPr>
-            <w:r>
-              <w:rPr>
-                <w:rFonts w:ascii="Calibri" w:hAnsi="Calibri" w:eastAsia="Calibri"/>
-                <w:b w:val="0"/>
-                <w:i w:val="0"/>
-                <w:color w:val="203740"/>
-                <w:sz w:val="17"/>
-              </w:rPr>
-              <w:t>CDM / Ayuntamiento</w:t>
-            </w:r>
-          </w:p>
-        </w:tc>
-        <w:tc>
-          <w:tcPr>
-            <w:tcW w:type="dxa" w:w="3060"/>
-            <w:shd w:fill="F7F9F9"/>
-            <w:vAlign w:val="top"/>
-            <w:tcMar>
-              <w:top w:w="80" w:type="dxa"/>
-              <w:start w:w="120" w:type="dxa"/>
-              <w:bottom w:w="80" w:type="dxa"/>
-              <w:end w:w="120" w:type="dxa"/>
-            </w:tcMar>
-          </w:tcPr>
-          <w:p>
-            <w:pPr>
-              <w:spacing w:after="0"/>
-            </w:pPr>
-            <w:r>
-              <w:rPr>
-                <w:rFonts w:ascii="Calibri" w:hAnsi="Calibri" w:eastAsia="Calibri"/>
-                <w:b w:val="0"/>
-                <w:i w:val="0"/>
-                <w:color w:val="203740"/>
-                <w:sz w:val="17"/>
-              </w:rPr>
-            </w:r>
-          </w:p>
-        </w:tc>
-      </w:tr>
-      <w:tr>
-        <w:tc>
-          <w:tcPr>
-            <w:tcW w:type="dxa" w:w="3900"/>
-            <w:vAlign w:val="top"/>
-            <w:tcMar>
-              <w:top w:w="80" w:type="dxa"/>
-              <w:start w:w="120" w:type="dxa"/>
-              <w:bottom w:w="80" w:type="dxa"/>
-              <w:end w:w="120" w:type="dxa"/>
-            </w:tcMar>
-          </w:tcPr>
-          <w:p>
-            <w:pPr>
-              <w:spacing w:after="0"/>
-            </w:pPr>
-            <w:r>
-              <w:rPr>
-                <w:rFonts w:ascii="Calibri" w:hAnsi="Calibri" w:eastAsia="Calibri"/>
-                <w:b w:val="0"/>
-                <w:i w:val="0"/>
-                <w:color w:val="203740"/>
-                <w:sz w:val="17"/>
-              </w:rPr>
-              <w:t>Documentar aprobación y publicación</w:t>
-            </w:r>
-          </w:p>
-        </w:tc>
-        <w:tc>
-          <w:tcPr>
-            <w:tcW w:type="dxa" w:w="2400"/>
-            <w:vAlign w:val="top"/>
-            <w:tcMar>
-              <w:top w:w="80" w:type="dxa"/>
-              <w:start w:w="120" w:type="dxa"/>
-              <w:bottom w:w="80" w:type="dxa"/>
-              <w:end w:w="120" w:type="dxa"/>
-            </w:tcMar>
-          </w:tcPr>
-          <w:p>
-            <w:pPr>
-              <w:spacing w:after="0"/>
-            </w:pPr>
-            <w:r>
-              <w:rPr>
-                <w:rFonts w:ascii="Calibri" w:hAnsi="Calibri" w:eastAsia="Calibri"/>
-                <w:b w:val="0"/>
-                <w:i w:val="0"/>
-                <w:color w:val="203740"/>
-                <w:sz w:val="17"/>
-              </w:rPr>
-              <w:t>Autoridad competente</w:t>
-            </w:r>
-          </w:p>
-        </w:tc>
-        <w:tc>
-          <w:tcPr>
-            <w:tcW w:type="dxa" w:w="3060"/>
-            <w:vAlign w:val="top"/>
-            <w:tcMar>
-              <w:top w:w="80" w:type="dxa"/>
-              <w:start w:w="120" w:type="dxa"/>
-              <w:bottom w:w="80" w:type="dxa"/>
-              <w:end w:w="120" w:type="dxa"/>
-            </w:tcMar>
-          </w:tcPr>
-          <w:p>
-            <w:pPr>
-              <w:spacing w:after="0"/>
-            </w:pPr>
-            <w:r>
-              <w:rPr>
-                <w:rFonts w:ascii="Calibri" w:hAnsi="Calibri" w:eastAsia="Calibri"/>
-                <w:b w:val="0"/>
-                <w:i w:val="0"/>
-                <w:color w:val="203740"/>
-                <w:sz w:val="17"/>
-              </w:rPr>
+              <w:t>Alcance territorial, resultado, meta, plazo, responsables, costo, financiamiento y coordinación institucional.</w:t>
             </w:r>
           </w:p>
         </w:tc>
@@ -6618,10 +4917,30 @@
     </w:p>
     <w:p>
       <w:pPr>
-        <w:pStyle w:val="Heading2"/>
+        <w:pStyle w:val="SourceNote"/>
       </w:pPr>
       <w:r>
-        <w:t>5.2 Fuentes utilizadas</w:t>
+        <w:rPr>
+          <w:rFonts w:ascii="Calibri" w:hAnsi="Calibri" w:eastAsia="Calibri"/>
+          <w:b w:val="0"/>
+          <w:i w:val="0"/>
+          <w:color w:val="5E7076"/>
+          <w:sz w:val="17"/>
+        </w:rPr>
+        <w:t>Fuente: ONE, Censo 2022 cuando existe ficha municipal; MEPyD, Guía para la formulación de planes de desarrollo municipales, pp. 33–49.</w:t>
+      </w:r>
+    </w:p>
+    <w:p>
+      <w:r>
+        <w:br w:type="page"/>
+      </w:r>
+    </w:p>
+    <w:p>
+      <w:pPr>
+        <w:pStyle w:val="Heading1"/>
+      </w:pPr>
+      <w:r>
+        <w:t>Fuentes y trazabilidad</w:t>
       </w:r>
     </w:p>
     <w:tbl>
@@ -6982,7 +5301,7 @@
                 <w:color w:val="203740"/>
                 <w:sz w:val="17"/>
               </w:rPr>
-              <w:t>X Censo Nacional de Población y Vivienda</w:t>
+              <w:t>IX y X Censos Nacionales de Población y Vivienda</w:t>
             </w:r>
           </w:p>
         </w:tc>
@@ -7010,7 +5329,7 @@
                 <w:color w:val="203740"/>
                 <w:sz w:val="17"/>
               </w:rPr>
-              <w:t>2022</w:t>
+              <w:t>2010 / 2022</w:t>
             </w:r>
           </w:p>
         </w:tc>
@@ -7122,7 +5441,7 @@
                 <w:color w:val="203740"/>
                 <w:sz w:val="17"/>
               </w:rPr>
-              <w:t>X Censo: edad y sexo</w:t>
+              <w:t>IX y X Censos: edad y sexo</w:t>
             </w:r>
           </w:p>
         </w:tc>
@@ -7149,7 +5468,7 @@
                 <w:color w:val="203740"/>
                 <w:sz w:val="17"/>
               </w:rPr>
-              <w:t>2022</w:t>
+              <w:t>2010 / 2022</w:t>
             </w:r>
           </w:p>
         </w:tc>
@@ -8621,809 +6940,8 @@
           <w:color w:val="5E7076"/>
           <w:sz w:val="17"/>
         </w:rPr>
-        <w:t>Fuente: Los datasets del Dashboard no tienen paginación. Cuando se usa texto de un PMD anterior, el rango de páginas se consigna en el párrafo correspondiente.</w:t>
+        <w:t>Fuente: Los datasets del Dashboard no tienen paginación. Cuando se usa texto de un documento anterior, el rango de páginas y su alcance territorial se consignan en el párrafo correspondiente.</w:t>
       </w:r>
-    </w:p>
-    <w:p>
-      <w:pPr>
-        <w:pStyle w:val="Heading2"/>
-      </w:pPr>
-      <w:r>
-        <w:t>5.3 Registro de correcciones</w:t>
-      </w:r>
-    </w:p>
-    <w:tbl>
-      <w:tblPr>
-        <w:tblW w:type="dxa" w:w="9360"/>
-        <w:tblLayout w:type="fixed"/>
-        <w:tblLook w:firstColumn="1" w:firstRow="1" w:lastColumn="0" w:lastRow="0" w:noHBand="0" w:noVBand="1" w:val="04A0"/>
-        <w:jc w:val="center"/>
-        <w:tblInd w:w="120" w:type="dxa"/>
-        <w:tblBorders>
-          <w:top w:val="single" w:sz="5" w:color="D7E0E1"/>
-          <w:left w:val="single" w:sz="5" w:color="D7E0E1"/>
-          <w:bottom w:val="single" w:sz="5" w:color="D7E0E1"/>
-          <w:right w:val="single" w:sz="5" w:color="D7E0E1"/>
-          <w:insideH w:val="single" w:sz="5" w:color="D7E0E1"/>
-          <w:insideV w:val="single" w:sz="5" w:color="D7E0E1"/>
-        </w:tblBorders>
-      </w:tblPr>
-      <w:tblGrid>
-        <w:gridCol w:w="1700"/>
-        <w:gridCol w:w="3300"/>
-        <w:gridCol w:w="2100"/>
-        <w:gridCol w:w="2260"/>
-      </w:tblGrid>
-      <w:tr>
-        <w:trPr>
-          <w:tblHeader w:val="true"/>
-        </w:trPr>
-        <w:tc>
-          <w:tcPr>
-            <w:tcW w:type="dxa" w:w="1700"/>
-            <w:tcMar>
-              <w:top w:w="80" w:type="dxa"/>
-              <w:start w:w="120" w:type="dxa"/>
-              <w:bottom w:w="80" w:type="dxa"/>
-              <w:end w:w="120" w:type="dxa"/>
-            </w:tcMar>
-            <w:shd w:fill="203740"/>
-            <w:vAlign w:val="center"/>
-          </w:tcPr>
-          <w:p>
-            <w:pPr>
-              <w:spacing w:after="0"/>
-            </w:pPr>
-            <w:r>
-              <w:rPr>
-                <w:rFonts w:ascii="Calibri" w:hAnsi="Calibri" w:eastAsia="Calibri"/>
-                <w:b/>
-                <w:i w:val="0"/>
-                <w:color w:val="FFFFFF"/>
-                <w:sz w:val="17"/>
-              </w:rPr>
-              <w:t>Sección</w:t>
-            </w:r>
-          </w:p>
-        </w:tc>
-        <w:tc>
-          <w:tcPr>
-            <w:tcW w:type="dxa" w:w="3300"/>
-            <w:tcMar>
-              <w:top w:w="80" w:type="dxa"/>
-              <w:start w:w="120" w:type="dxa"/>
-              <w:bottom w:w="80" w:type="dxa"/>
-              <w:end w:w="120" w:type="dxa"/>
-            </w:tcMar>
-            <w:shd w:fill="203740"/>
-            <w:vAlign w:val="center"/>
-          </w:tcPr>
-          <w:p>
-            <w:pPr>
-              <w:spacing w:after="0"/>
-            </w:pPr>
-            <w:r>
-              <w:rPr>
-                <w:rFonts w:ascii="Calibri" w:hAnsi="Calibri" w:eastAsia="Calibri"/>
-                <w:b/>
-                <w:i w:val="0"/>
-                <w:color w:val="FFFFFF"/>
-                <w:sz w:val="17"/>
-              </w:rPr>
-              <w:t>Corrección</w:t>
-            </w:r>
-          </w:p>
-        </w:tc>
-        <w:tc>
-          <w:tcPr>
-            <w:tcW w:type="dxa" w:w="2100"/>
-            <w:tcMar>
-              <w:top w:w="80" w:type="dxa"/>
-              <w:start w:w="120" w:type="dxa"/>
-              <w:bottom w:w="80" w:type="dxa"/>
-              <w:end w:w="120" w:type="dxa"/>
-            </w:tcMar>
-            <w:shd w:fill="203740"/>
-            <w:vAlign w:val="center"/>
-          </w:tcPr>
-          <w:p>
-            <w:pPr>
-              <w:spacing w:after="0"/>
-            </w:pPr>
-            <w:r>
-              <w:rPr>
-                <w:rFonts w:ascii="Calibri" w:hAnsi="Calibri" w:eastAsia="Calibri"/>
-                <w:b/>
-                <w:i w:val="0"/>
-                <w:color w:val="FFFFFF"/>
-                <w:sz w:val="17"/>
-              </w:rPr>
-              <w:t>Fuente / página</w:t>
-            </w:r>
-          </w:p>
-        </w:tc>
-        <w:tc>
-          <w:tcPr>
-            <w:tcW w:type="dxa" w:w="2260"/>
-            <w:tcMar>
-              <w:top w:w="80" w:type="dxa"/>
-              <w:start w:w="120" w:type="dxa"/>
-              <w:bottom w:w="80" w:type="dxa"/>
-              <w:end w:w="120" w:type="dxa"/>
-            </w:tcMar>
-            <w:shd w:fill="203740"/>
-            <w:vAlign w:val="center"/>
-          </w:tcPr>
-          <w:p>
-            <w:pPr>
-              <w:spacing w:after="0"/>
-            </w:pPr>
-            <w:r>
-              <w:rPr>
-                <w:rFonts w:ascii="Calibri" w:hAnsi="Calibri" w:eastAsia="Calibri"/>
-                <w:b/>
-                <w:i w:val="0"/>
-                <w:color w:val="FFFFFF"/>
-                <w:sz w:val="17"/>
-              </w:rPr>
-              <w:t>Responsable / fecha</w:t>
-            </w:r>
-          </w:p>
-        </w:tc>
-      </w:tr>
-      <w:tr>
-        <w:tc>
-          <w:tcPr>
-            <w:tcW w:type="dxa" w:w="1700"/>
-            <w:vAlign w:val="top"/>
-            <w:tcMar>
-              <w:top w:w="80" w:type="dxa"/>
-              <w:start w:w="120" w:type="dxa"/>
-              <w:bottom w:w="80" w:type="dxa"/>
-              <w:end w:w="120" w:type="dxa"/>
-            </w:tcMar>
-          </w:tcPr>
-          <w:p>
-            <w:pPr>
-              <w:spacing w:after="0"/>
-            </w:pPr>
-            <w:r>
-              <w:rPr>
-                <w:rFonts w:ascii="Calibri" w:hAnsi="Calibri" w:eastAsia="Calibri"/>
-                <w:b w:val="0"/>
-                <w:i w:val="0"/>
-                <w:color w:val="203740"/>
-                <w:sz w:val="17"/>
-              </w:rPr>
-            </w:r>
-          </w:p>
-        </w:tc>
-        <w:tc>
-          <w:tcPr>
-            <w:tcW w:type="dxa" w:w="3300"/>
-            <w:vAlign w:val="top"/>
-            <w:tcMar>
-              <w:top w:w="80" w:type="dxa"/>
-              <w:start w:w="120" w:type="dxa"/>
-              <w:bottom w:w="80" w:type="dxa"/>
-              <w:end w:w="120" w:type="dxa"/>
-            </w:tcMar>
-          </w:tcPr>
-          <w:p>
-            <w:pPr>
-              <w:spacing w:after="0"/>
-            </w:pPr>
-            <w:r>
-              <w:rPr>
-                <w:rFonts w:ascii="Calibri" w:hAnsi="Calibri" w:eastAsia="Calibri"/>
-                <w:b w:val="0"/>
-                <w:i w:val="0"/>
-                <w:color w:val="203740"/>
-                <w:sz w:val="17"/>
-              </w:rPr>
-            </w:r>
-          </w:p>
-        </w:tc>
-        <w:tc>
-          <w:tcPr>
-            <w:tcW w:type="dxa" w:w="2100"/>
-            <w:vAlign w:val="top"/>
-            <w:tcMar>
-              <w:top w:w="80" w:type="dxa"/>
-              <w:start w:w="120" w:type="dxa"/>
-              <w:bottom w:w="80" w:type="dxa"/>
-              <w:end w:w="120" w:type="dxa"/>
-            </w:tcMar>
-          </w:tcPr>
-          <w:p>
-            <w:pPr>
-              <w:spacing w:after="0"/>
-            </w:pPr>
-            <w:r>
-              <w:rPr>
-                <w:rFonts w:ascii="Calibri" w:hAnsi="Calibri" w:eastAsia="Calibri"/>
-                <w:b w:val="0"/>
-                <w:i w:val="0"/>
-                <w:color w:val="203740"/>
-                <w:sz w:val="17"/>
-              </w:rPr>
-            </w:r>
-          </w:p>
-        </w:tc>
-        <w:tc>
-          <w:tcPr>
-            <w:tcW w:type="dxa" w:w="2260"/>
-            <w:vAlign w:val="top"/>
-            <w:tcMar>
-              <w:top w:w="80" w:type="dxa"/>
-              <w:start w:w="120" w:type="dxa"/>
-              <w:bottom w:w="80" w:type="dxa"/>
-              <w:end w:w="120" w:type="dxa"/>
-            </w:tcMar>
-          </w:tcPr>
-          <w:p>
-            <w:pPr>
-              <w:spacing w:after="0"/>
-            </w:pPr>
-            <w:r>
-              <w:rPr>
-                <w:rFonts w:ascii="Calibri" w:hAnsi="Calibri" w:eastAsia="Calibri"/>
-                <w:b w:val="0"/>
-                <w:i w:val="0"/>
-                <w:color w:val="203740"/>
-                <w:sz w:val="17"/>
-              </w:rPr>
-            </w:r>
-          </w:p>
-        </w:tc>
-      </w:tr>
-      <w:tr>
-        <w:tc>
-          <w:tcPr>
-            <w:tcW w:type="dxa" w:w="1700"/>
-            <w:shd w:fill="F7F9F9"/>
-            <w:vAlign w:val="top"/>
-            <w:tcMar>
-              <w:top w:w="80" w:type="dxa"/>
-              <w:start w:w="120" w:type="dxa"/>
-              <w:bottom w:w="80" w:type="dxa"/>
-              <w:end w:w="120" w:type="dxa"/>
-            </w:tcMar>
-          </w:tcPr>
-          <w:p>
-            <w:pPr>
-              <w:spacing w:after="0"/>
-            </w:pPr>
-            <w:r>
-              <w:rPr>
-                <w:rFonts w:ascii="Calibri" w:hAnsi="Calibri" w:eastAsia="Calibri"/>
-                <w:b w:val="0"/>
-                <w:i w:val="0"/>
-                <w:color w:val="203740"/>
-                <w:sz w:val="17"/>
-              </w:rPr>
-            </w:r>
-          </w:p>
-        </w:tc>
-        <w:tc>
-          <w:tcPr>
-            <w:tcW w:type="dxa" w:w="3300"/>
-            <w:shd w:fill="F7F9F9"/>
-            <w:vAlign w:val="top"/>
-            <w:tcMar>
-              <w:top w:w="80" w:type="dxa"/>
-              <w:start w:w="120" w:type="dxa"/>
-              <w:bottom w:w="80" w:type="dxa"/>
-              <w:end w:w="120" w:type="dxa"/>
-            </w:tcMar>
-          </w:tcPr>
-          <w:p>
-            <w:pPr>
-              <w:spacing w:after="0"/>
-            </w:pPr>
-            <w:r>
-              <w:rPr>
-                <w:rFonts w:ascii="Calibri" w:hAnsi="Calibri" w:eastAsia="Calibri"/>
-                <w:b w:val="0"/>
-                <w:i w:val="0"/>
-                <w:color w:val="203740"/>
-                <w:sz w:val="17"/>
-              </w:rPr>
-            </w:r>
-          </w:p>
-        </w:tc>
-        <w:tc>
-          <w:tcPr>
-            <w:tcW w:type="dxa" w:w="2100"/>
-            <w:shd w:fill="F7F9F9"/>
-            <w:vAlign w:val="top"/>
-            <w:tcMar>
-              <w:top w:w="80" w:type="dxa"/>
-              <w:start w:w="120" w:type="dxa"/>
-              <w:bottom w:w="80" w:type="dxa"/>
-              <w:end w:w="120" w:type="dxa"/>
-            </w:tcMar>
-          </w:tcPr>
-          <w:p>
-            <w:pPr>
-              <w:spacing w:after="0"/>
-            </w:pPr>
-            <w:r>
-              <w:rPr>
-                <w:rFonts w:ascii="Calibri" w:hAnsi="Calibri" w:eastAsia="Calibri"/>
-                <w:b w:val="0"/>
-                <w:i w:val="0"/>
-                <w:color w:val="203740"/>
-                <w:sz w:val="17"/>
-              </w:rPr>
-            </w:r>
-          </w:p>
-        </w:tc>
-        <w:tc>
-          <w:tcPr>
-            <w:tcW w:type="dxa" w:w="2260"/>
-            <w:shd w:fill="F7F9F9"/>
-            <w:vAlign w:val="top"/>
-            <w:tcMar>
-              <w:top w:w="80" w:type="dxa"/>
-              <w:start w:w="120" w:type="dxa"/>
-              <w:bottom w:w="80" w:type="dxa"/>
-              <w:end w:w="120" w:type="dxa"/>
-            </w:tcMar>
-          </w:tcPr>
-          <w:p>
-            <w:pPr>
-              <w:spacing w:after="0"/>
-            </w:pPr>
-            <w:r>
-              <w:rPr>
-                <w:rFonts w:ascii="Calibri" w:hAnsi="Calibri" w:eastAsia="Calibri"/>
-                <w:b w:val="0"/>
-                <w:i w:val="0"/>
-                <w:color w:val="203740"/>
-                <w:sz w:val="17"/>
-              </w:rPr>
-            </w:r>
-          </w:p>
-        </w:tc>
-      </w:tr>
-      <w:tr>
-        <w:tc>
-          <w:tcPr>
-            <w:tcW w:type="dxa" w:w="1700"/>
-            <w:vAlign w:val="top"/>
-            <w:tcMar>
-              <w:top w:w="80" w:type="dxa"/>
-              <w:start w:w="120" w:type="dxa"/>
-              <w:bottom w:w="80" w:type="dxa"/>
-              <w:end w:w="120" w:type="dxa"/>
-            </w:tcMar>
-          </w:tcPr>
-          <w:p>
-            <w:pPr>
-              <w:spacing w:after="0"/>
-            </w:pPr>
-            <w:r>
-              <w:rPr>
-                <w:rFonts w:ascii="Calibri" w:hAnsi="Calibri" w:eastAsia="Calibri"/>
-                <w:b w:val="0"/>
-                <w:i w:val="0"/>
-                <w:color w:val="203740"/>
-                <w:sz w:val="17"/>
-              </w:rPr>
-            </w:r>
-          </w:p>
-        </w:tc>
-        <w:tc>
-          <w:tcPr>
-            <w:tcW w:type="dxa" w:w="3300"/>
-            <w:vAlign w:val="top"/>
-            <w:tcMar>
-              <w:top w:w="80" w:type="dxa"/>
-              <w:start w:w="120" w:type="dxa"/>
-              <w:bottom w:w="80" w:type="dxa"/>
-              <w:end w:w="120" w:type="dxa"/>
-            </w:tcMar>
-          </w:tcPr>
-          <w:p>
-            <w:pPr>
-              <w:spacing w:after="0"/>
-            </w:pPr>
-            <w:r>
-              <w:rPr>
-                <w:rFonts w:ascii="Calibri" w:hAnsi="Calibri" w:eastAsia="Calibri"/>
-                <w:b w:val="0"/>
-                <w:i w:val="0"/>
-                <w:color w:val="203740"/>
-                <w:sz w:val="17"/>
-              </w:rPr>
-            </w:r>
-          </w:p>
-        </w:tc>
-        <w:tc>
-          <w:tcPr>
-            <w:tcW w:type="dxa" w:w="2100"/>
-            <w:vAlign w:val="top"/>
-            <w:tcMar>
-              <w:top w:w="80" w:type="dxa"/>
-              <w:start w:w="120" w:type="dxa"/>
-              <w:bottom w:w="80" w:type="dxa"/>
-              <w:end w:w="120" w:type="dxa"/>
-            </w:tcMar>
-          </w:tcPr>
-          <w:p>
-            <w:pPr>
-              <w:spacing w:after="0"/>
-            </w:pPr>
-            <w:r>
-              <w:rPr>
-                <w:rFonts w:ascii="Calibri" w:hAnsi="Calibri" w:eastAsia="Calibri"/>
-                <w:b w:val="0"/>
-                <w:i w:val="0"/>
-                <w:color w:val="203740"/>
-                <w:sz w:val="17"/>
-              </w:rPr>
-            </w:r>
-          </w:p>
-        </w:tc>
-        <w:tc>
-          <w:tcPr>
-            <w:tcW w:type="dxa" w:w="2260"/>
-            <w:vAlign w:val="top"/>
-            <w:tcMar>
-              <w:top w:w="80" w:type="dxa"/>
-              <w:start w:w="120" w:type="dxa"/>
-              <w:bottom w:w="80" w:type="dxa"/>
-              <w:end w:w="120" w:type="dxa"/>
-            </w:tcMar>
-          </w:tcPr>
-          <w:p>
-            <w:pPr>
-              <w:spacing w:after="0"/>
-            </w:pPr>
-            <w:r>
-              <w:rPr>
-                <w:rFonts w:ascii="Calibri" w:hAnsi="Calibri" w:eastAsia="Calibri"/>
-                <w:b w:val="0"/>
-                <w:i w:val="0"/>
-                <w:color w:val="203740"/>
-                <w:sz w:val="17"/>
-              </w:rPr>
-            </w:r>
-          </w:p>
-        </w:tc>
-      </w:tr>
-      <w:tr>
-        <w:tc>
-          <w:tcPr>
-            <w:tcW w:type="dxa" w:w="1700"/>
-            <w:shd w:fill="F7F9F9"/>
-            <w:vAlign w:val="top"/>
-            <w:tcMar>
-              <w:top w:w="80" w:type="dxa"/>
-              <w:start w:w="120" w:type="dxa"/>
-              <w:bottom w:w="80" w:type="dxa"/>
-              <w:end w:w="120" w:type="dxa"/>
-            </w:tcMar>
-          </w:tcPr>
-          <w:p>
-            <w:pPr>
-              <w:spacing w:after="0"/>
-            </w:pPr>
-            <w:r>
-              <w:rPr>
-                <w:rFonts w:ascii="Calibri" w:hAnsi="Calibri" w:eastAsia="Calibri"/>
-                <w:b w:val="0"/>
-                <w:i w:val="0"/>
-                <w:color w:val="203740"/>
-                <w:sz w:val="17"/>
-              </w:rPr>
-            </w:r>
-          </w:p>
-        </w:tc>
-        <w:tc>
-          <w:tcPr>
-            <w:tcW w:type="dxa" w:w="3300"/>
-            <w:shd w:fill="F7F9F9"/>
-            <w:vAlign w:val="top"/>
-            <w:tcMar>
-              <w:top w:w="80" w:type="dxa"/>
-              <w:start w:w="120" w:type="dxa"/>
-              <w:bottom w:w="80" w:type="dxa"/>
-              <w:end w:w="120" w:type="dxa"/>
-            </w:tcMar>
-          </w:tcPr>
-          <w:p>
-            <w:pPr>
-              <w:spacing w:after="0"/>
-            </w:pPr>
-            <w:r>
-              <w:rPr>
-                <w:rFonts w:ascii="Calibri" w:hAnsi="Calibri" w:eastAsia="Calibri"/>
-                <w:b w:val="0"/>
-                <w:i w:val="0"/>
-                <w:color w:val="203740"/>
-                <w:sz w:val="17"/>
-              </w:rPr>
-            </w:r>
-          </w:p>
-        </w:tc>
-        <w:tc>
-          <w:tcPr>
-            <w:tcW w:type="dxa" w:w="2100"/>
-            <w:shd w:fill="F7F9F9"/>
-            <w:vAlign w:val="top"/>
-            <w:tcMar>
-              <w:top w:w="80" w:type="dxa"/>
-              <w:start w:w="120" w:type="dxa"/>
-              <w:bottom w:w="80" w:type="dxa"/>
-              <w:end w:w="120" w:type="dxa"/>
-            </w:tcMar>
-          </w:tcPr>
-          <w:p>
-            <w:pPr>
-              <w:spacing w:after="0"/>
-            </w:pPr>
-            <w:r>
-              <w:rPr>
-                <w:rFonts w:ascii="Calibri" w:hAnsi="Calibri" w:eastAsia="Calibri"/>
-                <w:b w:val="0"/>
-                <w:i w:val="0"/>
-                <w:color w:val="203740"/>
-                <w:sz w:val="17"/>
-              </w:rPr>
-            </w:r>
-          </w:p>
-        </w:tc>
-        <w:tc>
-          <w:tcPr>
-            <w:tcW w:type="dxa" w:w="2260"/>
-            <w:shd w:fill="F7F9F9"/>
-            <w:vAlign w:val="top"/>
-            <w:tcMar>
-              <w:top w:w="80" w:type="dxa"/>
-              <w:start w:w="120" w:type="dxa"/>
-              <w:bottom w:w="80" w:type="dxa"/>
-              <w:end w:w="120" w:type="dxa"/>
-            </w:tcMar>
-          </w:tcPr>
-          <w:p>
-            <w:pPr>
-              <w:spacing w:after="0"/>
-            </w:pPr>
-            <w:r>
-              <w:rPr>
-                <w:rFonts w:ascii="Calibri" w:hAnsi="Calibri" w:eastAsia="Calibri"/>
-                <w:b w:val="0"/>
-                <w:i w:val="0"/>
-                <w:color w:val="203740"/>
-                <w:sz w:val="17"/>
-              </w:rPr>
-            </w:r>
-          </w:p>
-        </w:tc>
-      </w:tr>
-      <w:tr>
-        <w:tc>
-          <w:tcPr>
-            <w:tcW w:type="dxa" w:w="1700"/>
-            <w:vAlign w:val="top"/>
-            <w:tcMar>
-              <w:top w:w="80" w:type="dxa"/>
-              <w:start w:w="120" w:type="dxa"/>
-              <w:bottom w:w="80" w:type="dxa"/>
-              <w:end w:w="120" w:type="dxa"/>
-            </w:tcMar>
-          </w:tcPr>
-          <w:p>
-            <w:pPr>
-              <w:spacing w:after="0"/>
-            </w:pPr>
-            <w:r>
-              <w:rPr>
-                <w:rFonts w:ascii="Calibri" w:hAnsi="Calibri" w:eastAsia="Calibri"/>
-                <w:b w:val="0"/>
-                <w:i w:val="0"/>
-                <w:color w:val="203740"/>
-                <w:sz w:val="17"/>
-              </w:rPr>
-            </w:r>
-          </w:p>
-        </w:tc>
-        <w:tc>
-          <w:tcPr>
-            <w:tcW w:type="dxa" w:w="3300"/>
-            <w:vAlign w:val="top"/>
-            <w:tcMar>
-              <w:top w:w="80" w:type="dxa"/>
-              <w:start w:w="120" w:type="dxa"/>
-              <w:bottom w:w="80" w:type="dxa"/>
-              <w:end w:w="120" w:type="dxa"/>
-            </w:tcMar>
-          </w:tcPr>
-          <w:p>
-            <w:pPr>
-              <w:spacing w:after="0"/>
-            </w:pPr>
-            <w:r>
-              <w:rPr>
-                <w:rFonts w:ascii="Calibri" w:hAnsi="Calibri" w:eastAsia="Calibri"/>
-                <w:b w:val="0"/>
-                <w:i w:val="0"/>
-                <w:color w:val="203740"/>
-                <w:sz w:val="17"/>
-              </w:rPr>
-            </w:r>
-          </w:p>
-        </w:tc>
-        <w:tc>
-          <w:tcPr>
-            <w:tcW w:type="dxa" w:w="2100"/>
-            <w:vAlign w:val="top"/>
-            <w:tcMar>
-              <w:top w:w="80" w:type="dxa"/>
-              <w:start w:w="120" w:type="dxa"/>
-              <w:bottom w:w="80" w:type="dxa"/>
-              <w:end w:w="120" w:type="dxa"/>
-            </w:tcMar>
-          </w:tcPr>
-          <w:p>
-            <w:pPr>
-              <w:spacing w:after="0"/>
-            </w:pPr>
-            <w:r>
-              <w:rPr>
-                <w:rFonts w:ascii="Calibri" w:hAnsi="Calibri" w:eastAsia="Calibri"/>
-                <w:b w:val="0"/>
-                <w:i w:val="0"/>
-                <w:color w:val="203740"/>
-                <w:sz w:val="17"/>
-              </w:rPr>
-            </w:r>
-          </w:p>
-        </w:tc>
-        <w:tc>
-          <w:tcPr>
-            <w:tcW w:type="dxa" w:w="2260"/>
-            <w:vAlign w:val="top"/>
-            <w:tcMar>
-              <w:top w:w="80" w:type="dxa"/>
-              <w:start w:w="120" w:type="dxa"/>
-              <w:bottom w:w="80" w:type="dxa"/>
-              <w:end w:w="120" w:type="dxa"/>
-            </w:tcMar>
-          </w:tcPr>
-          <w:p>
-            <w:pPr>
-              <w:spacing w:after="0"/>
-            </w:pPr>
-            <w:r>
-              <w:rPr>
-                <w:rFonts w:ascii="Calibri" w:hAnsi="Calibri" w:eastAsia="Calibri"/>
-                <w:b w:val="0"/>
-                <w:i w:val="0"/>
-                <w:color w:val="203740"/>
-                <w:sz w:val="17"/>
-              </w:rPr>
-            </w:r>
-          </w:p>
-        </w:tc>
-      </w:tr>
-      <w:tr>
-        <w:tc>
-          <w:tcPr>
-            <w:tcW w:type="dxa" w:w="1700"/>
-            <w:shd w:fill="F7F9F9"/>
-            <w:vAlign w:val="top"/>
-            <w:tcMar>
-              <w:top w:w="80" w:type="dxa"/>
-              <w:start w:w="120" w:type="dxa"/>
-              <w:bottom w:w="80" w:type="dxa"/>
-              <w:end w:w="120" w:type="dxa"/>
-            </w:tcMar>
-          </w:tcPr>
-          <w:p>
-            <w:pPr>
-              <w:spacing w:after="0"/>
-            </w:pPr>
-            <w:r>
-              <w:rPr>
-                <w:rFonts w:ascii="Calibri" w:hAnsi="Calibri" w:eastAsia="Calibri"/>
-                <w:b w:val="0"/>
-                <w:i w:val="0"/>
-                <w:color w:val="203740"/>
-                <w:sz w:val="17"/>
-              </w:rPr>
-            </w:r>
-          </w:p>
-        </w:tc>
-        <w:tc>
-          <w:tcPr>
-            <w:tcW w:type="dxa" w:w="3300"/>
-            <w:shd w:fill="F7F9F9"/>
-            <w:vAlign w:val="top"/>
-            <w:tcMar>
-              <w:top w:w="80" w:type="dxa"/>
-              <w:start w:w="120" w:type="dxa"/>
-              <w:bottom w:w="80" w:type="dxa"/>
-              <w:end w:w="120" w:type="dxa"/>
-            </w:tcMar>
-          </w:tcPr>
-          <w:p>
-            <w:pPr>
-              <w:spacing w:after="0"/>
-            </w:pPr>
-            <w:r>
-              <w:rPr>
-                <w:rFonts w:ascii="Calibri" w:hAnsi="Calibri" w:eastAsia="Calibri"/>
-                <w:b w:val="0"/>
-                <w:i w:val="0"/>
-                <w:color w:val="203740"/>
-                <w:sz w:val="17"/>
-              </w:rPr>
-            </w:r>
-          </w:p>
-        </w:tc>
-        <w:tc>
-          <w:tcPr>
-            <w:tcW w:type="dxa" w:w="2100"/>
-            <w:shd w:fill="F7F9F9"/>
-            <w:vAlign w:val="top"/>
-            <w:tcMar>
-              <w:top w:w="80" w:type="dxa"/>
-              <w:start w:w="120" w:type="dxa"/>
-              <w:bottom w:w="80" w:type="dxa"/>
-              <w:end w:w="120" w:type="dxa"/>
-            </w:tcMar>
-          </w:tcPr>
-          <w:p>
-            <w:pPr>
-              <w:spacing w:after="0"/>
-            </w:pPr>
-            <w:r>
-              <w:rPr>
-                <w:rFonts w:ascii="Calibri" w:hAnsi="Calibri" w:eastAsia="Calibri"/>
-                <w:b w:val="0"/>
-                <w:i w:val="0"/>
-                <w:color w:val="203740"/>
-                <w:sz w:val="17"/>
-              </w:rPr>
-            </w:r>
-          </w:p>
-        </w:tc>
-        <w:tc>
-          <w:tcPr>
-            <w:tcW w:type="dxa" w:w="2260"/>
-            <w:shd w:fill="F7F9F9"/>
-            <w:vAlign w:val="top"/>
-            <w:tcMar>
-              <w:top w:w="80" w:type="dxa"/>
-              <w:start w:w="120" w:type="dxa"/>
-              <w:bottom w:w="80" w:type="dxa"/>
-              <w:end w:w="120" w:type="dxa"/>
-            </w:tcMar>
-          </w:tcPr>
-          <w:p>
-            <w:pPr>
-              <w:spacing w:after="0"/>
-            </w:pPr>
-            <w:r>
-              <w:rPr>
-                <w:rFonts w:ascii="Calibri" w:hAnsi="Calibri" w:eastAsia="Calibri"/>
-                <w:b w:val="0"/>
-                <w:i w:val="0"/>
-                <w:color w:val="203740"/>
-                <w:sz w:val="17"/>
-              </w:rPr>
-            </w:r>
-          </w:p>
-        </w:tc>
-      </w:tr>
-    </w:tbl>
-    <w:p>
-      <w:pPr>
-        <w:spacing w:after="0"/>
-      </w:pPr>
     </w:p>
     <w:sectPr>
       <w:headerReference w:type="default" r:id="rId9"/>
@@ -9453,26 +6971,6 @@
         <w:sz w:val="15"/>
       </w:rPr>
       <w:t xml:space="preserve">Cristóbal, Independencia · PMD 2025-2028 · </w:t>
-    </w:r>
-    <w:r>
-      <w:rPr>
-        <w:rFonts w:ascii="Calibri" w:hAnsi="Calibri" w:eastAsia="Calibri"/>
-        <w:b/>
-        <w:i w:val="0"/>
-        <w:color w:val="9A5A18"/>
-        <w:sz w:val="15"/>
-      </w:rPr>
-      <w:t>Borrador no aprobado</w:t>
-    </w:r>
-    <w:r>
-      <w:rPr>
-        <w:rFonts w:ascii="Calibri" w:hAnsi="Calibri" w:eastAsia="Calibri"/>
-        <w:b w:val="0"/>
-        <w:i w:val="0"/>
-        <w:color w:val="5E7076"/>
-        <w:sz w:val="15"/>
-      </w:rPr>
-      <w:t xml:space="preserve"> · </w:t>
     </w:r>
     <w:fldSimple w:instr="PAGE"/>
   </w:p>
@@ -9518,7 +7016,7 @@
               <w:color w:val="14866D"/>
               <w:sz w:val="15"/>
             </w:rPr>
-            <w:t>PLAN MUNICIPAL DE DESARROLLO · BORRADOR TÉCNICO</w:t>
+            <w:t>PLAN MUNICIPAL DE DESARROLLO</w:t>
           </w:r>
         </w:p>
       </w:tc>

--- a/public/downloads/pmd-borradores/06100005_PMD_cristobal_Borrador_Tecnico_2025-2028.docx
+++ b/public/downloads/pmd-borradores/06100005_PMD_cristobal_Borrador_Tecnico_2025-2028.docx
@@ -456,6 +456,64 @@
         <w:tc>
           <w:tcPr>
             <w:tcW w:type="dxa" w:w="8460"/>
+            <w:vAlign w:val="top"/>
+            <w:tcMar>
+              <w:top w:w="80" w:type="dxa"/>
+              <w:start w:w="120" w:type="dxa"/>
+              <w:bottom w:w="80" w:type="dxa"/>
+              <w:end w:w="120" w:type="dxa"/>
+            </w:tcMar>
+          </w:tcPr>
+          <w:p>
+            <w:pPr>
+              <w:spacing w:after="0"/>
+            </w:pPr>
+            <w:r>
+              <w:rPr>
+                <w:rFonts w:ascii="Calibri" w:hAnsi="Calibri" w:eastAsia="Calibri"/>
+                <w:b w:val="0"/>
+                <w:i w:val="0"/>
+                <w:color w:val="203740"/>
+                <w:sz w:val="17"/>
+              </w:rPr>
+              <w:t>Inversión pública: proyectos en ejecución o reprogramados identificados específicamente para el municipio en MapaInversiones.</w:t>
+            </w:r>
+          </w:p>
+        </w:tc>
+      </w:tr>
+      <w:tr>
+        <w:tc>
+          <w:tcPr>
+            <w:tcW w:type="dxa" w:w="900"/>
+            <w:shd w:fill="F7F9F9"/>
+            <w:vAlign w:val="top"/>
+            <w:tcMar>
+              <w:top w:w="80" w:type="dxa"/>
+              <w:start w:w="120" w:type="dxa"/>
+              <w:bottom w:w="80" w:type="dxa"/>
+              <w:end w:w="120" w:type="dxa"/>
+            </w:tcMar>
+          </w:tcPr>
+          <w:p>
+            <w:pPr>
+              <w:spacing w:after="0"/>
+            </w:pPr>
+            <w:r>
+              <w:rPr>
+                <w:rFonts w:ascii="Calibri" w:hAnsi="Calibri" w:eastAsia="Calibri"/>
+                <w:b w:val="0"/>
+                <w:i w:val="0"/>
+                <w:color w:val="203740"/>
+                <w:sz w:val="17"/>
+              </w:rPr>
+              <w:t>6</w:t>
+            </w:r>
+          </w:p>
+        </w:tc>
+        <w:tc>
+          <w:tcPr>
+            <w:tcW w:type="dxa" w:w="8460"/>
+            <w:shd w:fill="F7F9F9"/>
             <w:vAlign w:val="top"/>
             <w:tcMar>
               <w:top w:w="80" w:type="dxa"/>
@@ -2616,7 +2674,7 @@
     </w:p>
     <w:p>
       <w:r>
-        <w:t>Las cinco láminas siguientes reproducen en Word la lógica de impresión del Dashboard de Diagnóstico Territorial. Presentan la línea base estadística antes de su interpretación narrativa. Los datos corresponden al territorio seleccionado y conservan el año y la fuente; una ausencia se muestra como «No disponible» y no se sustituye por estimaciones.</w:t>
+        <w:t>Las 8 páginas siguientes reproducen la exportación vigente del Dashboard Territorial. Presentan la línea base estadística antes de su interpretación narrativa e incorporan los indicadores demográficos, sociales, económicos, institucionales, ambientales y de inversión disponibles. Los datos conservan el año, la fuente y el ámbito territorial; cuando la fuente solo publica un total provincial, la página lo identifica como «Provincia completa» y no lo atribuye al municipio.</w:t>
       </w:r>
     </w:p>
     <w:tbl>
@@ -2668,7 +2726,7 @@
                 <w:color w:val="FFFFFF"/>
                 <w:sz w:val="17"/>
               </w:rPr>
-              <w:t>Lámina</w:t>
+              <w:t>Bloque</w:t>
             </w:r>
           </w:p>
         </w:tc>
@@ -2753,7 +2811,7 @@
                 <w:color w:val="203740"/>
                 <w:sz w:val="17"/>
               </w:rPr>
-              <w:t>1</w:t>
+              <w:t>Demografía</w:t>
             </w:r>
           </w:p>
         </w:tc>
@@ -2837,7 +2895,7 @@
                 <w:color w:val="203740"/>
                 <w:sz w:val="17"/>
               </w:rPr>
-              <w:t>2</w:t>
+              <w:t>Condiciones de vida</w:t>
             </w:r>
           </w:p>
         </w:tc>
@@ -2865,7 +2923,7 @@
                 <w:color w:val="203740"/>
                 <w:sz w:val="17"/>
               </w:rPr>
-              <w:t>Agua, saneamiento, alumbrado, combustible y residuos</w:t>
+              <w:t>Agua, saneamiento, energía, residuos, educación, salud y conectividad</w:t>
             </w:r>
           </w:p>
         </w:tc>
@@ -2893,7 +2951,7 @@
                 <w:color w:val="203740"/>
                 <w:sz w:val="17"/>
               </w:rPr>
-              <w:t>Coberturas declaradas por hogares</w:t>
+              <w:t>Coberturas y brechas observadas</w:t>
             </w:r>
           </w:p>
         </w:tc>
@@ -2922,7 +2980,7 @@
                 <w:color w:val="203740"/>
                 <w:sz w:val="17"/>
               </w:rPr>
-              <w:t>3</w:t>
+              <w:t>Resultados y riesgos</w:t>
             </w:r>
           </w:p>
         </w:tc>
@@ -2949,7 +3007,7 @@
                 <w:color w:val="203740"/>
                 <w:sz w:val="17"/>
               </w:rPr>
-              <w:t>Oferta, nivel de instrucción, infraestructura y eficiencia educativa</w:t>
+              <w:t>Seguridad, movilidad, incendios, inclusión, primera infancia y deporte</w:t>
             </w:r>
           </w:p>
         </w:tc>
@@ -2976,7 +3034,7 @@
                 <w:color w:val="203740"/>
                 <w:sz w:val="17"/>
               </w:rPr>
-              <w:t>Capacidades y alertas educativas</w:t>
+              <w:t>Dato municipal o contexto provincial, según la fuente</w:t>
             </w:r>
           </w:p>
         </w:tc>
@@ -3006,7 +3064,7 @@
                 <w:color w:val="203740"/>
                 <w:sz w:val="17"/>
               </w:rPr>
-              <w:t>4</w:t>
+              <w:t>Gestión e inversión</w:t>
             </w:r>
           </w:p>
         </w:tc>
@@ -3034,7 +3092,7 @@
                 <w:color w:val="203740"/>
                 <w:sz w:val="17"/>
               </w:rPr>
-              <w:t>Establecimientos, empleo, tamaño empresarial y sectores CIIU</w:t>
+              <w:t>Inversión territorial, SISMAP, obras viales y licencias</w:t>
             </w:r>
           </w:p>
         </w:tc>
@@ -3062,7 +3120,7 @@
                 <w:color w:val="203740"/>
                 <w:sz w:val="17"/>
               </w:rPr>
-              <w:t>Estructura económica formal observada</w:t>
+              <w:t>Magnitud, ejecución y capacidad institucional</w:t>
             </w:r>
           </w:p>
         </w:tc>
@@ -3091,7 +3149,7 @@
                 <w:color w:val="203740"/>
                 <w:sz w:val="17"/>
               </w:rPr>
-              <w:t>5</w:t>
+              <w:t>Comparación</w:t>
             </w:r>
           </w:p>
         </w:tc>
@@ -3118,7 +3176,7 @@
                 <w:color w:val="203740"/>
                 <w:sz w:val="17"/>
               </w:rPr>
-              <w:t>Establecimientos de salud y comparación nacional</w:t>
+              <w:t>Municipio, provincia, región y país</w:t>
             </w:r>
           </w:p>
         </w:tc>
@@ -3145,7 +3203,7 @@
                 <w:color w:val="203740"/>
                 <w:sz w:val="17"/>
               </w:rPr>
-              <w:t>Presencia física y brechas relativas</w:t>
+              <w:t>Posición relativa sin convertirla automáticamente en prioridad</w:t>
             </w:r>
           </w:p>
         </w:tc>
@@ -3239,7 +3297,7 @@
       <w:r>
         <w:drawing>
           <wp:inline xmlns:a="http://schemas.openxmlformats.org/drawingml/2006/main" xmlns:pic="http://schemas.openxmlformats.org/drawingml/2006/picture">
-            <wp:extent cx="5943600" cy="7135215"/>
+            <wp:extent cx="5943600" cy="7691718"/>
             <wp:docPr id="1" name="Picture 1"/>
             <wp:cNvGraphicFramePr>
               <a:graphicFrameLocks noChangeAspect="1"/>
@@ -3248,7 +3306,7 @@
               <a:graphicData uri="http://schemas.openxmlformats.org/drawingml/2006/picture">
                 <pic:pic>
                   <pic:nvPicPr>
-                    <pic:cNvPr id="0" name="diagnostico-1.png"/>
+                    <pic:cNvPr id="0" name="dashboard-pdf-page-1.jpg"/>
                     <pic:cNvPicPr/>
                   </pic:nvPicPr>
                   <pic:blipFill>
@@ -3260,7 +3318,7 @@
                   <pic:spPr>
                     <a:xfrm>
                       <a:off x="0" y="0"/>
-                      <a:ext cx="5943600" cy="7135215"/>
+                      <a:ext cx="5943600" cy="7691718"/>
                     </a:xfrm>
                     <a:prstGeom prst="rect"/>
                   </pic:spPr>
@@ -3285,7 +3343,7 @@
       <w:r>
         <w:drawing>
           <wp:inline xmlns:a="http://schemas.openxmlformats.org/drawingml/2006/main" xmlns:pic="http://schemas.openxmlformats.org/drawingml/2006/picture">
-            <wp:extent cx="5943600" cy="7135215"/>
+            <wp:extent cx="5943600" cy="7691718"/>
             <wp:docPr id="2" name="Picture 2"/>
             <wp:cNvGraphicFramePr>
               <a:graphicFrameLocks noChangeAspect="1"/>
@@ -3294,7 +3352,7 @@
               <a:graphicData uri="http://schemas.openxmlformats.org/drawingml/2006/picture">
                 <pic:pic>
                   <pic:nvPicPr>
-                    <pic:cNvPr id="0" name="diagnostico-2.png"/>
+                    <pic:cNvPr id="0" name="dashboard-pdf-page-2.jpg"/>
                     <pic:cNvPicPr/>
                   </pic:nvPicPr>
                   <pic:blipFill>
@@ -3306,7 +3364,7 @@
                   <pic:spPr>
                     <a:xfrm>
                       <a:off x="0" y="0"/>
-                      <a:ext cx="5943600" cy="7135215"/>
+                      <a:ext cx="5943600" cy="7691718"/>
                     </a:xfrm>
                     <a:prstGeom prst="rect"/>
                   </pic:spPr>
@@ -3331,7 +3389,7 @@
       <w:r>
         <w:drawing>
           <wp:inline xmlns:a="http://schemas.openxmlformats.org/drawingml/2006/main" xmlns:pic="http://schemas.openxmlformats.org/drawingml/2006/picture">
-            <wp:extent cx="5943600" cy="7135215"/>
+            <wp:extent cx="5943600" cy="7691718"/>
             <wp:docPr id="3" name="Picture 3"/>
             <wp:cNvGraphicFramePr>
               <a:graphicFrameLocks noChangeAspect="1"/>
@@ -3340,7 +3398,7 @@
               <a:graphicData uri="http://schemas.openxmlformats.org/drawingml/2006/picture">
                 <pic:pic>
                   <pic:nvPicPr>
-                    <pic:cNvPr id="0" name="diagnostico-3.png"/>
+                    <pic:cNvPr id="0" name="dashboard-pdf-page-3.jpg"/>
                     <pic:cNvPicPr/>
                   </pic:nvPicPr>
                   <pic:blipFill>
@@ -3352,7 +3410,7 @@
                   <pic:spPr>
                     <a:xfrm>
                       <a:off x="0" y="0"/>
-                      <a:ext cx="5943600" cy="7135215"/>
+                      <a:ext cx="5943600" cy="7691718"/>
                     </a:xfrm>
                     <a:prstGeom prst="rect"/>
                   </pic:spPr>
@@ -3377,7 +3435,7 @@
       <w:r>
         <w:drawing>
           <wp:inline xmlns:a="http://schemas.openxmlformats.org/drawingml/2006/main" xmlns:pic="http://schemas.openxmlformats.org/drawingml/2006/picture">
-            <wp:extent cx="5943600" cy="7135215"/>
+            <wp:extent cx="5943600" cy="7691718"/>
             <wp:docPr id="4" name="Picture 4"/>
             <wp:cNvGraphicFramePr>
               <a:graphicFrameLocks noChangeAspect="1"/>
@@ -3386,7 +3444,7 @@
               <a:graphicData uri="http://schemas.openxmlformats.org/drawingml/2006/picture">
                 <pic:pic>
                   <pic:nvPicPr>
-                    <pic:cNvPr id="0" name="diagnostico-4.png"/>
+                    <pic:cNvPr id="0" name="dashboard-pdf-page-4.jpg"/>
                     <pic:cNvPicPr/>
                   </pic:nvPicPr>
                   <pic:blipFill>
@@ -3398,7 +3456,7 @@
                   <pic:spPr>
                     <a:xfrm>
                       <a:off x="0" y="0"/>
-                      <a:ext cx="5943600" cy="7135215"/>
+                      <a:ext cx="5943600" cy="7691718"/>
                     </a:xfrm>
                     <a:prstGeom prst="rect"/>
                   </pic:spPr>
@@ -3423,7 +3481,7 @@
       <w:r>
         <w:drawing>
           <wp:inline xmlns:a="http://schemas.openxmlformats.org/drawingml/2006/main" xmlns:pic="http://schemas.openxmlformats.org/drawingml/2006/picture">
-            <wp:extent cx="5943600" cy="7135215"/>
+            <wp:extent cx="5943600" cy="7691718"/>
             <wp:docPr id="5" name="Picture 5"/>
             <wp:cNvGraphicFramePr>
               <a:graphicFrameLocks noChangeAspect="1"/>
@@ -3432,7 +3490,7 @@
               <a:graphicData uri="http://schemas.openxmlformats.org/drawingml/2006/picture">
                 <pic:pic>
                   <pic:nvPicPr>
-                    <pic:cNvPr id="0" name="diagnostico-5.png"/>
+                    <pic:cNvPr id="0" name="dashboard-pdf-page-5.jpg"/>
                     <pic:cNvPicPr/>
                   </pic:nvPicPr>
                   <pic:blipFill>
@@ -3444,7 +3502,145 @@
                   <pic:spPr>
                     <a:xfrm>
                       <a:off x="0" y="0"/>
-                      <a:ext cx="5943600" cy="7135215"/>
+                      <a:ext cx="5943600" cy="7691718"/>
+                    </a:xfrm>
+                    <a:prstGeom prst="rect"/>
+                  </pic:spPr>
+                </pic:pic>
+              </a:graphicData>
+            </a:graphic>
+          </wp:inline>
+        </w:drawing>
+      </w:r>
+    </w:p>
+    <w:p>
+      <w:r>
+        <w:br w:type="page"/>
+      </w:r>
+    </w:p>
+    <w:p>
+      <w:pPr>
+        <w:keepLines/>
+        <w:spacing w:after="0"/>
+        <w:jc w:val="center"/>
+      </w:pPr>
+      <w:r>
+        <w:drawing>
+          <wp:inline xmlns:a="http://schemas.openxmlformats.org/drawingml/2006/main" xmlns:pic="http://schemas.openxmlformats.org/drawingml/2006/picture">
+            <wp:extent cx="5943600" cy="7691718"/>
+            <wp:docPr id="6" name="Picture 6"/>
+            <wp:cNvGraphicFramePr>
+              <a:graphicFrameLocks noChangeAspect="1"/>
+            </wp:cNvGraphicFramePr>
+            <a:graphic>
+              <a:graphicData uri="http://schemas.openxmlformats.org/drawingml/2006/picture">
+                <pic:pic>
+                  <pic:nvPicPr>
+                    <pic:cNvPr id="0" name="dashboard-pdf-page-6.jpg"/>
+                    <pic:cNvPicPr/>
+                  </pic:nvPicPr>
+                  <pic:blipFill>
+                    <a:blip r:embed="rId16"/>
+                    <a:stretch>
+                      <a:fillRect/>
+                    </a:stretch>
+                  </pic:blipFill>
+                  <pic:spPr>
+                    <a:xfrm>
+                      <a:off x="0" y="0"/>
+                      <a:ext cx="5943600" cy="7691718"/>
+                    </a:xfrm>
+                    <a:prstGeom prst="rect"/>
+                  </pic:spPr>
+                </pic:pic>
+              </a:graphicData>
+            </a:graphic>
+          </wp:inline>
+        </w:drawing>
+      </w:r>
+    </w:p>
+    <w:p>
+      <w:r>
+        <w:br w:type="page"/>
+      </w:r>
+    </w:p>
+    <w:p>
+      <w:pPr>
+        <w:keepLines/>
+        <w:spacing w:after="0"/>
+        <w:jc w:val="center"/>
+      </w:pPr>
+      <w:r>
+        <w:drawing>
+          <wp:inline xmlns:a="http://schemas.openxmlformats.org/drawingml/2006/main" xmlns:pic="http://schemas.openxmlformats.org/drawingml/2006/picture">
+            <wp:extent cx="5943600" cy="7691718"/>
+            <wp:docPr id="7" name="Picture 7"/>
+            <wp:cNvGraphicFramePr>
+              <a:graphicFrameLocks noChangeAspect="1"/>
+            </wp:cNvGraphicFramePr>
+            <a:graphic>
+              <a:graphicData uri="http://schemas.openxmlformats.org/drawingml/2006/picture">
+                <pic:pic>
+                  <pic:nvPicPr>
+                    <pic:cNvPr id="0" name="dashboard-pdf-page-7.jpg"/>
+                    <pic:cNvPicPr/>
+                  </pic:nvPicPr>
+                  <pic:blipFill>
+                    <a:blip r:embed="rId17"/>
+                    <a:stretch>
+                      <a:fillRect/>
+                    </a:stretch>
+                  </pic:blipFill>
+                  <pic:spPr>
+                    <a:xfrm>
+                      <a:off x="0" y="0"/>
+                      <a:ext cx="5943600" cy="7691718"/>
+                    </a:xfrm>
+                    <a:prstGeom prst="rect"/>
+                  </pic:spPr>
+                </pic:pic>
+              </a:graphicData>
+            </a:graphic>
+          </wp:inline>
+        </w:drawing>
+      </w:r>
+    </w:p>
+    <w:p>
+      <w:r>
+        <w:br w:type="page"/>
+      </w:r>
+    </w:p>
+    <w:p>
+      <w:pPr>
+        <w:keepLines/>
+        <w:spacing w:after="0"/>
+        <w:jc w:val="center"/>
+      </w:pPr>
+      <w:r>
+        <w:drawing>
+          <wp:inline xmlns:a="http://schemas.openxmlformats.org/drawingml/2006/main" xmlns:pic="http://schemas.openxmlformats.org/drawingml/2006/picture">
+            <wp:extent cx="5943600" cy="7691718"/>
+            <wp:docPr id="8" name="Picture 8"/>
+            <wp:cNvGraphicFramePr>
+              <a:graphicFrameLocks noChangeAspect="1"/>
+            </wp:cNvGraphicFramePr>
+            <a:graphic>
+              <a:graphicData uri="http://schemas.openxmlformats.org/drawingml/2006/picture">
+                <pic:pic>
+                  <pic:nvPicPr>
+                    <pic:cNvPr id="0" name="dashboard-pdf-page-8.jpg"/>
+                    <pic:cNvPicPr/>
+                  </pic:nvPicPr>
+                  <pic:blipFill>
+                    <a:blip r:embed="rId18"/>
+                    <a:stretch>
+                      <a:fillRect/>
+                    </a:stretch>
+                  </pic:blipFill>
+                  <pic:spPr>
+                    <a:xfrm>
+                      <a:off x="0" y="0"/>
+                      <a:ext cx="5943600" cy="7691718"/>
                     </a:xfrm>
                     <a:prstGeom prst="rect"/>
                   </pic:spPr>
@@ -3467,7 +3663,7 @@
           <w:color w:val="5E7076"/>
           <w:sz w:val="17"/>
         </w:rPr>
-        <w:t>Fuente: Dashboard de Diagnóstico Territorial, ficha de Cristóbal. Láminas generadas el 2026-07-28.</w:t>
+        <w:t>Fuente: DDPT, Dashboard Territorial, ficha de Cristóbal. Exportación generada el 2026-08-02.</w:t>
       </w:r>
     </w:p>
     <w:p>
@@ -3599,6 +3795,1603 @@
     <w:p>
       <w:r>
         <w:t>El PMD anterior aporta antecedentes históricos y territoriales útiles para comprender la formación del municipio. Sin embargo, sus descripciones de infraestructura, ambiente, economía o gestión corresponden a otro período. Antes de reutilizarlas, la OMPP debe clasificarlas como vigentes, modificadas o superadas y registrar la evidencia actual. [PMD-ANT]</w:t>
+      </w:r>
+    </w:p>
+    <w:p>
+      <w:pPr>
+        <w:pStyle w:val="Heading2"/>
+      </w:pPr>
+      <w:r>
+        <w:t>2.7 Indicadores territoriales adicionales</w:t>
+      </w:r>
+    </w:p>
+    <w:p>
+      <w:r>
+        <w:t>El Dashboard Territorial amplía la línea base con registros administrativos recientes. La columna de ámbito es parte del dato: los valores provinciales sirven como contexto y no describen por sí solos la situación exclusiva del municipio.</w:t>
+      </w:r>
+    </w:p>
+    <w:tbl>
+      <w:tblPr>
+        <w:tblW w:type="dxa" w:w="9360"/>
+        <w:tblLayout w:type="fixed"/>
+        <w:tblLook w:firstColumn="1" w:firstRow="1" w:lastColumn="0" w:lastRow="0" w:noHBand="0" w:noVBand="1" w:val="04A0"/>
+        <w:jc w:val="center"/>
+        <w:tblInd w:w="120" w:type="dxa"/>
+        <w:tblBorders>
+          <w:top w:val="single" w:sz="5" w:color="D7E0E1"/>
+          <w:left w:val="single" w:sz="5" w:color="D7E0E1"/>
+          <w:bottom w:val="single" w:sz="5" w:color="D7E0E1"/>
+          <w:right w:val="single" w:sz="5" w:color="D7E0E1"/>
+          <w:insideH w:val="single" w:sz="5" w:color="D7E0E1"/>
+          <w:insideV w:val="single" w:sz="5" w:color="D7E0E1"/>
+        </w:tblBorders>
+      </w:tblPr>
+      <w:tblGrid>
+        <w:gridCol w:w="2200"/>
+        <w:gridCol w:w="2200"/>
+        <w:gridCol w:w="2020"/>
+        <w:gridCol w:w="1300"/>
+        <w:gridCol w:w="1640"/>
+      </w:tblGrid>
+      <w:tr>
+        <w:trPr>
+          <w:tblHeader w:val="true"/>
+        </w:trPr>
+        <w:tc>
+          <w:tcPr>
+            <w:tcW w:type="dxa" w:w="2200"/>
+            <w:tcMar>
+              <w:top w:w="80" w:type="dxa"/>
+              <w:start w:w="120" w:type="dxa"/>
+              <w:bottom w:w="80" w:type="dxa"/>
+              <w:end w:w="120" w:type="dxa"/>
+            </w:tcMar>
+            <w:shd w:fill="203740"/>
+            <w:vAlign w:val="center"/>
+          </w:tcPr>
+          <w:p>
+            <w:pPr>
+              <w:spacing w:after="0"/>
+            </w:pPr>
+            <w:r>
+              <w:rPr>
+                <w:rFonts w:ascii="Calibri" w:hAnsi="Calibri" w:eastAsia="Calibri"/>
+                <w:b/>
+                <w:i w:val="0"/>
+                <w:color w:val="FFFFFF"/>
+                <w:sz w:val="17"/>
+              </w:rPr>
+              <w:t>Indicador</w:t>
+            </w:r>
+          </w:p>
+        </w:tc>
+        <w:tc>
+          <w:tcPr>
+            <w:tcW w:type="dxa" w:w="2200"/>
+            <w:tcMar>
+              <w:top w:w="80" w:type="dxa"/>
+              <w:start w:w="120" w:type="dxa"/>
+              <w:bottom w:w="80" w:type="dxa"/>
+              <w:end w:w="120" w:type="dxa"/>
+            </w:tcMar>
+            <w:shd w:fill="203740"/>
+            <w:vAlign w:val="center"/>
+          </w:tcPr>
+          <w:p>
+            <w:pPr>
+              <w:spacing w:after="0"/>
+            </w:pPr>
+            <w:r>
+              <w:rPr>
+                <w:rFonts w:ascii="Calibri" w:hAnsi="Calibri" w:eastAsia="Calibri"/>
+                <w:b/>
+                <w:i w:val="0"/>
+                <w:color w:val="FFFFFF"/>
+                <w:sz w:val="17"/>
+              </w:rPr>
+              <w:t>Valor publicado</w:t>
+            </w:r>
+          </w:p>
+        </w:tc>
+        <w:tc>
+          <w:tcPr>
+            <w:tcW w:type="dxa" w:w="2020"/>
+            <w:tcMar>
+              <w:top w:w="80" w:type="dxa"/>
+              <w:start w:w="120" w:type="dxa"/>
+              <w:bottom w:w="80" w:type="dxa"/>
+              <w:end w:w="120" w:type="dxa"/>
+            </w:tcMar>
+            <w:shd w:fill="203740"/>
+            <w:vAlign w:val="center"/>
+          </w:tcPr>
+          <w:p>
+            <w:pPr>
+              <w:spacing w:after="0"/>
+            </w:pPr>
+            <w:r>
+              <w:rPr>
+                <w:rFonts w:ascii="Calibri" w:hAnsi="Calibri" w:eastAsia="Calibri"/>
+                <w:b/>
+                <w:i w:val="0"/>
+                <w:color w:val="FFFFFF"/>
+                <w:sz w:val="17"/>
+              </w:rPr>
+              <w:t>Ámbito</w:t>
+            </w:r>
+          </w:p>
+        </w:tc>
+        <w:tc>
+          <w:tcPr>
+            <w:tcW w:type="dxa" w:w="1300"/>
+            <w:tcMar>
+              <w:top w:w="80" w:type="dxa"/>
+              <w:start w:w="120" w:type="dxa"/>
+              <w:bottom w:w="80" w:type="dxa"/>
+              <w:end w:w="120" w:type="dxa"/>
+            </w:tcMar>
+            <w:shd w:fill="203740"/>
+            <w:vAlign w:val="center"/>
+          </w:tcPr>
+          <w:p>
+            <w:pPr>
+              <w:spacing w:after="0"/>
+            </w:pPr>
+            <w:r>
+              <w:rPr>
+                <w:rFonts w:ascii="Calibri" w:hAnsi="Calibri" w:eastAsia="Calibri"/>
+                <w:b/>
+                <w:i w:val="0"/>
+                <w:color w:val="FFFFFF"/>
+                <w:sz w:val="17"/>
+              </w:rPr>
+              <w:t>Período</w:t>
+            </w:r>
+          </w:p>
+        </w:tc>
+        <w:tc>
+          <w:tcPr>
+            <w:tcW w:type="dxa" w:w="1640"/>
+            <w:tcMar>
+              <w:top w:w="80" w:type="dxa"/>
+              <w:start w:w="120" w:type="dxa"/>
+              <w:bottom w:w="80" w:type="dxa"/>
+              <w:end w:w="120" w:type="dxa"/>
+            </w:tcMar>
+            <w:shd w:fill="203740"/>
+            <w:vAlign w:val="center"/>
+          </w:tcPr>
+          <w:p>
+            <w:pPr>
+              <w:spacing w:after="0"/>
+            </w:pPr>
+            <w:r>
+              <w:rPr>
+                <w:rFonts w:ascii="Calibri" w:hAnsi="Calibri" w:eastAsia="Calibri"/>
+                <w:b/>
+                <w:i w:val="0"/>
+                <w:color w:val="FFFFFF"/>
+                <w:sz w:val="17"/>
+              </w:rPr>
+              <w:t>Fuente</w:t>
+            </w:r>
+          </w:p>
+        </w:tc>
+      </w:tr>
+      <w:tr>
+        <w:tc>
+          <w:tcPr>
+            <w:tcW w:type="dxa" w:w="2200"/>
+            <w:vAlign w:val="top"/>
+            <w:tcMar>
+              <w:top w:w="80" w:type="dxa"/>
+              <w:start w:w="120" w:type="dxa"/>
+              <w:bottom w:w="80" w:type="dxa"/>
+              <w:end w:w="120" w:type="dxa"/>
+            </w:tcMar>
+          </w:tcPr>
+          <w:p>
+            <w:pPr>
+              <w:spacing w:after="0"/>
+            </w:pPr>
+            <w:r>
+              <w:rPr>
+                <w:rFonts w:ascii="Calibri" w:hAnsi="Calibri" w:eastAsia="Calibri"/>
+                <w:b w:val="0"/>
+                <w:i w:val="0"/>
+                <w:color w:val="203740"/>
+                <w:sz w:val="17"/>
+              </w:rPr>
+              <w:t>Centros INAIPI</w:t>
+            </w:r>
+          </w:p>
+        </w:tc>
+        <w:tc>
+          <w:tcPr>
+            <w:tcW w:type="dxa" w:w="2200"/>
+            <w:vAlign w:val="top"/>
+            <w:tcMar>
+              <w:top w:w="80" w:type="dxa"/>
+              <w:start w:w="120" w:type="dxa"/>
+              <w:bottom w:w="80" w:type="dxa"/>
+              <w:end w:w="120" w:type="dxa"/>
+            </w:tcMar>
+          </w:tcPr>
+          <w:p>
+            <w:pPr>
+              <w:spacing w:after="0"/>
+            </w:pPr>
+            <w:r>
+              <w:rPr>
+                <w:rFonts w:ascii="Calibri" w:hAnsi="Calibri" w:eastAsia="Calibri"/>
+                <w:b w:val="0"/>
+                <w:i w:val="0"/>
+                <w:color w:val="203740"/>
+                <w:sz w:val="17"/>
+              </w:rPr>
+              <w:t>1 centros</w:t>
+            </w:r>
+          </w:p>
+        </w:tc>
+        <w:tc>
+          <w:tcPr>
+            <w:tcW w:type="dxa" w:w="2020"/>
+            <w:vAlign w:val="top"/>
+            <w:tcMar>
+              <w:top w:w="80" w:type="dxa"/>
+              <w:start w:w="120" w:type="dxa"/>
+              <w:bottom w:w="80" w:type="dxa"/>
+              <w:end w:w="120" w:type="dxa"/>
+            </w:tcMar>
+          </w:tcPr>
+          <w:p>
+            <w:pPr>
+              <w:spacing w:after="0"/>
+            </w:pPr>
+            <w:r>
+              <w:rPr>
+                <w:rFonts w:ascii="Calibri" w:hAnsi="Calibri" w:eastAsia="Calibri"/>
+                <w:b w:val="0"/>
+                <w:i w:val="0"/>
+                <w:color w:val="203740"/>
+                <w:sz w:val="17"/>
+              </w:rPr>
+              <w:t>Municipio de Cristóbal</w:t>
+            </w:r>
+          </w:p>
+        </w:tc>
+        <w:tc>
+          <w:tcPr>
+            <w:tcW w:type="dxa" w:w="1300"/>
+            <w:vAlign w:val="top"/>
+            <w:tcMar>
+              <w:top w:w="80" w:type="dxa"/>
+              <w:start w:w="120" w:type="dxa"/>
+              <w:bottom w:w="80" w:type="dxa"/>
+              <w:end w:w="120" w:type="dxa"/>
+            </w:tcMar>
+          </w:tcPr>
+          <w:p>
+            <w:pPr>
+              <w:spacing w:after="0"/>
+            </w:pPr>
+            <w:r>
+              <w:rPr>
+                <w:rFonts w:ascii="Calibri" w:hAnsi="Calibri" w:eastAsia="Calibri"/>
+                <w:b w:val="0"/>
+                <w:i w:val="0"/>
+                <w:color w:val="203740"/>
+                <w:sz w:val="17"/>
+              </w:rPr>
+              <w:t>20262</w:t>
+            </w:r>
+          </w:p>
+        </w:tc>
+        <w:tc>
+          <w:tcPr>
+            <w:tcW w:type="dxa" w:w="1640"/>
+            <w:vAlign w:val="top"/>
+            <w:tcMar>
+              <w:top w:w="80" w:type="dxa"/>
+              <w:start w:w="120" w:type="dxa"/>
+              <w:bottom w:w="80" w:type="dxa"/>
+              <w:end w:w="120" w:type="dxa"/>
+            </w:tcMar>
+          </w:tcPr>
+          <w:p>
+            <w:pPr>
+              <w:spacing w:after="0"/>
+            </w:pPr>
+            <w:r>
+              <w:rPr>
+                <w:rFonts w:ascii="Calibri" w:hAnsi="Calibri" w:eastAsia="Calibri"/>
+                <w:b w:val="0"/>
+                <w:i w:val="0"/>
+                <w:color w:val="203740"/>
+                <w:sz w:val="17"/>
+              </w:rPr>
+              <w:t>Datos abiertos · INAIPI</w:t>
+            </w:r>
+          </w:p>
+        </w:tc>
+      </w:tr>
+      <w:tr>
+        <w:tc>
+          <w:tcPr>
+            <w:tcW w:type="dxa" w:w="2200"/>
+            <w:shd w:fill="F7F9F9"/>
+            <w:vAlign w:val="top"/>
+            <w:tcMar>
+              <w:top w:w="80" w:type="dxa"/>
+              <w:start w:w="120" w:type="dxa"/>
+              <w:bottom w:w="80" w:type="dxa"/>
+              <w:end w:w="120" w:type="dxa"/>
+            </w:tcMar>
+          </w:tcPr>
+          <w:p>
+            <w:pPr>
+              <w:spacing w:after="0"/>
+            </w:pPr>
+            <w:r>
+              <w:rPr>
+                <w:rFonts w:ascii="Calibri" w:hAnsi="Calibri" w:eastAsia="Calibri"/>
+                <w:b w:val="0"/>
+                <w:i w:val="0"/>
+                <w:color w:val="203740"/>
+                <w:sz w:val="17"/>
+              </w:rPr>
+              <w:t>Instalaciones deportivas registradas</w:t>
+            </w:r>
+          </w:p>
+        </w:tc>
+        <w:tc>
+          <w:tcPr>
+            <w:tcW w:type="dxa" w:w="2200"/>
+            <w:shd w:fill="F7F9F9"/>
+            <w:vAlign w:val="top"/>
+            <w:tcMar>
+              <w:top w:w="80" w:type="dxa"/>
+              <w:start w:w="120" w:type="dxa"/>
+              <w:bottom w:w="80" w:type="dxa"/>
+              <w:end w:w="120" w:type="dxa"/>
+            </w:tcMar>
+          </w:tcPr>
+          <w:p>
+            <w:pPr>
+              <w:spacing w:after="0"/>
+            </w:pPr>
+            <w:r>
+              <w:rPr>
+                <w:rFonts w:ascii="Calibri" w:hAnsi="Calibri" w:eastAsia="Calibri"/>
+                <w:b w:val="0"/>
+                <w:i w:val="0"/>
+                <w:color w:val="203740"/>
+                <w:sz w:val="17"/>
+              </w:rPr>
+              <w:t>5 instalaciones; 6.6 por 10 mil habitantes</w:t>
+            </w:r>
+          </w:p>
+        </w:tc>
+        <w:tc>
+          <w:tcPr>
+            <w:tcW w:type="dxa" w:w="2020"/>
+            <w:shd w:fill="F7F9F9"/>
+            <w:vAlign w:val="top"/>
+            <w:tcMar>
+              <w:top w:w="80" w:type="dxa"/>
+              <w:start w:w="120" w:type="dxa"/>
+              <w:bottom w:w="80" w:type="dxa"/>
+              <w:end w:w="120" w:type="dxa"/>
+            </w:tcMar>
+          </w:tcPr>
+          <w:p>
+            <w:pPr>
+              <w:spacing w:after="0"/>
+            </w:pPr>
+            <w:r>
+              <w:rPr>
+                <w:rFonts w:ascii="Calibri" w:hAnsi="Calibri" w:eastAsia="Calibri"/>
+                <w:b w:val="0"/>
+                <w:i w:val="0"/>
+                <w:color w:val="203740"/>
+                <w:sz w:val="17"/>
+              </w:rPr>
+              <w:t>Municipio de Cristóbal</w:t>
+            </w:r>
+          </w:p>
+        </w:tc>
+        <w:tc>
+          <w:tcPr>
+            <w:tcW w:type="dxa" w:w="1300"/>
+            <w:shd w:fill="F7F9F9"/>
+            <w:vAlign w:val="top"/>
+            <w:tcMar>
+              <w:top w:w="80" w:type="dxa"/>
+              <w:start w:w="120" w:type="dxa"/>
+              <w:bottom w:w="80" w:type="dxa"/>
+              <w:end w:w="120" w:type="dxa"/>
+            </w:tcMar>
+          </w:tcPr>
+          <w:p>
+            <w:pPr>
+              <w:spacing w:after="0"/>
+            </w:pPr>
+            <w:r>
+              <w:rPr>
+                <w:rFonts w:ascii="Calibri" w:hAnsi="Calibri" w:eastAsia="Calibri"/>
+                <w:b w:val="0"/>
+                <w:i w:val="0"/>
+                <w:color w:val="203740"/>
+                <w:sz w:val="17"/>
+              </w:rPr>
+              <w:t>2025</w:t>
+            </w:r>
+          </w:p>
+        </w:tc>
+        <w:tc>
+          <w:tcPr>
+            <w:tcW w:type="dxa" w:w="1640"/>
+            <w:shd w:fill="F7F9F9"/>
+            <w:vAlign w:val="top"/>
+            <w:tcMar>
+              <w:top w:w="80" w:type="dxa"/>
+              <w:start w:w="120" w:type="dxa"/>
+              <w:bottom w:w="80" w:type="dxa"/>
+              <w:end w:w="120" w:type="dxa"/>
+            </w:tcMar>
+          </w:tcPr>
+          <w:p>
+            <w:pPr>
+              <w:spacing w:after="0"/>
+            </w:pPr>
+            <w:r>
+              <w:rPr>
+                <w:rFonts w:ascii="Calibri" w:hAnsi="Calibri" w:eastAsia="Calibri"/>
+                <w:b w:val="0"/>
+                <w:i w:val="0"/>
+                <w:color w:val="203740"/>
+                <w:sz w:val="17"/>
+              </w:rPr>
+              <w:t>Datos abiertos · instalaciones deportivas</w:t>
+            </w:r>
+          </w:p>
+        </w:tc>
+      </w:tr>
+      <w:tr>
+        <w:tc>
+          <w:tcPr>
+            <w:tcW w:type="dxa" w:w="2200"/>
+            <w:vAlign w:val="top"/>
+            <w:tcMar>
+              <w:top w:w="80" w:type="dxa"/>
+              <w:start w:w="120" w:type="dxa"/>
+              <w:bottom w:w="80" w:type="dxa"/>
+              <w:end w:w="120" w:type="dxa"/>
+            </w:tcMar>
+          </w:tcPr>
+          <w:p>
+            <w:pPr>
+              <w:spacing w:after="0"/>
+            </w:pPr>
+            <w:r>
+              <w:rPr>
+                <w:rFonts w:ascii="Calibri" w:hAnsi="Calibri" w:eastAsia="Calibri"/>
+                <w:b w:val="0"/>
+                <w:i w:val="0"/>
+                <w:color w:val="203740"/>
+                <w:sz w:val="17"/>
+              </w:rPr>
+              <w:t>Inversión pública territorial</w:t>
+            </w:r>
+          </w:p>
+        </w:tc>
+        <w:tc>
+          <w:tcPr>
+            <w:tcW w:type="dxa" w:w="2200"/>
+            <w:vAlign w:val="top"/>
+            <w:tcMar>
+              <w:top w:w="80" w:type="dxa"/>
+              <w:start w:w="120" w:type="dxa"/>
+              <w:bottom w:w="80" w:type="dxa"/>
+              <w:end w:w="120" w:type="dxa"/>
+            </w:tcMar>
+          </w:tcPr>
+          <w:p>
+            <w:pPr>
+              <w:spacing w:after="0"/>
+            </w:pPr>
+            <w:r>
+              <w:rPr>
+                <w:rFonts w:ascii="Calibri" w:hAnsi="Calibri" w:eastAsia="Calibri"/>
+                <w:b w:val="0"/>
+                <w:i w:val="0"/>
+                <w:color w:val="203740"/>
+                <w:sz w:val="17"/>
+              </w:rPr>
+              <w:t>Presupuesto RD$ 24,537,079; ejecutado RD$ 24,163,098; ejecución 98.5%</w:t>
+            </w:r>
+          </w:p>
+        </w:tc>
+        <w:tc>
+          <w:tcPr>
+            <w:tcW w:type="dxa" w:w="2020"/>
+            <w:vAlign w:val="top"/>
+            <w:tcMar>
+              <w:top w:w="80" w:type="dxa"/>
+              <w:start w:w="120" w:type="dxa"/>
+              <w:bottom w:w="80" w:type="dxa"/>
+              <w:end w:w="120" w:type="dxa"/>
+            </w:tcMar>
+          </w:tcPr>
+          <w:p>
+            <w:pPr>
+              <w:spacing w:after="0"/>
+            </w:pPr>
+            <w:r>
+              <w:rPr>
+                <w:rFonts w:ascii="Calibri" w:hAnsi="Calibri" w:eastAsia="Calibri"/>
+                <w:b w:val="0"/>
+                <w:i w:val="0"/>
+                <w:color w:val="203740"/>
+                <w:sz w:val="17"/>
+              </w:rPr>
+              <w:t>Municipio de Cristóbal</w:t>
+            </w:r>
+          </w:p>
+        </w:tc>
+        <w:tc>
+          <w:tcPr>
+            <w:tcW w:type="dxa" w:w="1300"/>
+            <w:vAlign w:val="top"/>
+            <w:tcMar>
+              <w:top w:w="80" w:type="dxa"/>
+              <w:start w:w="120" w:type="dxa"/>
+              <w:bottom w:w="80" w:type="dxa"/>
+              <w:end w:w="120" w:type="dxa"/>
+            </w:tcMar>
+          </w:tcPr>
+          <w:p>
+            <w:pPr>
+              <w:spacing w:after="0"/>
+            </w:pPr>
+            <w:r>
+              <w:rPr>
+                <w:rFonts w:ascii="Calibri" w:hAnsi="Calibri" w:eastAsia="Calibri"/>
+                <w:b w:val="0"/>
+                <w:i w:val="0"/>
+                <w:color w:val="203740"/>
+                <w:sz w:val="17"/>
+              </w:rPr>
+              <w:t>2025</w:t>
+            </w:r>
+          </w:p>
+        </w:tc>
+        <w:tc>
+          <w:tcPr>
+            <w:tcW w:type="dxa" w:w="1640"/>
+            <w:vAlign w:val="top"/>
+            <w:tcMar>
+              <w:top w:w="80" w:type="dxa"/>
+              <w:start w:w="120" w:type="dxa"/>
+              <w:bottom w:w="80" w:type="dxa"/>
+              <w:end w:w="120" w:type="dxa"/>
+            </w:tcMar>
+          </w:tcPr>
+          <w:p>
+            <w:pPr>
+              <w:spacing w:after="0"/>
+            </w:pPr>
+            <w:r>
+              <w:rPr>
+                <w:rFonts w:ascii="Calibri" w:hAnsi="Calibri" w:eastAsia="Calibri"/>
+                <w:b w:val="0"/>
+                <w:i w:val="0"/>
+                <w:color w:val="203740"/>
+                <w:sz w:val="17"/>
+              </w:rPr>
+              <w:t>Datos abiertos · estadísticas de proyectos de inversión</w:t>
+            </w:r>
+          </w:p>
+        </w:tc>
+      </w:tr>
+      <w:tr>
+        <w:tc>
+          <w:tcPr>
+            <w:tcW w:type="dxa" w:w="2200"/>
+            <w:shd w:fill="F7F9F9"/>
+            <w:vAlign w:val="top"/>
+            <w:tcMar>
+              <w:top w:w="80" w:type="dxa"/>
+              <w:start w:w="120" w:type="dxa"/>
+              <w:bottom w:w="80" w:type="dxa"/>
+              <w:end w:w="120" w:type="dxa"/>
+            </w:tcMar>
+          </w:tcPr>
+          <w:p>
+            <w:pPr>
+              <w:spacing w:after="0"/>
+            </w:pPr>
+            <w:r>
+              <w:rPr>
+                <w:rFonts w:ascii="Calibri" w:hAnsi="Calibri" w:eastAsia="Calibri"/>
+                <w:b w:val="0"/>
+                <w:i w:val="0"/>
+                <w:color w:val="203740"/>
+                <w:sz w:val="17"/>
+              </w:rPr>
+              <w:t>Puntuación SISMAP Municipal</w:t>
+            </w:r>
+          </w:p>
+        </w:tc>
+        <w:tc>
+          <w:tcPr>
+            <w:tcW w:type="dxa" w:w="2200"/>
+            <w:shd w:fill="F7F9F9"/>
+            <w:vAlign w:val="top"/>
+            <w:tcMar>
+              <w:top w:w="80" w:type="dxa"/>
+              <w:start w:w="120" w:type="dxa"/>
+              <w:bottom w:w="80" w:type="dxa"/>
+              <w:end w:w="120" w:type="dxa"/>
+            </w:tcMar>
+          </w:tcPr>
+          <w:p>
+            <w:pPr>
+              <w:spacing w:after="0"/>
+            </w:pPr>
+            <w:r>
+              <w:rPr>
+                <w:rFonts w:ascii="Calibri" w:hAnsi="Calibri" w:eastAsia="Calibri"/>
+                <w:b w:val="0"/>
+                <w:i w:val="0"/>
+                <w:color w:val="203740"/>
+                <w:sz w:val="17"/>
+              </w:rPr>
+              <w:t>25.0 / 100</w:t>
+            </w:r>
+          </w:p>
+        </w:tc>
+        <w:tc>
+          <w:tcPr>
+            <w:tcW w:type="dxa" w:w="2020"/>
+            <w:shd w:fill="F7F9F9"/>
+            <w:vAlign w:val="top"/>
+            <w:tcMar>
+              <w:top w:w="80" w:type="dxa"/>
+              <w:start w:w="120" w:type="dxa"/>
+              <w:bottom w:w="80" w:type="dxa"/>
+              <w:end w:w="120" w:type="dxa"/>
+            </w:tcMar>
+          </w:tcPr>
+          <w:p>
+            <w:pPr>
+              <w:spacing w:after="0"/>
+            </w:pPr>
+            <w:r>
+              <w:rPr>
+                <w:rFonts w:ascii="Calibri" w:hAnsi="Calibri" w:eastAsia="Calibri"/>
+                <w:b w:val="0"/>
+                <w:i w:val="0"/>
+                <w:color w:val="203740"/>
+                <w:sz w:val="17"/>
+              </w:rPr>
+              <w:t>Municipio de Cristóbal</w:t>
+            </w:r>
+          </w:p>
+        </w:tc>
+        <w:tc>
+          <w:tcPr>
+            <w:tcW w:type="dxa" w:w="1300"/>
+            <w:shd w:fill="F7F9F9"/>
+            <w:vAlign w:val="top"/>
+            <w:tcMar>
+              <w:top w:w="80" w:type="dxa"/>
+              <w:start w:w="120" w:type="dxa"/>
+              <w:bottom w:w="80" w:type="dxa"/>
+              <w:end w:w="120" w:type="dxa"/>
+            </w:tcMar>
+          </w:tcPr>
+          <w:p>
+            <w:pPr>
+              <w:spacing w:after="0"/>
+            </w:pPr>
+            <w:r>
+              <w:rPr>
+                <w:rFonts w:ascii="Calibri" w:hAnsi="Calibri" w:eastAsia="Calibri"/>
+                <w:b w:val="0"/>
+                <w:i w:val="0"/>
+                <w:color w:val="203740"/>
+                <w:sz w:val="17"/>
+              </w:rPr>
+              <w:t>2026-07-31</w:t>
+            </w:r>
+          </w:p>
+        </w:tc>
+        <w:tc>
+          <w:tcPr>
+            <w:tcW w:type="dxa" w:w="1640"/>
+            <w:shd w:fill="F7F9F9"/>
+            <w:vAlign w:val="top"/>
+            <w:tcMar>
+              <w:top w:w="80" w:type="dxa"/>
+              <w:start w:w="120" w:type="dxa"/>
+              <w:bottom w:w="80" w:type="dxa"/>
+              <w:end w:w="120" w:type="dxa"/>
+            </w:tcMar>
+          </w:tcPr>
+          <w:p>
+            <w:pPr>
+              <w:spacing w:after="0"/>
+            </w:pPr>
+            <w:r>
+              <w:rPr>
+                <w:rFonts w:ascii="Calibri" w:hAnsi="Calibri" w:eastAsia="Calibri"/>
+                <w:b w:val="0"/>
+                <w:i w:val="0"/>
+                <w:color w:val="203740"/>
+                <w:sz w:val="17"/>
+              </w:rPr>
+              <w:t>SISMAP Municipal</w:t>
+            </w:r>
+          </w:p>
+        </w:tc>
+      </w:tr>
+      <w:tr>
+        <w:tc>
+          <w:tcPr>
+            <w:tcW w:type="dxa" w:w="2200"/>
+            <w:vAlign w:val="top"/>
+            <w:tcMar>
+              <w:top w:w="80" w:type="dxa"/>
+              <w:start w:w="120" w:type="dxa"/>
+              <w:bottom w:w="80" w:type="dxa"/>
+              <w:end w:w="120" w:type="dxa"/>
+            </w:tcMar>
+          </w:tcPr>
+          <w:p>
+            <w:pPr>
+              <w:spacing w:after="0"/>
+            </w:pPr>
+            <w:r>
+              <w:rPr>
+                <w:rFonts w:ascii="Calibri" w:hAnsi="Calibri" w:eastAsia="Calibri"/>
+                <w:b w:val="0"/>
+                <w:i w:val="0"/>
+                <w:color w:val="203740"/>
+                <w:sz w:val="17"/>
+              </w:rPr>
+              <w:t>Robos reportados</w:t>
+            </w:r>
+          </w:p>
+        </w:tc>
+        <w:tc>
+          <w:tcPr>
+            <w:tcW w:type="dxa" w:w="2200"/>
+            <w:vAlign w:val="top"/>
+            <w:tcMar>
+              <w:top w:w="80" w:type="dxa"/>
+              <w:start w:w="120" w:type="dxa"/>
+              <w:bottom w:w="80" w:type="dxa"/>
+              <w:end w:w="120" w:type="dxa"/>
+            </w:tcMar>
+          </w:tcPr>
+          <w:p>
+            <w:pPr>
+              <w:spacing w:after="0"/>
+            </w:pPr>
+            <w:r>
+              <w:rPr>
+                <w:rFonts w:ascii="Calibri" w:hAnsi="Calibri" w:eastAsia="Calibri"/>
+                <w:b w:val="0"/>
+                <w:i w:val="0"/>
+                <w:color w:val="203740"/>
+                <w:sz w:val="17"/>
+              </w:rPr>
+              <w:t>14 casos; 23.1 por 100 mil habitantes</w:t>
+            </w:r>
+          </w:p>
+        </w:tc>
+        <w:tc>
+          <w:tcPr>
+            <w:tcW w:type="dxa" w:w="2020"/>
+            <w:vAlign w:val="top"/>
+            <w:tcMar>
+              <w:top w:w="80" w:type="dxa"/>
+              <w:start w:w="120" w:type="dxa"/>
+              <w:bottom w:w="80" w:type="dxa"/>
+              <w:end w:w="120" w:type="dxa"/>
+            </w:tcMar>
+          </w:tcPr>
+          <w:p>
+            <w:pPr>
+              <w:spacing w:after="0"/>
+            </w:pPr>
+            <w:r>
+              <w:rPr>
+                <w:rFonts w:ascii="Calibri" w:hAnsi="Calibri" w:eastAsia="Calibri"/>
+                <w:b w:val="0"/>
+                <w:i w:val="0"/>
+                <w:color w:val="203740"/>
+                <w:sz w:val="17"/>
+              </w:rPr>
+              <w:t>Provincia completa de Independencia; no es valor municipal</w:t>
+            </w:r>
+          </w:p>
+        </w:tc>
+        <w:tc>
+          <w:tcPr>
+            <w:tcW w:type="dxa" w:w="1300"/>
+            <w:vAlign w:val="top"/>
+            <w:tcMar>
+              <w:top w:w="80" w:type="dxa"/>
+              <w:start w:w="120" w:type="dxa"/>
+              <w:bottom w:w="80" w:type="dxa"/>
+              <w:end w:w="120" w:type="dxa"/>
+            </w:tcMar>
+          </w:tcPr>
+          <w:p>
+            <w:pPr>
+              <w:spacing w:after="0"/>
+            </w:pPr>
+            <w:r>
+              <w:rPr>
+                <w:rFonts w:ascii="Calibri" w:hAnsi="Calibri" w:eastAsia="Calibri"/>
+                <w:b w:val="0"/>
+                <w:i w:val="0"/>
+                <w:color w:val="203740"/>
+                <w:sz w:val="17"/>
+              </w:rPr>
+              <w:t>Enero–junio de 2026</w:t>
+            </w:r>
+          </w:p>
+        </w:tc>
+        <w:tc>
+          <w:tcPr>
+            <w:tcW w:type="dxa" w:w="1640"/>
+            <w:vAlign w:val="top"/>
+            <w:tcMar>
+              <w:top w:w="80" w:type="dxa"/>
+              <w:start w:w="120" w:type="dxa"/>
+              <w:bottom w:w="80" w:type="dxa"/>
+              <w:end w:w="120" w:type="dxa"/>
+            </w:tcMar>
+          </w:tcPr>
+          <w:p>
+            <w:pPr>
+              <w:spacing w:after="0"/>
+            </w:pPr>
+            <w:r>
+              <w:rPr>
+                <w:rFonts w:ascii="Calibri" w:hAnsi="Calibri" w:eastAsia="Calibri"/>
+                <w:b w:val="0"/>
+                <w:i w:val="0"/>
+                <w:color w:val="203740"/>
+                <w:sz w:val="17"/>
+              </w:rPr>
+              <w:t>Datos abiertos · robos reportados</w:t>
+            </w:r>
+          </w:p>
+        </w:tc>
+      </w:tr>
+      <w:tr>
+        <w:tc>
+          <w:tcPr>
+            <w:tcW w:type="dxa" w:w="2200"/>
+            <w:shd w:fill="F7F9F9"/>
+            <w:vAlign w:val="top"/>
+            <w:tcMar>
+              <w:top w:w="80" w:type="dxa"/>
+              <w:start w:w="120" w:type="dxa"/>
+              <w:bottom w:w="80" w:type="dxa"/>
+              <w:end w:w="120" w:type="dxa"/>
+            </w:tcMar>
+          </w:tcPr>
+          <w:p>
+            <w:pPr>
+              <w:spacing w:after="0"/>
+            </w:pPr>
+            <w:r>
+              <w:rPr>
+                <w:rFonts w:ascii="Calibri" w:hAnsi="Calibri" w:eastAsia="Calibri"/>
+                <w:b w:val="0"/>
+                <w:i w:val="0"/>
+                <w:color w:val="203740"/>
+                <w:sz w:val="17"/>
+              </w:rPr>
+              <w:t>Homicidios intencionales</w:t>
+            </w:r>
+          </w:p>
+        </w:tc>
+        <w:tc>
+          <w:tcPr>
+            <w:tcW w:type="dxa" w:w="2200"/>
+            <w:shd w:fill="F7F9F9"/>
+            <w:vAlign w:val="top"/>
+            <w:tcMar>
+              <w:top w:w="80" w:type="dxa"/>
+              <w:start w:w="120" w:type="dxa"/>
+              <w:bottom w:w="80" w:type="dxa"/>
+              <w:end w:w="120" w:type="dxa"/>
+            </w:tcMar>
+          </w:tcPr>
+          <w:p>
+            <w:pPr>
+              <w:spacing w:after="0"/>
+            </w:pPr>
+            <w:r>
+              <w:rPr>
+                <w:rFonts w:ascii="Calibri" w:hAnsi="Calibri" w:eastAsia="Calibri"/>
+                <w:b w:val="0"/>
+                <w:i w:val="0"/>
+                <w:color w:val="203740"/>
+                <w:sz w:val="17"/>
+              </w:rPr>
+              <w:t>3 casos; 4.9 por 100 mil habitantes</w:t>
+            </w:r>
+          </w:p>
+        </w:tc>
+        <w:tc>
+          <w:tcPr>
+            <w:tcW w:type="dxa" w:w="2020"/>
+            <w:shd w:fill="F7F9F9"/>
+            <w:vAlign w:val="top"/>
+            <w:tcMar>
+              <w:top w:w="80" w:type="dxa"/>
+              <w:start w:w="120" w:type="dxa"/>
+              <w:bottom w:w="80" w:type="dxa"/>
+              <w:end w:w="120" w:type="dxa"/>
+            </w:tcMar>
+          </w:tcPr>
+          <w:p>
+            <w:pPr>
+              <w:spacing w:after="0"/>
+            </w:pPr>
+            <w:r>
+              <w:rPr>
+                <w:rFonts w:ascii="Calibri" w:hAnsi="Calibri" w:eastAsia="Calibri"/>
+                <w:b w:val="0"/>
+                <w:i w:val="0"/>
+                <w:color w:val="203740"/>
+                <w:sz w:val="17"/>
+              </w:rPr>
+              <w:t>Provincia completa de Independencia; no es valor municipal</w:t>
+            </w:r>
+          </w:p>
+        </w:tc>
+        <w:tc>
+          <w:tcPr>
+            <w:tcW w:type="dxa" w:w="1300"/>
+            <w:shd w:fill="F7F9F9"/>
+            <w:vAlign w:val="top"/>
+            <w:tcMar>
+              <w:top w:w="80" w:type="dxa"/>
+              <w:start w:w="120" w:type="dxa"/>
+              <w:bottom w:w="80" w:type="dxa"/>
+              <w:end w:w="120" w:type="dxa"/>
+            </w:tcMar>
+          </w:tcPr>
+          <w:p>
+            <w:pPr>
+              <w:spacing w:after="0"/>
+            </w:pPr>
+            <w:r>
+              <w:rPr>
+                <w:rFonts w:ascii="Calibri" w:hAnsi="Calibri" w:eastAsia="Calibri"/>
+                <w:b w:val="0"/>
+                <w:i w:val="0"/>
+                <w:color w:val="203740"/>
+                <w:sz w:val="17"/>
+              </w:rPr>
+              <w:t>2024</w:t>
+            </w:r>
+          </w:p>
+        </w:tc>
+        <w:tc>
+          <w:tcPr>
+            <w:tcW w:type="dxa" w:w="1640"/>
+            <w:shd w:fill="F7F9F9"/>
+            <w:vAlign w:val="top"/>
+            <w:tcMar>
+              <w:top w:w="80" w:type="dxa"/>
+              <w:start w:w="120" w:type="dxa"/>
+              <w:bottom w:w="80" w:type="dxa"/>
+              <w:end w:w="120" w:type="dxa"/>
+            </w:tcMar>
+          </w:tcPr>
+          <w:p>
+            <w:pPr>
+              <w:spacing w:after="0"/>
+            </w:pPr>
+            <w:r>
+              <w:rPr>
+                <w:rFonts w:ascii="Calibri" w:hAnsi="Calibri" w:eastAsia="Calibri"/>
+                <w:b w:val="0"/>
+                <w:i w:val="0"/>
+                <w:color w:val="203740"/>
+                <w:sz w:val="17"/>
+              </w:rPr>
+              <w:t>ONE · muertes accidentales y violentas</w:t>
+            </w:r>
+          </w:p>
+        </w:tc>
+      </w:tr>
+      <w:tr>
+        <w:tc>
+          <w:tcPr>
+            <w:tcW w:type="dxa" w:w="2200"/>
+            <w:vAlign w:val="top"/>
+            <w:tcMar>
+              <w:top w:w="80" w:type="dxa"/>
+              <w:start w:w="120" w:type="dxa"/>
+              <w:bottom w:w="80" w:type="dxa"/>
+              <w:end w:w="120" w:type="dxa"/>
+            </w:tcMar>
+          </w:tcPr>
+          <w:p>
+            <w:pPr>
+              <w:spacing w:after="0"/>
+            </w:pPr>
+            <w:r>
+              <w:rPr>
+                <w:rFonts w:ascii="Calibri" w:hAnsi="Calibri" w:eastAsia="Calibri"/>
+                <w:b w:val="0"/>
+                <w:i w:val="0"/>
+                <w:color w:val="203740"/>
+                <w:sz w:val="17"/>
+              </w:rPr>
+              <w:t>Fallecimientos de tránsito</w:t>
+            </w:r>
+          </w:p>
+        </w:tc>
+        <w:tc>
+          <w:tcPr>
+            <w:tcW w:type="dxa" w:w="2200"/>
+            <w:vAlign w:val="top"/>
+            <w:tcMar>
+              <w:top w:w="80" w:type="dxa"/>
+              <w:start w:w="120" w:type="dxa"/>
+              <w:bottom w:w="80" w:type="dxa"/>
+              <w:end w:w="120" w:type="dxa"/>
+            </w:tcMar>
+          </w:tcPr>
+          <w:p>
+            <w:pPr>
+              <w:spacing w:after="0"/>
+            </w:pPr>
+            <w:r>
+              <w:rPr>
+                <w:rFonts w:ascii="Calibri" w:hAnsi="Calibri" w:eastAsia="Calibri"/>
+                <w:b w:val="0"/>
+                <w:i w:val="0"/>
+                <w:color w:val="203740"/>
+                <w:sz w:val="17"/>
+              </w:rPr>
+              <w:t>7 personas; 11.5 por 100 mil habitantes</w:t>
+            </w:r>
+          </w:p>
+        </w:tc>
+        <w:tc>
+          <w:tcPr>
+            <w:tcW w:type="dxa" w:w="2020"/>
+            <w:vAlign w:val="top"/>
+            <w:tcMar>
+              <w:top w:w="80" w:type="dxa"/>
+              <w:start w:w="120" w:type="dxa"/>
+              <w:bottom w:w="80" w:type="dxa"/>
+              <w:end w:w="120" w:type="dxa"/>
+            </w:tcMar>
+          </w:tcPr>
+          <w:p>
+            <w:pPr>
+              <w:spacing w:after="0"/>
+            </w:pPr>
+            <w:r>
+              <w:rPr>
+                <w:rFonts w:ascii="Calibri" w:hAnsi="Calibri" w:eastAsia="Calibri"/>
+                <w:b w:val="0"/>
+                <w:i w:val="0"/>
+                <w:color w:val="203740"/>
+                <w:sz w:val="17"/>
+              </w:rPr>
+              <w:t>Provincia completa de Independencia; no es valor municipal</w:t>
+            </w:r>
+          </w:p>
+        </w:tc>
+        <w:tc>
+          <w:tcPr>
+            <w:tcW w:type="dxa" w:w="1300"/>
+            <w:vAlign w:val="top"/>
+            <w:tcMar>
+              <w:top w:w="80" w:type="dxa"/>
+              <w:start w:w="120" w:type="dxa"/>
+              <w:bottom w:w="80" w:type="dxa"/>
+              <w:end w:w="120" w:type="dxa"/>
+            </w:tcMar>
+          </w:tcPr>
+          <w:p>
+            <w:pPr>
+              <w:spacing w:after="0"/>
+            </w:pPr>
+            <w:r>
+              <w:rPr>
+                <w:rFonts w:ascii="Calibri" w:hAnsi="Calibri" w:eastAsia="Calibri"/>
+                <w:b w:val="0"/>
+                <w:i w:val="0"/>
+                <w:color w:val="203740"/>
+                <w:sz w:val="17"/>
+              </w:rPr>
+              <w:t>Enero–junio de 2026</w:t>
+            </w:r>
+          </w:p>
+        </w:tc>
+        <w:tc>
+          <w:tcPr>
+            <w:tcW w:type="dxa" w:w="1640"/>
+            <w:vAlign w:val="top"/>
+            <w:tcMar>
+              <w:top w:w="80" w:type="dxa"/>
+              <w:start w:w="120" w:type="dxa"/>
+              <w:bottom w:w="80" w:type="dxa"/>
+              <w:end w:w="120" w:type="dxa"/>
+            </w:tcMar>
+          </w:tcPr>
+          <w:p>
+            <w:pPr>
+              <w:spacing w:after="0"/>
+            </w:pPr>
+            <w:r>
+              <w:rPr>
+                <w:rFonts w:ascii="Calibri" w:hAnsi="Calibri" w:eastAsia="Calibri"/>
+                <w:b w:val="0"/>
+                <w:i w:val="0"/>
+                <w:color w:val="203740"/>
+                <w:sz w:val="17"/>
+              </w:rPr>
+              <w:t>Datos abiertos · fallecimientos de tránsito</w:t>
+            </w:r>
+          </w:p>
+        </w:tc>
+      </w:tr>
+      <w:tr>
+        <w:tc>
+          <w:tcPr>
+            <w:tcW w:type="dxa" w:w="2200"/>
+            <w:shd w:fill="F7F9F9"/>
+            <w:vAlign w:val="top"/>
+            <w:tcMar>
+              <w:top w:w="80" w:type="dxa"/>
+              <w:start w:w="120" w:type="dxa"/>
+              <w:bottom w:w="80" w:type="dxa"/>
+              <w:end w:w="120" w:type="dxa"/>
+            </w:tcMar>
+          </w:tcPr>
+          <w:p>
+            <w:pPr>
+              <w:spacing w:after="0"/>
+            </w:pPr>
+            <w:r>
+              <w:rPr>
+                <w:rFonts w:ascii="Calibri" w:hAnsi="Calibri" w:eastAsia="Calibri"/>
+                <w:b w:val="0"/>
+                <w:i w:val="0"/>
+                <w:color w:val="203740"/>
+                <w:sz w:val="17"/>
+              </w:rPr>
+              <w:t>Hacinamiento extremo o moderado</w:t>
+            </w:r>
+          </w:p>
+        </w:tc>
+        <w:tc>
+          <w:tcPr>
+            <w:tcW w:type="dxa" w:w="2200"/>
+            <w:shd w:fill="F7F9F9"/>
+            <w:vAlign w:val="top"/>
+            <w:tcMar>
+              <w:top w:w="80" w:type="dxa"/>
+              <w:start w:w="120" w:type="dxa"/>
+              <w:bottom w:w="80" w:type="dxa"/>
+              <w:end w:w="120" w:type="dxa"/>
+            </w:tcMar>
+          </w:tcPr>
+          <w:p>
+            <w:pPr>
+              <w:spacing w:after="0"/>
+            </w:pPr>
+            <w:r>
+              <w:rPr>
+                <w:rFonts w:ascii="Calibri" w:hAnsi="Calibri" w:eastAsia="Calibri"/>
+                <w:b w:val="0"/>
+                <w:i w:val="0"/>
+                <w:color w:val="203740"/>
+                <w:sz w:val="17"/>
+              </w:rPr>
+              <w:t>21.3%</w:t>
+            </w:r>
+          </w:p>
+        </w:tc>
+        <w:tc>
+          <w:tcPr>
+            <w:tcW w:type="dxa" w:w="2020"/>
+            <w:shd w:fill="F7F9F9"/>
+            <w:vAlign w:val="top"/>
+            <w:tcMar>
+              <w:top w:w="80" w:type="dxa"/>
+              <w:start w:w="120" w:type="dxa"/>
+              <w:bottom w:w="80" w:type="dxa"/>
+              <w:end w:w="120" w:type="dxa"/>
+            </w:tcMar>
+          </w:tcPr>
+          <w:p>
+            <w:pPr>
+              <w:spacing w:after="0"/>
+            </w:pPr>
+            <w:r>
+              <w:rPr>
+                <w:rFonts w:ascii="Calibri" w:hAnsi="Calibri" w:eastAsia="Calibri"/>
+                <w:b w:val="0"/>
+                <w:i w:val="0"/>
+                <w:color w:val="203740"/>
+                <w:sz w:val="17"/>
+              </w:rPr>
+              <w:t>Provincia completa de Independencia; no es valor municipal</w:t>
+            </w:r>
+          </w:p>
+        </w:tc>
+        <w:tc>
+          <w:tcPr>
+            <w:tcW w:type="dxa" w:w="1300"/>
+            <w:shd w:fill="F7F9F9"/>
+            <w:vAlign w:val="top"/>
+            <w:tcMar>
+              <w:top w:w="80" w:type="dxa"/>
+              <w:start w:w="120" w:type="dxa"/>
+              <w:bottom w:w="80" w:type="dxa"/>
+              <w:end w:w="120" w:type="dxa"/>
+            </w:tcMar>
+          </w:tcPr>
+          <w:p>
+            <w:pPr>
+              <w:spacing w:after="0"/>
+            </w:pPr>
+            <w:r>
+              <w:rPr>
+                <w:rFonts w:ascii="Calibri" w:hAnsi="Calibri" w:eastAsia="Calibri"/>
+                <w:b w:val="0"/>
+                <w:i w:val="0"/>
+                <w:color w:val="203740"/>
+                <w:sz w:val="17"/>
+              </w:rPr>
+              <w:t>2026</w:t>
+            </w:r>
+          </w:p>
+        </w:tc>
+        <w:tc>
+          <w:tcPr>
+            <w:tcW w:type="dxa" w:w="1640"/>
+            <w:shd w:fill="F7F9F9"/>
+            <w:vAlign w:val="top"/>
+            <w:tcMar>
+              <w:top w:w="80" w:type="dxa"/>
+              <w:start w:w="120" w:type="dxa"/>
+              <w:bottom w:w="80" w:type="dxa"/>
+              <w:end w:w="120" w:type="dxa"/>
+            </w:tcMar>
+          </w:tcPr>
+          <w:p>
+            <w:pPr>
+              <w:spacing w:after="0"/>
+            </w:pPr>
+            <w:r>
+              <w:rPr>
+                <w:rFonts w:ascii="Calibri" w:hAnsi="Calibri" w:eastAsia="Calibri"/>
+                <w:b w:val="0"/>
+                <w:i w:val="0"/>
+                <w:color w:val="203740"/>
+                <w:sz w:val="17"/>
+              </w:rPr>
+              <w:t>Datos abiertos · hacinamiento</w:t>
+            </w:r>
+          </w:p>
+        </w:tc>
+      </w:tr>
+      <w:tr>
+        <w:tc>
+          <w:tcPr>
+            <w:tcW w:type="dxa" w:w="2200"/>
+            <w:vAlign w:val="top"/>
+            <w:tcMar>
+              <w:top w:w="80" w:type="dxa"/>
+              <w:start w:w="120" w:type="dxa"/>
+              <w:bottom w:w="80" w:type="dxa"/>
+              <w:end w:w="120" w:type="dxa"/>
+            </w:tcMar>
+          </w:tcPr>
+          <w:p>
+            <w:pPr>
+              <w:spacing w:after="0"/>
+            </w:pPr>
+            <w:r>
+              <w:rPr>
+                <w:rFonts w:ascii="Calibri" w:hAnsi="Calibri" w:eastAsia="Calibri"/>
+                <w:b w:val="0"/>
+                <w:i w:val="0"/>
+                <w:color w:val="203740"/>
+                <w:sz w:val="17"/>
+              </w:rPr>
+              <w:t>Personas con discapacidad en ICV-1 o ICV-2</w:t>
+            </w:r>
+          </w:p>
+        </w:tc>
+        <w:tc>
+          <w:tcPr>
+            <w:tcW w:type="dxa" w:w="2200"/>
+            <w:vAlign w:val="top"/>
+            <w:tcMar>
+              <w:top w:w="80" w:type="dxa"/>
+              <w:start w:w="120" w:type="dxa"/>
+              <w:bottom w:w="80" w:type="dxa"/>
+              <w:end w:w="120" w:type="dxa"/>
+            </w:tcMar>
+          </w:tcPr>
+          <w:p>
+            <w:pPr>
+              <w:spacing w:after="0"/>
+            </w:pPr>
+            <w:r>
+              <w:rPr>
+                <w:rFonts w:ascii="Calibri" w:hAnsi="Calibri" w:eastAsia="Calibri"/>
+                <w:b w:val="0"/>
+                <w:i w:val="0"/>
+                <w:color w:val="203740"/>
+                <w:sz w:val="17"/>
+              </w:rPr>
+              <w:t>65.0%</w:t>
+            </w:r>
+          </w:p>
+        </w:tc>
+        <w:tc>
+          <w:tcPr>
+            <w:tcW w:type="dxa" w:w="2020"/>
+            <w:vAlign w:val="top"/>
+            <w:tcMar>
+              <w:top w:w="80" w:type="dxa"/>
+              <w:start w:w="120" w:type="dxa"/>
+              <w:bottom w:w="80" w:type="dxa"/>
+              <w:end w:w="120" w:type="dxa"/>
+            </w:tcMar>
+          </w:tcPr>
+          <w:p>
+            <w:pPr>
+              <w:spacing w:after="0"/>
+            </w:pPr>
+            <w:r>
+              <w:rPr>
+                <w:rFonts w:ascii="Calibri" w:hAnsi="Calibri" w:eastAsia="Calibri"/>
+                <w:b w:val="0"/>
+                <w:i w:val="0"/>
+                <w:color w:val="203740"/>
+                <w:sz w:val="17"/>
+              </w:rPr>
+              <w:t>Provincia completa de Independencia; no es valor municipal</w:t>
+            </w:r>
+          </w:p>
+        </w:tc>
+        <w:tc>
+          <w:tcPr>
+            <w:tcW w:type="dxa" w:w="1300"/>
+            <w:vAlign w:val="top"/>
+            <w:tcMar>
+              <w:top w:w="80" w:type="dxa"/>
+              <w:start w:w="120" w:type="dxa"/>
+              <w:bottom w:w="80" w:type="dxa"/>
+              <w:end w:w="120" w:type="dxa"/>
+            </w:tcMar>
+          </w:tcPr>
+          <w:p>
+            <w:pPr>
+              <w:spacing w:after="0"/>
+            </w:pPr>
+            <w:r>
+              <w:rPr>
+                <w:rFonts w:ascii="Calibri" w:hAnsi="Calibri" w:eastAsia="Calibri"/>
+                <w:b w:val="0"/>
+                <w:i w:val="0"/>
+                <w:color w:val="203740"/>
+                <w:sz w:val="17"/>
+              </w:rPr>
+              <w:t>2026</w:t>
+            </w:r>
+          </w:p>
+        </w:tc>
+        <w:tc>
+          <w:tcPr>
+            <w:tcW w:type="dxa" w:w="1640"/>
+            <w:vAlign w:val="top"/>
+            <w:tcMar>
+              <w:top w:w="80" w:type="dxa"/>
+              <w:start w:w="120" w:type="dxa"/>
+              <w:bottom w:w="80" w:type="dxa"/>
+              <w:end w:w="120" w:type="dxa"/>
+            </w:tcMar>
+          </w:tcPr>
+          <w:p>
+            <w:pPr>
+              <w:spacing w:after="0"/>
+            </w:pPr>
+            <w:r>
+              <w:rPr>
+                <w:rFonts w:ascii="Calibri" w:hAnsi="Calibri" w:eastAsia="Calibri"/>
+                <w:b w:val="0"/>
+                <w:i w:val="0"/>
+                <w:color w:val="203740"/>
+                <w:sz w:val="17"/>
+              </w:rPr>
+              <w:t>Datos abiertos · discapacidad por provincia</w:t>
+            </w:r>
+          </w:p>
+        </w:tc>
+      </w:tr>
+      <w:tr>
+        <w:tc>
+          <w:tcPr>
+            <w:tcW w:type="dxa" w:w="2200"/>
+            <w:shd w:fill="F7F9F9"/>
+            <w:vAlign w:val="top"/>
+            <w:tcMar>
+              <w:top w:w="80" w:type="dxa"/>
+              <w:start w:w="120" w:type="dxa"/>
+              <w:bottom w:w="80" w:type="dxa"/>
+              <w:end w:w="120" w:type="dxa"/>
+            </w:tcMar>
+          </w:tcPr>
+          <w:p>
+            <w:pPr>
+              <w:spacing w:after="0"/>
+            </w:pPr>
+            <w:r>
+              <w:rPr>
+                <w:rFonts w:ascii="Calibri" w:hAnsi="Calibri" w:eastAsia="Calibri"/>
+                <w:b w:val="0"/>
+                <w:i w:val="0"/>
+                <w:color w:val="203740"/>
+                <w:sz w:val="17"/>
+              </w:rPr>
+              <w:t>Registros de nacimiento</w:t>
+            </w:r>
+          </w:p>
+        </w:tc>
+        <w:tc>
+          <w:tcPr>
+            <w:tcW w:type="dxa" w:w="2200"/>
+            <w:shd w:fill="F7F9F9"/>
+            <w:vAlign w:val="top"/>
+            <w:tcMar>
+              <w:top w:w="80" w:type="dxa"/>
+              <w:start w:w="120" w:type="dxa"/>
+              <w:bottom w:w="80" w:type="dxa"/>
+              <w:end w:w="120" w:type="dxa"/>
+            </w:tcMar>
+          </w:tcPr>
+          <w:p>
+            <w:pPr>
+              <w:spacing w:after="0"/>
+            </w:pPr>
+            <w:r>
+              <w:rPr>
+                <w:rFonts w:ascii="Calibri" w:hAnsi="Calibri" w:eastAsia="Calibri"/>
+                <w:b w:val="0"/>
+                <w:i w:val="0"/>
+                <w:color w:val="203740"/>
+                <w:sz w:val="17"/>
+              </w:rPr>
+              <w:t>521 registros; 8.6 por mil habitantes</w:t>
+            </w:r>
+          </w:p>
+        </w:tc>
+        <w:tc>
+          <w:tcPr>
+            <w:tcW w:type="dxa" w:w="2020"/>
+            <w:shd w:fill="F7F9F9"/>
+            <w:vAlign w:val="top"/>
+            <w:tcMar>
+              <w:top w:w="80" w:type="dxa"/>
+              <w:start w:w="120" w:type="dxa"/>
+              <w:bottom w:w="80" w:type="dxa"/>
+              <w:end w:w="120" w:type="dxa"/>
+            </w:tcMar>
+          </w:tcPr>
+          <w:p>
+            <w:pPr>
+              <w:spacing w:after="0"/>
+            </w:pPr>
+            <w:r>
+              <w:rPr>
+                <w:rFonts w:ascii="Calibri" w:hAnsi="Calibri" w:eastAsia="Calibri"/>
+                <w:b w:val="0"/>
+                <w:i w:val="0"/>
+                <w:color w:val="203740"/>
+                <w:sz w:val="17"/>
+              </w:rPr>
+              <w:t>Provincia completa de Independencia; no es valor municipal</w:t>
+            </w:r>
+          </w:p>
+        </w:tc>
+        <w:tc>
+          <w:tcPr>
+            <w:tcW w:type="dxa" w:w="1300"/>
+            <w:shd w:fill="F7F9F9"/>
+            <w:vAlign w:val="top"/>
+            <w:tcMar>
+              <w:top w:w="80" w:type="dxa"/>
+              <w:start w:w="120" w:type="dxa"/>
+              <w:bottom w:w="80" w:type="dxa"/>
+              <w:end w:w="120" w:type="dxa"/>
+            </w:tcMar>
+          </w:tcPr>
+          <w:p>
+            <w:pPr>
+              <w:spacing w:after="0"/>
+            </w:pPr>
+            <w:r>
+              <w:rPr>
+                <w:rFonts w:ascii="Calibri" w:hAnsi="Calibri" w:eastAsia="Calibri"/>
+                <w:b w:val="0"/>
+                <w:i w:val="0"/>
+                <w:color w:val="203740"/>
+                <w:sz w:val="17"/>
+              </w:rPr>
+              <w:t>2024</w:t>
+            </w:r>
+          </w:p>
+        </w:tc>
+        <w:tc>
+          <w:tcPr>
+            <w:tcW w:type="dxa" w:w="1640"/>
+            <w:shd w:fill="F7F9F9"/>
+            <w:vAlign w:val="top"/>
+            <w:tcMar>
+              <w:top w:w="80" w:type="dxa"/>
+              <w:start w:w="120" w:type="dxa"/>
+              <w:bottom w:w="80" w:type="dxa"/>
+              <w:end w:w="120" w:type="dxa"/>
+            </w:tcMar>
+          </w:tcPr>
+          <w:p>
+            <w:pPr>
+              <w:spacing w:after="0"/>
+            </w:pPr>
+            <w:r>
+              <w:rPr>
+                <w:rFonts w:ascii="Calibri" w:hAnsi="Calibri" w:eastAsia="Calibri"/>
+                <w:b w:val="0"/>
+                <w:i w:val="0"/>
+                <w:color w:val="203740"/>
+                <w:sz w:val="17"/>
+              </w:rPr>
+              <w:t>Datos abiertos · provincia de registro</w:t>
+            </w:r>
+          </w:p>
+        </w:tc>
+      </w:tr>
+    </w:tbl>
+    <w:p>
+      <w:pPr>
+        <w:spacing w:after="0"/>
+      </w:pPr>
+    </w:p>
+    <w:p>
+      <w:pPr>
+        <w:pStyle w:val="SourceNote"/>
+      </w:pPr>
+      <w:r>
+        <w:rPr>
+          <w:rFonts w:ascii="Calibri" w:hAnsi="Calibri" w:eastAsia="Calibri"/>
+          <w:b w:val="0"/>
+          <w:i w:val="0"/>
+          <w:color w:val="5E7076"/>
+          <w:sz w:val="17"/>
+        </w:rPr>
+        <w:t>Fuente: DDPT, Dashboard Territorial, dataset generado el 2026-08-01T15:52:35.655Z. La ausencia de registros no se interpreta automáticamente como cero.</w:t>
       </w:r>
     </w:p>
     <w:p>
@@ -4648,11 +6441,1525 @@
       </w:r>
     </w:p>
     <w:p>
+      <w:r>
+        <w:br w:type="page"/>
+      </w:r>
+    </w:p>
+    <w:p>
       <w:pPr>
         <w:pStyle w:val="Heading1"/>
       </w:pPr>
       <w:r>
-        <w:t>5. Plan de acción a acordar por el CDM</w:t>
+        <w:t>5. Inversión pública</w:t>
+      </w:r>
+    </w:p>
+    <w:p>
+      <w:r>
+        <w:t>Con corte al 2026-08-02, MapaInversiones registra 9 proyectos en ejecución o reprogramados con identificación territorial específica para Cristóbal. La programación presupuestaria 2026 asociada suma RD$ 1,177,958,338 y la ejecución registrada suma RD$ 723,885,624. Estos proyectos pertenecen a instituciones públicas y no constituyen por sí mismos acuerdos, compromisos ni proyectos aprobados por el CDM o el ayuntamiento.</w:t>
+      </w:r>
+    </w:p>
+    <w:p>
+      <w:pPr>
+        <w:pStyle w:val="SourceNote"/>
+      </w:pPr>
+      <w:r>
+        <w:rPr>
+          <w:rFonts w:ascii="Calibri" w:hAnsi="Calibri" w:eastAsia="Calibri"/>
+          <w:b w:val="0"/>
+          <w:i w:val="0"/>
+          <w:color w:val="5E7076"/>
+          <w:sz w:val="17"/>
+        </w:rPr>
+        <w:t>Fuente: MapaInversiones, datos abiertos 2026 y perfiles oficiales de proyectos, https://mapainversiones.gob.do/. Se incluyen únicamente proyectos con alcance municipal específico y estado EJECUCIÓN o REPROGRAMAR; los proyectos nacionales o provinciales sin municipio confirmado no se asignan artificialmente. Los importes se presentan en pesos dominicanos nominales, exactamente en la unidad publicada por la fuente y sin aplicar multiplicadores; los valores inusualmente bajos deben confirmarse en el perfil oficial.</w:t>
+      </w:r>
+    </w:p>
+    <w:tbl>
+      <w:tblPr>
+        <w:tblW w:type="dxa" w:w="9360"/>
+        <w:tblLayout w:type="fixed"/>
+        <w:tblLook w:firstColumn="1" w:firstRow="1" w:lastColumn="0" w:lastRow="0" w:noHBand="0" w:noVBand="1" w:val="04A0"/>
+        <w:jc w:val="center"/>
+        <w:tblInd w:w="120" w:type="dxa"/>
+        <w:tblBorders>
+          <w:top w:val="single" w:sz="5" w:color="D7E0E1"/>
+          <w:left w:val="single" w:sz="5" w:color="D7E0E1"/>
+          <w:bottom w:val="single" w:sz="5" w:color="D7E0E1"/>
+          <w:right w:val="single" w:sz="5" w:color="D7E0E1"/>
+          <w:insideH w:val="single" w:sz="5" w:color="D7E0E1"/>
+          <w:insideV w:val="single" w:sz="5" w:color="D7E0E1"/>
+        </w:tblBorders>
+      </w:tblPr>
+      <w:tblGrid>
+        <w:gridCol w:w="3540"/>
+        <w:gridCol w:w="1980"/>
+        <w:gridCol w:w="1500"/>
+        <w:gridCol w:w="1170"/>
+        <w:gridCol w:w="1170"/>
+      </w:tblGrid>
+      <w:tr>
+        <w:trPr>
+          <w:tblHeader w:val="true"/>
+        </w:trPr>
+        <w:tc>
+          <w:tcPr>
+            <w:tcW w:type="dxa" w:w="3540"/>
+            <w:tcMar>
+              <w:top w:w="80" w:type="dxa"/>
+              <w:start w:w="120" w:type="dxa"/>
+              <w:bottom w:w="80" w:type="dxa"/>
+              <w:end w:w="120" w:type="dxa"/>
+            </w:tcMar>
+            <w:shd w:fill="203740"/>
+            <w:vAlign w:val="center"/>
+          </w:tcPr>
+          <w:p>
+            <w:pPr>
+              <w:spacing w:after="0"/>
+            </w:pPr>
+            <w:r>
+              <w:rPr>
+                <w:rFonts w:ascii="Calibri" w:hAnsi="Calibri" w:eastAsia="Calibri"/>
+                <w:b/>
+                <w:i w:val="0"/>
+                <w:color w:val="FFFFFF"/>
+                <w:sz w:val="17"/>
+              </w:rPr>
+              <w:t>Proyecto</w:t>
+            </w:r>
+          </w:p>
+        </w:tc>
+        <w:tc>
+          <w:tcPr>
+            <w:tcW w:type="dxa" w:w="1980"/>
+            <w:tcMar>
+              <w:top w:w="80" w:type="dxa"/>
+              <w:start w:w="120" w:type="dxa"/>
+              <w:bottom w:w="80" w:type="dxa"/>
+              <w:end w:w="120" w:type="dxa"/>
+            </w:tcMar>
+            <w:shd w:fill="203740"/>
+            <w:vAlign w:val="center"/>
+          </w:tcPr>
+          <w:p>
+            <w:pPr>
+              <w:spacing w:after="0"/>
+            </w:pPr>
+            <w:r>
+              <w:rPr>
+                <w:rFonts w:ascii="Calibri" w:hAnsi="Calibri" w:eastAsia="Calibri"/>
+                <w:b/>
+                <w:i w:val="0"/>
+                <w:color w:val="FFFFFF"/>
+                <w:sz w:val="17"/>
+              </w:rPr>
+              <w:t>Institución</w:t>
+            </w:r>
+          </w:p>
+        </w:tc>
+        <w:tc>
+          <w:tcPr>
+            <w:tcW w:type="dxa" w:w="1500"/>
+            <w:tcMar>
+              <w:top w:w="80" w:type="dxa"/>
+              <w:start w:w="120" w:type="dxa"/>
+              <w:bottom w:w="80" w:type="dxa"/>
+              <w:end w:w="120" w:type="dxa"/>
+            </w:tcMar>
+            <w:shd w:fill="203740"/>
+            <w:vAlign w:val="center"/>
+          </w:tcPr>
+          <w:p>
+            <w:pPr>
+              <w:spacing w:after="0"/>
+            </w:pPr>
+            <w:r>
+              <w:rPr>
+                <w:rFonts w:ascii="Calibri" w:hAnsi="Calibri" w:eastAsia="Calibri"/>
+                <w:b/>
+                <w:i w:val="0"/>
+                <w:color w:val="FFFFFF"/>
+                <w:sz w:val="17"/>
+              </w:rPr>
+              <w:t>Estado / período</w:t>
+            </w:r>
+          </w:p>
+        </w:tc>
+        <w:tc>
+          <w:tcPr>
+            <w:tcW w:type="dxa" w:w="1170"/>
+            <w:tcMar>
+              <w:top w:w="80" w:type="dxa"/>
+              <w:start w:w="120" w:type="dxa"/>
+              <w:bottom w:w="80" w:type="dxa"/>
+              <w:end w:w="120" w:type="dxa"/>
+            </w:tcMar>
+            <w:shd w:fill="203740"/>
+            <w:vAlign w:val="center"/>
+          </w:tcPr>
+          <w:p>
+            <w:pPr>
+              <w:spacing w:after="0"/>
+            </w:pPr>
+            <w:r>
+              <w:rPr>
+                <w:rFonts w:ascii="Calibri" w:hAnsi="Calibri" w:eastAsia="Calibri"/>
+                <w:b/>
+                <w:i w:val="0"/>
+                <w:color w:val="FFFFFF"/>
+                <w:sz w:val="17"/>
+              </w:rPr>
+              <w:t>Asignación 2026 (RD$)</w:t>
+            </w:r>
+          </w:p>
+        </w:tc>
+        <w:tc>
+          <w:tcPr>
+            <w:tcW w:type="dxa" w:w="1170"/>
+            <w:tcMar>
+              <w:top w:w="80" w:type="dxa"/>
+              <w:start w:w="120" w:type="dxa"/>
+              <w:bottom w:w="80" w:type="dxa"/>
+              <w:end w:w="120" w:type="dxa"/>
+            </w:tcMar>
+            <w:shd w:fill="203740"/>
+            <w:vAlign w:val="center"/>
+          </w:tcPr>
+          <w:p>
+            <w:pPr>
+              <w:spacing w:after="0"/>
+            </w:pPr>
+            <w:r>
+              <w:rPr>
+                <w:rFonts w:ascii="Calibri" w:hAnsi="Calibri" w:eastAsia="Calibri"/>
+                <w:b/>
+                <w:i w:val="0"/>
+                <w:color w:val="FFFFFF"/>
+                <w:sz w:val="17"/>
+              </w:rPr>
+              <w:t>Ejecutado 2026 (RD$)</w:t>
+            </w:r>
+          </w:p>
+        </w:tc>
+      </w:tr>
+      <w:tr>
+        <w:tc>
+          <w:tcPr>
+            <w:tcW w:type="dxa" w:w="3540"/>
+            <w:vAlign w:val="top"/>
+            <w:tcMar>
+              <w:top w:w="80" w:type="dxa"/>
+              <w:start w:w="120" w:type="dxa"/>
+              <w:bottom w:w="80" w:type="dxa"/>
+              <w:end w:w="120" w:type="dxa"/>
+            </w:tcMar>
+          </w:tcPr>
+          <w:p>
+            <w:pPr>
+              <w:spacing w:after="0"/>
+            </w:pPr>
+            <w:r>
+              <w:rPr>
+                <w:rFonts w:ascii="Calibri" w:hAnsi="Calibri" w:eastAsia="Calibri"/>
+                <w:b w:val="0"/>
+                <w:i w:val="0"/>
+                <w:color w:val="203740"/>
+                <w:sz w:val="17"/>
+              </w:rPr>
+              <w:t>AMPLIACIÓN DEL SISTEMA NACIONAL DE ATENCION A EMERGENCIAS Y SEGURIDAD 9-1-1, FASE II</w:t>
+              <w:br/>
+              <w:t>SNIP 14624 · Ficha 5135</w:t>
+              <w:br/>
+              <w:t>Ubicación: perfil oficial</w:t>
+            </w:r>
+          </w:p>
+        </w:tc>
+        <w:tc>
+          <w:tcPr>
+            <w:tcW w:type="dxa" w:w="1980"/>
+            <w:vAlign w:val="top"/>
+            <w:tcMar>
+              <w:top w:w="80" w:type="dxa"/>
+              <w:start w:w="120" w:type="dxa"/>
+              <w:bottom w:w="80" w:type="dxa"/>
+              <w:end w:w="120" w:type="dxa"/>
+            </w:tcMar>
+          </w:tcPr>
+          <w:p>
+            <w:pPr>
+              <w:spacing w:after="0"/>
+            </w:pPr>
+            <w:r>
+              <w:rPr>
+                <w:rFonts w:ascii="Calibri" w:hAnsi="Calibri" w:eastAsia="Calibri"/>
+                <w:b w:val="0"/>
+                <w:i w:val="0"/>
+                <w:color w:val="203740"/>
+                <w:sz w:val="17"/>
+              </w:rPr>
+              <w:t>SERVICIO INTEGRAL DE EMERGENCIAS</w:t>
+            </w:r>
+          </w:p>
+        </w:tc>
+        <w:tc>
+          <w:tcPr>
+            <w:tcW w:type="dxa" w:w="1500"/>
+            <w:vAlign w:val="top"/>
+            <w:tcMar>
+              <w:top w:w="80" w:type="dxa"/>
+              <w:start w:w="120" w:type="dxa"/>
+              <w:bottom w:w="80" w:type="dxa"/>
+              <w:end w:w="120" w:type="dxa"/>
+            </w:tcMar>
+          </w:tcPr>
+          <w:p>
+            <w:pPr>
+              <w:spacing w:after="0"/>
+            </w:pPr>
+            <w:r>
+              <w:rPr>
+                <w:rFonts w:ascii="Calibri" w:hAnsi="Calibri" w:eastAsia="Calibri"/>
+                <w:b w:val="0"/>
+                <w:i w:val="0"/>
+                <w:color w:val="203740"/>
+                <w:sz w:val="17"/>
+              </w:rPr>
+              <w:t>En ejecución</w:t>
+              <w:br/>
+              <w:t>2022–2027</w:t>
+            </w:r>
+          </w:p>
+        </w:tc>
+        <w:tc>
+          <w:tcPr>
+            <w:tcW w:type="dxa" w:w="1170"/>
+            <w:vAlign w:val="top"/>
+            <w:tcMar>
+              <w:top w:w="80" w:type="dxa"/>
+              <w:start w:w="120" w:type="dxa"/>
+              <w:bottom w:w="80" w:type="dxa"/>
+              <w:end w:w="120" w:type="dxa"/>
+            </w:tcMar>
+          </w:tcPr>
+          <w:p>
+            <w:pPr>
+              <w:spacing w:after="0"/>
+            </w:pPr>
+            <w:r>
+              <w:rPr>
+                <w:rFonts w:ascii="Calibri" w:hAnsi="Calibri" w:eastAsia="Calibri"/>
+                <w:b w:val="0"/>
+                <w:i w:val="0"/>
+                <w:color w:val="203740"/>
+                <w:sz w:val="17"/>
+              </w:rPr>
+              <w:t>1,021,000,000</w:t>
+            </w:r>
+          </w:p>
+        </w:tc>
+        <w:tc>
+          <w:tcPr>
+            <w:tcW w:type="dxa" w:w="1170"/>
+            <w:vAlign w:val="top"/>
+            <w:tcMar>
+              <w:top w:w="80" w:type="dxa"/>
+              <w:start w:w="120" w:type="dxa"/>
+              <w:bottom w:w="80" w:type="dxa"/>
+              <w:end w:w="120" w:type="dxa"/>
+            </w:tcMar>
+          </w:tcPr>
+          <w:p>
+            <w:pPr>
+              <w:spacing w:after="0"/>
+            </w:pPr>
+            <w:r>
+              <w:rPr>
+                <w:rFonts w:ascii="Calibri" w:hAnsi="Calibri" w:eastAsia="Calibri"/>
+                <w:b w:val="0"/>
+                <w:i w:val="0"/>
+                <w:color w:val="203740"/>
+                <w:sz w:val="17"/>
+              </w:rPr>
+              <w:t>688,820,398</w:t>
+            </w:r>
+          </w:p>
+        </w:tc>
+      </w:tr>
+      <w:tr>
+        <w:tc>
+          <w:tcPr>
+            <w:tcW w:type="dxa" w:w="3540"/>
+            <w:shd w:fill="F7F9F9"/>
+            <w:vAlign w:val="top"/>
+            <w:tcMar>
+              <w:top w:w="80" w:type="dxa"/>
+              <w:start w:w="120" w:type="dxa"/>
+              <w:bottom w:w="80" w:type="dxa"/>
+              <w:end w:w="120" w:type="dxa"/>
+            </w:tcMar>
+          </w:tcPr>
+          <w:p>
+            <w:pPr>
+              <w:spacing w:after="0"/>
+            </w:pPr>
+            <w:r>
+              <w:rPr>
+                <w:rFonts w:ascii="Calibri" w:hAnsi="Calibri" w:eastAsia="Calibri"/>
+                <w:b w:val="0"/>
+                <w:i w:val="0"/>
+                <w:color w:val="203740"/>
+                <w:sz w:val="17"/>
+              </w:rPr>
+              <w:t>RECONSTRUCCIÓN DEL CAMINO VECINAL BATEY 6-BATEY 9, AFECTADO POR LA TORMENTA TROPICAL MELISSA, MUNICIPIOS CRISTÓBAL Y TAMAYO, PROVINCIAS INDEPENDENCIA Y BAHORUCO</w:t>
+              <w:br/>
+              <w:t>SNIP 17203 · Ficha 8749</w:t>
+              <w:br/>
+              <w:t>Ubicación: perfil oficial</w:t>
+            </w:r>
+          </w:p>
+        </w:tc>
+        <w:tc>
+          <w:tcPr>
+            <w:tcW w:type="dxa" w:w="1980"/>
+            <w:shd w:fill="F7F9F9"/>
+            <w:vAlign w:val="top"/>
+            <w:tcMar>
+              <w:top w:w="80" w:type="dxa"/>
+              <w:start w:w="120" w:type="dxa"/>
+              <w:bottom w:w="80" w:type="dxa"/>
+              <w:end w:w="120" w:type="dxa"/>
+            </w:tcMar>
+          </w:tcPr>
+          <w:p>
+            <w:pPr>
+              <w:spacing w:after="0"/>
+            </w:pPr>
+            <w:r>
+              <w:rPr>
+                <w:rFonts w:ascii="Calibri" w:hAnsi="Calibri" w:eastAsia="Calibri"/>
+                <w:b w:val="0"/>
+                <w:i w:val="0"/>
+                <w:color w:val="203740"/>
+                <w:sz w:val="17"/>
+              </w:rPr>
+              <w:t>MINISTERIO DE OBRAS PUBLICAS Y COMUNICACIONES</w:t>
+            </w:r>
+          </w:p>
+        </w:tc>
+        <w:tc>
+          <w:tcPr>
+            <w:tcW w:type="dxa" w:w="1500"/>
+            <w:shd w:fill="F7F9F9"/>
+            <w:vAlign w:val="top"/>
+            <w:tcMar>
+              <w:top w:w="80" w:type="dxa"/>
+              <w:start w:w="120" w:type="dxa"/>
+              <w:bottom w:w="80" w:type="dxa"/>
+              <w:end w:w="120" w:type="dxa"/>
+            </w:tcMar>
+          </w:tcPr>
+          <w:p>
+            <w:pPr>
+              <w:spacing w:after="0"/>
+            </w:pPr>
+            <w:r>
+              <w:rPr>
+                <w:rFonts w:ascii="Calibri" w:hAnsi="Calibri" w:eastAsia="Calibri"/>
+                <w:b w:val="0"/>
+                <w:i w:val="0"/>
+                <w:color w:val="203740"/>
+                <w:sz w:val="17"/>
+              </w:rPr>
+              <w:t>En ejecución</w:t>
+              <w:br/>
+              <w:t>2026–2027</w:t>
+            </w:r>
+          </w:p>
+        </w:tc>
+        <w:tc>
+          <w:tcPr>
+            <w:tcW w:type="dxa" w:w="1170"/>
+            <w:shd w:fill="F7F9F9"/>
+            <w:vAlign w:val="top"/>
+            <w:tcMar>
+              <w:top w:w="80" w:type="dxa"/>
+              <w:start w:w="120" w:type="dxa"/>
+              <w:bottom w:w="80" w:type="dxa"/>
+              <w:end w:w="120" w:type="dxa"/>
+            </w:tcMar>
+          </w:tcPr>
+          <w:p>
+            <w:pPr>
+              <w:spacing w:after="0"/>
+            </w:pPr>
+            <w:r>
+              <w:rPr>
+                <w:rFonts w:ascii="Calibri" w:hAnsi="Calibri" w:eastAsia="Calibri"/>
+                <w:b w:val="0"/>
+                <w:i w:val="0"/>
+                <w:color w:val="203740"/>
+                <w:sz w:val="17"/>
+              </w:rPr>
+              <w:t>60,000,000</w:t>
+            </w:r>
+          </w:p>
+        </w:tc>
+        <w:tc>
+          <w:tcPr>
+            <w:tcW w:type="dxa" w:w="1170"/>
+            <w:shd w:fill="F7F9F9"/>
+            <w:vAlign w:val="top"/>
+            <w:tcMar>
+              <w:top w:w="80" w:type="dxa"/>
+              <w:start w:w="120" w:type="dxa"/>
+              <w:bottom w:w="80" w:type="dxa"/>
+              <w:end w:w="120" w:type="dxa"/>
+            </w:tcMar>
+          </w:tcPr>
+          <w:p>
+            <w:pPr>
+              <w:spacing w:after="0"/>
+            </w:pPr>
+            <w:r>
+              <w:rPr>
+                <w:rFonts w:ascii="Calibri" w:hAnsi="Calibri" w:eastAsia="Calibri"/>
+                <w:b w:val="0"/>
+                <w:i w:val="0"/>
+                <w:color w:val="203740"/>
+                <w:sz w:val="17"/>
+              </w:rPr>
+              <w:t>0</w:t>
+            </w:r>
+          </w:p>
+        </w:tc>
+      </w:tr>
+      <w:tr>
+        <w:tc>
+          <w:tcPr>
+            <w:tcW w:type="dxa" w:w="3540"/>
+            <w:vAlign w:val="top"/>
+            <w:tcMar>
+              <w:top w:w="80" w:type="dxa"/>
+              <w:start w:w="120" w:type="dxa"/>
+              <w:bottom w:w="80" w:type="dxa"/>
+              <w:end w:w="120" w:type="dxa"/>
+            </w:tcMar>
+          </w:tcPr>
+          <w:p>
+            <w:pPr>
+              <w:spacing w:after="0"/>
+            </w:pPr>
+            <w:r>
+              <w:rPr>
+                <w:rFonts w:ascii="Calibri" w:hAnsi="Calibri" w:eastAsia="Calibri"/>
+                <w:b w:val="0"/>
+                <w:i w:val="0"/>
+                <w:color w:val="203740"/>
+                <w:sz w:val="17"/>
+              </w:rPr>
+              <w:t>CONSTRUCCIÓN BOULEVARD TURÍSTICO MUNICIPIOS EL PEÑON Y FUNDACIÓN, PROVINCIA DE BARAHONA.</w:t>
+              <w:br/>
+              <w:t>SNIP 17081 · Ficha 8689</w:t>
+              <w:br/>
+              <w:t>Ubicación: perfil oficial</w:t>
+            </w:r>
+          </w:p>
+        </w:tc>
+        <w:tc>
+          <w:tcPr>
+            <w:tcW w:type="dxa" w:w="1980"/>
+            <w:vAlign w:val="top"/>
+            <w:tcMar>
+              <w:top w:w="80" w:type="dxa"/>
+              <w:start w:w="120" w:type="dxa"/>
+              <w:bottom w:w="80" w:type="dxa"/>
+              <w:end w:w="120" w:type="dxa"/>
+            </w:tcMar>
+          </w:tcPr>
+          <w:p>
+            <w:pPr>
+              <w:spacing w:after="0"/>
+            </w:pPr>
+            <w:r>
+              <w:rPr>
+                <w:rFonts w:ascii="Calibri" w:hAnsi="Calibri" w:eastAsia="Calibri"/>
+                <w:b w:val="0"/>
+                <w:i w:val="0"/>
+                <w:color w:val="203740"/>
+                <w:sz w:val="17"/>
+              </w:rPr>
+              <w:t>COMITE EJECUTOR DE INFRAESTRUCTA EN ZONAS TURISTICAS (CEIZTUR)</w:t>
+            </w:r>
+          </w:p>
+        </w:tc>
+        <w:tc>
+          <w:tcPr>
+            <w:tcW w:type="dxa" w:w="1500"/>
+            <w:vAlign w:val="top"/>
+            <w:tcMar>
+              <w:top w:w="80" w:type="dxa"/>
+              <w:start w:w="120" w:type="dxa"/>
+              <w:bottom w:w="80" w:type="dxa"/>
+              <w:end w:w="120" w:type="dxa"/>
+            </w:tcMar>
+          </w:tcPr>
+          <w:p>
+            <w:pPr>
+              <w:spacing w:after="0"/>
+            </w:pPr>
+            <w:r>
+              <w:rPr>
+                <w:rFonts w:ascii="Calibri" w:hAnsi="Calibri" w:eastAsia="Calibri"/>
+                <w:b w:val="0"/>
+                <w:i w:val="0"/>
+                <w:color w:val="203740"/>
+                <w:sz w:val="17"/>
+              </w:rPr>
+              <w:t>En ejecución</w:t>
+              <w:br/>
+              <w:t>2025–2026</w:t>
+            </w:r>
+          </w:p>
+        </w:tc>
+        <w:tc>
+          <w:tcPr>
+            <w:tcW w:type="dxa" w:w="1170"/>
+            <w:vAlign w:val="top"/>
+            <w:tcMar>
+              <w:top w:w="80" w:type="dxa"/>
+              <w:start w:w="120" w:type="dxa"/>
+              <w:bottom w:w="80" w:type="dxa"/>
+              <w:end w:w="120" w:type="dxa"/>
+            </w:tcMar>
+          </w:tcPr>
+          <w:p>
+            <w:pPr>
+              <w:spacing w:after="0"/>
+            </w:pPr>
+            <w:r>
+              <w:rPr>
+                <w:rFonts w:ascii="Calibri" w:hAnsi="Calibri" w:eastAsia="Calibri"/>
+                <w:b w:val="0"/>
+                <w:i w:val="0"/>
+                <w:color w:val="203740"/>
+                <w:sz w:val="17"/>
+              </w:rPr>
+              <w:t>27,000,000</w:t>
+            </w:r>
+          </w:p>
+        </w:tc>
+        <w:tc>
+          <w:tcPr>
+            <w:tcW w:type="dxa" w:w="1170"/>
+            <w:vAlign w:val="top"/>
+            <w:tcMar>
+              <w:top w:w="80" w:type="dxa"/>
+              <w:start w:w="120" w:type="dxa"/>
+              <w:bottom w:w="80" w:type="dxa"/>
+              <w:end w:w="120" w:type="dxa"/>
+            </w:tcMar>
+          </w:tcPr>
+          <w:p>
+            <w:pPr>
+              <w:spacing w:after="0"/>
+            </w:pPr>
+            <w:r>
+              <w:rPr>
+                <w:rFonts w:ascii="Calibri" w:hAnsi="Calibri" w:eastAsia="Calibri"/>
+                <w:b w:val="0"/>
+                <w:i w:val="0"/>
+                <w:color w:val="203740"/>
+                <w:sz w:val="17"/>
+              </w:rPr>
+              <w:t>5,093,603</w:t>
+            </w:r>
+          </w:p>
+        </w:tc>
+      </w:tr>
+      <w:tr>
+        <w:tc>
+          <w:tcPr>
+            <w:tcW w:type="dxa" w:w="3540"/>
+            <w:shd w:fill="F7F9F9"/>
+            <w:vAlign w:val="top"/>
+            <w:tcMar>
+              <w:top w:w="80" w:type="dxa"/>
+              <w:start w:w="120" w:type="dxa"/>
+              <w:bottom w:w="80" w:type="dxa"/>
+              <w:end w:w="120" w:type="dxa"/>
+            </w:tcMar>
+          </w:tcPr>
+          <w:p>
+            <w:pPr>
+              <w:spacing w:after="0"/>
+            </w:pPr>
+            <w:r>
+              <w:rPr>
+                <w:rFonts w:ascii="Calibri" w:hAnsi="Calibri" w:eastAsia="Calibri"/>
+                <w:b w:val="0"/>
+                <w:i w:val="0"/>
+                <w:color w:val="203740"/>
+                <w:sz w:val="17"/>
+              </w:rPr>
+              <w:t>RECONSTRUCCIÓN DE LA INFRAESTRUCTURA VIAL URBANA DEL MUNICIPIO CRISTÓBAL, PROVINCIA INDEPENDENCIA</w:t>
+              <w:br/>
+              <w:t>SNIP 16104 · Ficha 6188</w:t>
+              <w:br/>
+              <w:t>Ubicación: perfil oficial</w:t>
+            </w:r>
+          </w:p>
+        </w:tc>
+        <w:tc>
+          <w:tcPr>
+            <w:tcW w:type="dxa" w:w="1980"/>
+            <w:shd w:fill="F7F9F9"/>
+            <w:vAlign w:val="top"/>
+            <w:tcMar>
+              <w:top w:w="80" w:type="dxa"/>
+              <w:start w:w="120" w:type="dxa"/>
+              <w:bottom w:w="80" w:type="dxa"/>
+              <w:end w:w="120" w:type="dxa"/>
+            </w:tcMar>
+          </w:tcPr>
+          <w:p>
+            <w:pPr>
+              <w:spacing w:after="0"/>
+            </w:pPr>
+            <w:r>
+              <w:rPr>
+                <w:rFonts w:ascii="Calibri" w:hAnsi="Calibri" w:eastAsia="Calibri"/>
+                <w:b w:val="0"/>
+                <w:i w:val="0"/>
+                <w:color w:val="203740"/>
+                <w:sz w:val="17"/>
+              </w:rPr>
+              <w:t>MINISTERIO DE OBRAS PUBLICAS Y COMUNICACIONES</w:t>
+            </w:r>
+          </w:p>
+        </w:tc>
+        <w:tc>
+          <w:tcPr>
+            <w:tcW w:type="dxa" w:w="1500"/>
+            <w:shd w:fill="F7F9F9"/>
+            <w:vAlign w:val="top"/>
+            <w:tcMar>
+              <w:top w:w="80" w:type="dxa"/>
+              <w:start w:w="120" w:type="dxa"/>
+              <w:bottom w:w="80" w:type="dxa"/>
+              <w:end w:w="120" w:type="dxa"/>
+            </w:tcMar>
+          </w:tcPr>
+          <w:p>
+            <w:pPr>
+              <w:spacing w:after="0"/>
+            </w:pPr>
+            <w:r>
+              <w:rPr>
+                <w:rFonts w:ascii="Calibri" w:hAnsi="Calibri" w:eastAsia="Calibri"/>
+                <w:b w:val="0"/>
+                <w:i w:val="0"/>
+                <w:color w:val="203740"/>
+                <w:sz w:val="17"/>
+              </w:rPr>
+              <w:t>En ejecución</w:t>
+              <w:br/>
+              <w:t>2023–2027</w:t>
+            </w:r>
+          </w:p>
+        </w:tc>
+        <w:tc>
+          <w:tcPr>
+            <w:tcW w:type="dxa" w:w="1170"/>
+            <w:shd w:fill="F7F9F9"/>
+            <w:vAlign w:val="top"/>
+            <w:tcMar>
+              <w:top w:w="80" w:type="dxa"/>
+              <w:start w:w="120" w:type="dxa"/>
+              <w:bottom w:w="80" w:type="dxa"/>
+              <w:end w:w="120" w:type="dxa"/>
+            </w:tcMar>
+          </w:tcPr>
+          <w:p>
+            <w:pPr>
+              <w:spacing w:after="0"/>
+            </w:pPr>
+            <w:r>
+              <w:rPr>
+                <w:rFonts w:ascii="Calibri" w:hAnsi="Calibri" w:eastAsia="Calibri"/>
+                <w:b w:val="0"/>
+                <w:i w:val="0"/>
+                <w:color w:val="203740"/>
+                <w:sz w:val="17"/>
+              </w:rPr>
+              <w:t>22,500,000</w:t>
+            </w:r>
+          </w:p>
+        </w:tc>
+        <w:tc>
+          <w:tcPr>
+            <w:tcW w:type="dxa" w:w="1170"/>
+            <w:shd w:fill="F7F9F9"/>
+            <w:vAlign w:val="top"/>
+            <w:tcMar>
+              <w:top w:w="80" w:type="dxa"/>
+              <w:start w:w="120" w:type="dxa"/>
+              <w:bottom w:w="80" w:type="dxa"/>
+              <w:end w:w="120" w:type="dxa"/>
+            </w:tcMar>
+          </w:tcPr>
+          <w:p>
+            <w:pPr>
+              <w:spacing w:after="0"/>
+            </w:pPr>
+            <w:r>
+              <w:rPr>
+                <w:rFonts w:ascii="Calibri" w:hAnsi="Calibri" w:eastAsia="Calibri"/>
+                <w:b w:val="0"/>
+                <w:i w:val="0"/>
+                <w:color w:val="203740"/>
+                <w:sz w:val="17"/>
+              </w:rPr>
+              <w:t>17,999,956</w:t>
+            </w:r>
+          </w:p>
+        </w:tc>
+      </w:tr>
+      <w:tr>
+        <w:tc>
+          <w:tcPr>
+            <w:tcW w:type="dxa" w:w="3540"/>
+            <w:vAlign w:val="top"/>
+            <w:tcMar>
+              <w:top w:w="80" w:type="dxa"/>
+              <w:start w:w="120" w:type="dxa"/>
+              <w:bottom w:w="80" w:type="dxa"/>
+              <w:end w:w="120" w:type="dxa"/>
+            </w:tcMar>
+          </w:tcPr>
+          <w:p>
+            <w:pPr>
+              <w:spacing w:after="0"/>
+            </w:pPr>
+            <w:r>
+              <w:rPr>
+                <w:rFonts w:ascii="Calibri" w:hAnsi="Calibri" w:eastAsia="Calibri"/>
+                <w:b w:val="0"/>
+                <w:i w:val="0"/>
+                <w:color w:val="203740"/>
+                <w:sz w:val="17"/>
+              </w:rPr>
+              <w:t>RECONSTRUCCIÓN CANCHA MUNICIPAL CRISTÓBAL, MUNICIPIO CRISTÓBAL, PROVINCIA INDEPENDENCIA</w:t>
+              <w:br/>
+              <w:t>SNIP 17123 · Ficha 8791</w:t>
+              <w:br/>
+              <w:t>Ubicación: perfil oficial</w:t>
+            </w:r>
+          </w:p>
+        </w:tc>
+        <w:tc>
+          <w:tcPr>
+            <w:tcW w:type="dxa" w:w="1980"/>
+            <w:vAlign w:val="top"/>
+            <w:tcMar>
+              <w:top w:w="80" w:type="dxa"/>
+              <w:start w:w="120" w:type="dxa"/>
+              <w:bottom w:w="80" w:type="dxa"/>
+              <w:end w:w="120" w:type="dxa"/>
+            </w:tcMar>
+          </w:tcPr>
+          <w:p>
+            <w:pPr>
+              <w:spacing w:after="0"/>
+            </w:pPr>
+            <w:r>
+              <w:rPr>
+                <w:rFonts w:ascii="Calibri" w:hAnsi="Calibri" w:eastAsia="Calibri"/>
+                <w:b w:val="0"/>
+                <w:i w:val="0"/>
+                <w:color w:val="203740"/>
+                <w:sz w:val="17"/>
+              </w:rPr>
+              <w:t>MINISTERIO DE DEPORTES Y RECREACIÓN</w:t>
+            </w:r>
+          </w:p>
+        </w:tc>
+        <w:tc>
+          <w:tcPr>
+            <w:tcW w:type="dxa" w:w="1500"/>
+            <w:vAlign w:val="top"/>
+            <w:tcMar>
+              <w:top w:w="80" w:type="dxa"/>
+              <w:start w:w="120" w:type="dxa"/>
+              <w:bottom w:w="80" w:type="dxa"/>
+              <w:end w:w="120" w:type="dxa"/>
+            </w:tcMar>
+          </w:tcPr>
+          <w:p>
+            <w:pPr>
+              <w:spacing w:after="0"/>
+            </w:pPr>
+            <w:r>
+              <w:rPr>
+                <w:rFonts w:ascii="Calibri" w:hAnsi="Calibri" w:eastAsia="Calibri"/>
+                <w:b w:val="0"/>
+                <w:i w:val="0"/>
+                <w:color w:val="203740"/>
+                <w:sz w:val="17"/>
+              </w:rPr>
+              <w:t>En ejecución</w:t>
+              <w:br/>
+              <w:t>2026–2027</w:t>
+            </w:r>
+          </w:p>
+        </w:tc>
+        <w:tc>
+          <w:tcPr>
+            <w:tcW w:type="dxa" w:w="1170"/>
+            <w:vAlign w:val="top"/>
+            <w:tcMar>
+              <w:top w:w="80" w:type="dxa"/>
+              <w:start w:w="120" w:type="dxa"/>
+              <w:bottom w:w="80" w:type="dxa"/>
+              <w:end w:w="120" w:type="dxa"/>
+            </w:tcMar>
+          </w:tcPr>
+          <w:p>
+            <w:pPr>
+              <w:spacing w:after="0"/>
+            </w:pPr>
+            <w:r>
+              <w:rPr>
+                <w:rFonts w:ascii="Calibri" w:hAnsi="Calibri" w:eastAsia="Calibri"/>
+                <w:b w:val="0"/>
+                <w:i w:val="0"/>
+                <w:color w:val="203740"/>
+                <w:sz w:val="17"/>
+              </w:rPr>
+              <w:t>20,269,562</w:t>
+            </w:r>
+          </w:p>
+        </w:tc>
+        <w:tc>
+          <w:tcPr>
+            <w:tcW w:type="dxa" w:w="1170"/>
+            <w:vAlign w:val="top"/>
+            <w:tcMar>
+              <w:top w:w="80" w:type="dxa"/>
+              <w:start w:w="120" w:type="dxa"/>
+              <w:bottom w:w="80" w:type="dxa"/>
+              <w:end w:w="120" w:type="dxa"/>
+            </w:tcMar>
+          </w:tcPr>
+          <w:p>
+            <w:pPr>
+              <w:spacing w:after="0"/>
+            </w:pPr>
+            <w:r>
+              <w:rPr>
+                <w:rFonts w:ascii="Calibri" w:hAnsi="Calibri" w:eastAsia="Calibri"/>
+                <w:b w:val="0"/>
+                <w:i w:val="0"/>
+                <w:color w:val="203740"/>
+                <w:sz w:val="17"/>
+              </w:rPr>
+              <w:t>0</w:t>
+            </w:r>
+          </w:p>
+        </w:tc>
+      </w:tr>
+      <w:tr>
+        <w:tc>
+          <w:tcPr>
+            <w:tcW w:type="dxa" w:w="3540"/>
+            <w:shd w:fill="F7F9F9"/>
+            <w:vAlign w:val="top"/>
+            <w:tcMar>
+              <w:top w:w="80" w:type="dxa"/>
+              <w:start w:w="120" w:type="dxa"/>
+              <w:bottom w:w="80" w:type="dxa"/>
+              <w:end w:w="120" w:type="dxa"/>
+            </w:tcMar>
+          </w:tcPr>
+          <w:p>
+            <w:pPr>
+              <w:spacing w:after="0"/>
+            </w:pPr>
+            <w:r>
+              <w:rPr>
+                <w:rFonts w:ascii="Calibri" w:hAnsi="Calibri" w:eastAsia="Calibri"/>
+                <w:b w:val="0"/>
+                <w:i w:val="0"/>
+                <w:color w:val="203740"/>
+                <w:sz w:val="17"/>
+              </w:rPr>
+              <w:t>RECONSTRUCCIÓN CANCHA MUNICIPAL EL PEÑON, PROVINCIA BARAHONA</w:t>
+              <w:br/>
+              <w:t>SNIP 17106 · Ficha 8763</w:t>
+              <w:br/>
+              <w:t>Ubicación: perfil oficial</w:t>
+            </w:r>
+          </w:p>
+        </w:tc>
+        <w:tc>
+          <w:tcPr>
+            <w:tcW w:type="dxa" w:w="1980"/>
+            <w:shd w:fill="F7F9F9"/>
+            <w:vAlign w:val="top"/>
+            <w:tcMar>
+              <w:top w:w="80" w:type="dxa"/>
+              <w:start w:w="120" w:type="dxa"/>
+              <w:bottom w:w="80" w:type="dxa"/>
+              <w:end w:w="120" w:type="dxa"/>
+            </w:tcMar>
+          </w:tcPr>
+          <w:p>
+            <w:pPr>
+              <w:spacing w:after="0"/>
+            </w:pPr>
+            <w:r>
+              <w:rPr>
+                <w:rFonts w:ascii="Calibri" w:hAnsi="Calibri" w:eastAsia="Calibri"/>
+                <w:b w:val="0"/>
+                <w:i w:val="0"/>
+                <w:color w:val="203740"/>
+                <w:sz w:val="17"/>
+              </w:rPr>
+              <w:t>MINISTERIO DE DEPORTES Y RECREACIÓN</w:t>
+            </w:r>
+          </w:p>
+        </w:tc>
+        <w:tc>
+          <w:tcPr>
+            <w:tcW w:type="dxa" w:w="1500"/>
+            <w:shd w:fill="F7F9F9"/>
+            <w:vAlign w:val="top"/>
+            <w:tcMar>
+              <w:top w:w="80" w:type="dxa"/>
+              <w:start w:w="120" w:type="dxa"/>
+              <w:bottom w:w="80" w:type="dxa"/>
+              <w:end w:w="120" w:type="dxa"/>
+            </w:tcMar>
+          </w:tcPr>
+          <w:p>
+            <w:pPr>
+              <w:spacing w:after="0"/>
+            </w:pPr>
+            <w:r>
+              <w:rPr>
+                <w:rFonts w:ascii="Calibri" w:hAnsi="Calibri" w:eastAsia="Calibri"/>
+                <w:b w:val="0"/>
+                <w:i w:val="0"/>
+                <w:color w:val="203740"/>
+                <w:sz w:val="17"/>
+              </w:rPr>
+              <w:t>En ejecución</w:t>
+              <w:br/>
+              <w:t>2026–2027</w:t>
+            </w:r>
+          </w:p>
+        </w:tc>
+        <w:tc>
+          <w:tcPr>
+            <w:tcW w:type="dxa" w:w="1170"/>
+            <w:shd w:fill="F7F9F9"/>
+            <w:vAlign w:val="top"/>
+            <w:tcMar>
+              <w:top w:w="80" w:type="dxa"/>
+              <w:start w:w="120" w:type="dxa"/>
+              <w:bottom w:w="80" w:type="dxa"/>
+              <w:end w:w="120" w:type="dxa"/>
+            </w:tcMar>
+          </w:tcPr>
+          <w:p>
+            <w:pPr>
+              <w:spacing w:after="0"/>
+            </w:pPr>
+            <w:r>
+              <w:rPr>
+                <w:rFonts w:ascii="Calibri" w:hAnsi="Calibri" w:eastAsia="Calibri"/>
+                <w:b w:val="0"/>
+                <w:i w:val="0"/>
+                <w:color w:val="203740"/>
+                <w:sz w:val="17"/>
+              </w:rPr>
+              <w:t>19,688,559</w:t>
+            </w:r>
+          </w:p>
+        </w:tc>
+        <w:tc>
+          <w:tcPr>
+            <w:tcW w:type="dxa" w:w="1170"/>
+            <w:shd w:fill="F7F9F9"/>
+            <w:vAlign w:val="top"/>
+            <w:tcMar>
+              <w:top w:w="80" w:type="dxa"/>
+              <w:start w:w="120" w:type="dxa"/>
+              <w:bottom w:w="80" w:type="dxa"/>
+              <w:end w:w="120" w:type="dxa"/>
+            </w:tcMar>
+          </w:tcPr>
+          <w:p>
+            <w:pPr>
+              <w:spacing w:after="0"/>
+            </w:pPr>
+            <w:r>
+              <w:rPr>
+                <w:rFonts w:ascii="Calibri" w:hAnsi="Calibri" w:eastAsia="Calibri"/>
+                <w:b w:val="0"/>
+                <w:i w:val="0"/>
+                <w:color w:val="203740"/>
+                <w:sz w:val="17"/>
+              </w:rPr>
+              <w:t>5,971,667</w:t>
+            </w:r>
+          </w:p>
+        </w:tc>
+      </w:tr>
+      <w:tr>
+        <w:tc>
+          <w:tcPr>
+            <w:tcW w:type="dxa" w:w="3540"/>
+            <w:vAlign w:val="top"/>
+            <w:tcMar>
+              <w:top w:w="80" w:type="dxa"/>
+              <w:start w:w="120" w:type="dxa"/>
+              <w:bottom w:w="80" w:type="dxa"/>
+              <w:end w:w="120" w:type="dxa"/>
+            </w:tcMar>
+          </w:tcPr>
+          <w:p>
+            <w:pPr>
+              <w:spacing w:after="0"/>
+            </w:pPr>
+            <w:r>
+              <w:rPr>
+                <w:rFonts w:ascii="Calibri" w:hAnsi="Calibri" w:eastAsia="Calibri"/>
+                <w:b w:val="0"/>
+                <w:i w:val="0"/>
+                <w:color w:val="203740"/>
+                <w:sz w:val="17"/>
+              </w:rPr>
+              <w:t>RECONSTRUCCIÓN DE LA INFRAESTRUCTURA VIAL URBANA DEL MUNICIPIO EL PEÑON, PROVINCIA BARAHONA</w:t>
+              <w:br/>
+              <w:t>SNIP 15308 · Ficha 6128</w:t>
+              <w:br/>
+              <w:t>Ubicación: perfil oficial</w:t>
+            </w:r>
+          </w:p>
+        </w:tc>
+        <w:tc>
+          <w:tcPr>
+            <w:tcW w:type="dxa" w:w="1980"/>
+            <w:vAlign w:val="top"/>
+            <w:tcMar>
+              <w:top w:w="80" w:type="dxa"/>
+              <w:start w:w="120" w:type="dxa"/>
+              <w:bottom w:w="80" w:type="dxa"/>
+              <w:end w:w="120" w:type="dxa"/>
+            </w:tcMar>
+          </w:tcPr>
+          <w:p>
+            <w:pPr>
+              <w:spacing w:after="0"/>
+            </w:pPr>
+            <w:r>
+              <w:rPr>
+                <w:rFonts w:ascii="Calibri" w:hAnsi="Calibri" w:eastAsia="Calibri"/>
+                <w:b w:val="0"/>
+                <w:i w:val="0"/>
+                <w:color w:val="203740"/>
+                <w:sz w:val="17"/>
+              </w:rPr>
+              <w:t>MINISTERIO DE OBRAS PUBLICAS Y COMUNICACIONES</w:t>
+            </w:r>
+          </w:p>
+        </w:tc>
+        <w:tc>
+          <w:tcPr>
+            <w:tcW w:type="dxa" w:w="1500"/>
+            <w:vAlign w:val="top"/>
+            <w:tcMar>
+              <w:top w:w="80" w:type="dxa"/>
+              <w:start w:w="120" w:type="dxa"/>
+              <w:bottom w:w="80" w:type="dxa"/>
+              <w:end w:w="120" w:type="dxa"/>
+            </w:tcMar>
+          </w:tcPr>
+          <w:p>
+            <w:pPr>
+              <w:spacing w:after="0"/>
+            </w:pPr>
+            <w:r>
+              <w:rPr>
+                <w:rFonts w:ascii="Calibri" w:hAnsi="Calibri" w:eastAsia="Calibri"/>
+                <w:b w:val="0"/>
+                <w:i w:val="0"/>
+                <w:color w:val="203740"/>
+                <w:sz w:val="17"/>
+              </w:rPr>
+              <w:t>En ejecución</w:t>
+              <w:br/>
+              <w:t>2023–2027</w:t>
+            </w:r>
+          </w:p>
+        </w:tc>
+        <w:tc>
+          <w:tcPr>
+            <w:tcW w:type="dxa" w:w="1170"/>
+            <w:vAlign w:val="top"/>
+            <w:tcMar>
+              <w:top w:w="80" w:type="dxa"/>
+              <w:start w:w="120" w:type="dxa"/>
+              <w:bottom w:w="80" w:type="dxa"/>
+              <w:end w:w="120" w:type="dxa"/>
+            </w:tcMar>
+          </w:tcPr>
+          <w:p>
+            <w:pPr>
+              <w:spacing w:after="0"/>
+            </w:pPr>
+            <w:r>
+              <w:rPr>
+                <w:rFonts w:ascii="Calibri" w:hAnsi="Calibri" w:eastAsia="Calibri"/>
+                <w:b w:val="0"/>
+                <w:i w:val="0"/>
+                <w:color w:val="203740"/>
+                <w:sz w:val="17"/>
+              </w:rPr>
+              <w:t>7,500,000</w:t>
+            </w:r>
+          </w:p>
+        </w:tc>
+        <w:tc>
+          <w:tcPr>
+            <w:tcW w:type="dxa" w:w="1170"/>
+            <w:vAlign w:val="top"/>
+            <w:tcMar>
+              <w:top w:w="80" w:type="dxa"/>
+              <w:start w:w="120" w:type="dxa"/>
+              <w:bottom w:w="80" w:type="dxa"/>
+              <w:end w:w="120" w:type="dxa"/>
+            </w:tcMar>
+          </w:tcPr>
+          <w:p>
+            <w:pPr>
+              <w:spacing w:after="0"/>
+            </w:pPr>
+            <w:r>
+              <w:rPr>
+                <w:rFonts w:ascii="Calibri" w:hAnsi="Calibri" w:eastAsia="Calibri"/>
+                <w:b w:val="0"/>
+                <w:i w:val="0"/>
+                <w:color w:val="203740"/>
+                <w:sz w:val="17"/>
+              </w:rPr>
+              <w:t>6,000,000</w:t>
+            </w:r>
+          </w:p>
+        </w:tc>
+      </w:tr>
+      <w:tr>
+        <w:tc>
+          <w:tcPr>
+            <w:tcW w:type="dxa" w:w="3540"/>
+            <w:shd w:fill="F7F9F9"/>
+            <w:vAlign w:val="top"/>
+            <w:tcMar>
+              <w:top w:w="80" w:type="dxa"/>
+              <w:start w:w="120" w:type="dxa"/>
+              <w:bottom w:w="80" w:type="dxa"/>
+              <w:end w:w="120" w:type="dxa"/>
+            </w:tcMar>
+          </w:tcPr>
+          <w:p>
+            <w:pPr>
+              <w:spacing w:after="0"/>
+            </w:pPr>
+            <w:r>
+              <w:rPr>
+                <w:rFonts w:ascii="Calibri" w:hAnsi="Calibri" w:eastAsia="Calibri"/>
+                <w:b w:val="0"/>
+                <w:i w:val="0"/>
+                <w:color w:val="203740"/>
+                <w:sz w:val="17"/>
+              </w:rPr>
+              <w:t>AMPLIACIÓN DEL PLANTEL EDUCATIVO PARA INICIAL MARINA SEPÚLVEDA, MUNICIPIO EL PEÑÓN, PROVINCIA BARAHONA.</w:t>
+              <w:br/>
+              <w:t>SNIP 15358 · Ficha 6453</w:t>
+              <w:br/>
+              <w:t>Ubicación: perfil oficial</w:t>
+            </w:r>
+          </w:p>
+        </w:tc>
+        <w:tc>
+          <w:tcPr>
+            <w:tcW w:type="dxa" w:w="1980"/>
+            <w:shd w:fill="F7F9F9"/>
+            <w:vAlign w:val="top"/>
+            <w:tcMar>
+              <w:top w:w="80" w:type="dxa"/>
+              <w:start w:w="120" w:type="dxa"/>
+              <w:bottom w:w="80" w:type="dxa"/>
+              <w:end w:w="120" w:type="dxa"/>
+            </w:tcMar>
+          </w:tcPr>
+          <w:p>
+            <w:pPr>
+              <w:spacing w:after="0"/>
+            </w:pPr>
+            <w:r>
+              <w:rPr>
+                <w:rFonts w:ascii="Calibri" w:hAnsi="Calibri" w:eastAsia="Calibri"/>
+                <w:b w:val="0"/>
+                <w:i w:val="0"/>
+                <w:color w:val="203740"/>
+                <w:sz w:val="17"/>
+              </w:rPr>
+              <w:t>DIRECCION DE INFRAESTRUCTURA ESCOLAR</w:t>
+            </w:r>
+          </w:p>
+        </w:tc>
+        <w:tc>
+          <w:tcPr>
+            <w:tcW w:type="dxa" w:w="1500"/>
+            <w:shd w:fill="F7F9F9"/>
+            <w:vAlign w:val="top"/>
+            <w:tcMar>
+              <w:top w:w="80" w:type="dxa"/>
+              <w:start w:w="120" w:type="dxa"/>
+              <w:bottom w:w="80" w:type="dxa"/>
+              <w:end w:w="120" w:type="dxa"/>
+            </w:tcMar>
+          </w:tcPr>
+          <w:p>
+            <w:pPr>
+              <w:spacing w:after="0"/>
+            </w:pPr>
+            <w:r>
+              <w:rPr>
+                <w:rFonts w:ascii="Calibri" w:hAnsi="Calibri" w:eastAsia="Calibri"/>
+                <w:b w:val="0"/>
+                <w:i w:val="0"/>
+                <w:color w:val="203740"/>
+                <w:sz w:val="17"/>
+              </w:rPr>
+              <w:t>En ejecución</w:t>
+              <w:br/>
+              <w:t>2023–2027</w:t>
+            </w:r>
+          </w:p>
+        </w:tc>
+        <w:tc>
+          <w:tcPr>
+            <w:tcW w:type="dxa" w:w="1170"/>
+            <w:shd w:fill="F7F9F9"/>
+            <w:vAlign w:val="top"/>
+            <w:tcMar>
+              <w:top w:w="80" w:type="dxa"/>
+              <w:start w:w="120" w:type="dxa"/>
+              <w:bottom w:w="80" w:type="dxa"/>
+              <w:end w:w="120" w:type="dxa"/>
+            </w:tcMar>
+          </w:tcPr>
+          <w:p>
+            <w:pPr>
+              <w:spacing w:after="0"/>
+            </w:pPr>
+            <w:r>
+              <w:rPr>
+                <w:rFonts w:ascii="Calibri" w:hAnsi="Calibri" w:eastAsia="Calibri"/>
+                <w:b w:val="0"/>
+                <w:i w:val="0"/>
+                <w:color w:val="203740"/>
+                <w:sz w:val="17"/>
+              </w:rPr>
+              <w:t>109</w:t>
+            </w:r>
+          </w:p>
+        </w:tc>
+        <w:tc>
+          <w:tcPr>
+            <w:tcW w:type="dxa" w:w="1170"/>
+            <w:shd w:fill="F7F9F9"/>
+            <w:vAlign w:val="top"/>
+            <w:tcMar>
+              <w:top w:w="80" w:type="dxa"/>
+              <w:start w:w="120" w:type="dxa"/>
+              <w:bottom w:w="80" w:type="dxa"/>
+              <w:end w:w="120" w:type="dxa"/>
+            </w:tcMar>
+          </w:tcPr>
+          <w:p>
+            <w:pPr>
+              <w:spacing w:after="0"/>
+            </w:pPr>
+            <w:r>
+              <w:rPr>
+                <w:rFonts w:ascii="Calibri" w:hAnsi="Calibri" w:eastAsia="Calibri"/>
+                <w:b w:val="0"/>
+                <w:i w:val="0"/>
+                <w:color w:val="203740"/>
+                <w:sz w:val="17"/>
+              </w:rPr>
+              <w:t>0</w:t>
+            </w:r>
+          </w:p>
+        </w:tc>
+      </w:tr>
+      <w:tr>
+        <w:tc>
+          <w:tcPr>
+            <w:tcW w:type="dxa" w:w="3540"/>
+            <w:vAlign w:val="top"/>
+            <w:tcMar>
+              <w:top w:w="80" w:type="dxa"/>
+              <w:start w:w="120" w:type="dxa"/>
+              <w:bottom w:w="80" w:type="dxa"/>
+              <w:end w:w="120" w:type="dxa"/>
+            </w:tcMar>
+          </w:tcPr>
+          <w:p>
+            <w:pPr>
+              <w:spacing w:after="0"/>
+            </w:pPr>
+            <w:r>
+              <w:rPr>
+                <w:rFonts w:ascii="Calibri" w:hAnsi="Calibri" w:eastAsia="Calibri"/>
+                <w:b w:val="0"/>
+                <w:i w:val="0"/>
+                <w:color w:val="203740"/>
+                <w:sz w:val="17"/>
+              </w:rPr>
+              <w:t>AMPLIACIÓN DEL PLANTEL EDUCATIVO PARA INICIAL RAMÓN BOLÍVAR MEDRANO, MUNICIPIO CRISTÓBAL, PROVINCIA INDEPENDENCIA.</w:t>
+              <w:br/>
+              <w:t>SNIP 15166 · Ficha 6276</w:t>
+              <w:br/>
+              <w:t>Ubicación: perfil oficial</w:t>
+            </w:r>
+          </w:p>
+        </w:tc>
+        <w:tc>
+          <w:tcPr>
+            <w:tcW w:type="dxa" w:w="1980"/>
+            <w:vAlign w:val="top"/>
+            <w:tcMar>
+              <w:top w:w="80" w:type="dxa"/>
+              <w:start w:w="120" w:type="dxa"/>
+              <w:bottom w:w="80" w:type="dxa"/>
+              <w:end w:w="120" w:type="dxa"/>
+            </w:tcMar>
+          </w:tcPr>
+          <w:p>
+            <w:pPr>
+              <w:spacing w:after="0"/>
+            </w:pPr>
+            <w:r>
+              <w:rPr>
+                <w:rFonts w:ascii="Calibri" w:hAnsi="Calibri" w:eastAsia="Calibri"/>
+                <w:b w:val="0"/>
+                <w:i w:val="0"/>
+                <w:color w:val="203740"/>
+                <w:sz w:val="17"/>
+              </w:rPr>
+              <w:t>DIRECCION DE INFRAESTRUCTURA ESCOLAR</w:t>
+            </w:r>
+          </w:p>
+        </w:tc>
+        <w:tc>
+          <w:tcPr>
+            <w:tcW w:type="dxa" w:w="1500"/>
+            <w:vAlign w:val="top"/>
+            <w:tcMar>
+              <w:top w:w="80" w:type="dxa"/>
+              <w:start w:w="120" w:type="dxa"/>
+              <w:bottom w:w="80" w:type="dxa"/>
+              <w:end w:w="120" w:type="dxa"/>
+            </w:tcMar>
+          </w:tcPr>
+          <w:p>
+            <w:pPr>
+              <w:spacing w:after="0"/>
+            </w:pPr>
+            <w:r>
+              <w:rPr>
+                <w:rFonts w:ascii="Calibri" w:hAnsi="Calibri" w:eastAsia="Calibri"/>
+                <w:b w:val="0"/>
+                <w:i w:val="0"/>
+                <w:color w:val="203740"/>
+                <w:sz w:val="17"/>
+              </w:rPr>
+              <w:t>En ejecución</w:t>
+              <w:br/>
+              <w:t>2023–2027</w:t>
+            </w:r>
+          </w:p>
+        </w:tc>
+        <w:tc>
+          <w:tcPr>
+            <w:tcW w:type="dxa" w:w="1170"/>
+            <w:vAlign w:val="top"/>
+            <w:tcMar>
+              <w:top w:w="80" w:type="dxa"/>
+              <w:start w:w="120" w:type="dxa"/>
+              <w:bottom w:w="80" w:type="dxa"/>
+              <w:end w:w="120" w:type="dxa"/>
+            </w:tcMar>
+          </w:tcPr>
+          <w:p>
+            <w:pPr>
+              <w:spacing w:after="0"/>
+            </w:pPr>
+            <w:r>
+              <w:rPr>
+                <w:rFonts w:ascii="Calibri" w:hAnsi="Calibri" w:eastAsia="Calibri"/>
+                <w:b w:val="0"/>
+                <w:i w:val="0"/>
+                <w:color w:val="203740"/>
+                <w:sz w:val="17"/>
+              </w:rPr>
+              <w:t>108</w:t>
+            </w:r>
+          </w:p>
+        </w:tc>
+        <w:tc>
+          <w:tcPr>
+            <w:tcW w:type="dxa" w:w="1170"/>
+            <w:vAlign w:val="top"/>
+            <w:tcMar>
+              <w:top w:w="80" w:type="dxa"/>
+              <w:start w:w="120" w:type="dxa"/>
+              <w:bottom w:w="80" w:type="dxa"/>
+              <w:end w:w="120" w:type="dxa"/>
+            </w:tcMar>
+          </w:tcPr>
+          <w:p>
+            <w:pPr>
+              <w:spacing w:after="0"/>
+            </w:pPr>
+            <w:r>
+              <w:rPr>
+                <w:rFonts w:ascii="Calibri" w:hAnsi="Calibri" w:eastAsia="Calibri"/>
+                <w:b w:val="0"/>
+                <w:i w:val="0"/>
+                <w:color w:val="203740"/>
+                <w:sz w:val="17"/>
+              </w:rPr>
+              <w:t>0</w:t>
+            </w:r>
+          </w:p>
+        </w:tc>
+      </w:tr>
+    </w:tbl>
+    <w:p>
+      <w:pPr>
+        <w:spacing w:after="0"/>
+      </w:pPr>
+    </w:p>
+    <w:p>
+      <w:pPr>
+        <w:pStyle w:val="Heading1"/>
+      </w:pPr>
+      <w:r>
+        <w:t>6. Plan de acción a acordar por el CDM</w:t>
       </w:r>
     </w:p>
     <w:p>
@@ -5244,6 +8551,285 @@
                 <w:sz w:val="17"/>
               </w:rPr>
               <w:t>Alta</w:t>
+            </w:r>
+          </w:p>
+        </w:tc>
+      </w:tr>
+      <w:tr>
+        <w:tc>
+          <w:tcPr>
+            <w:tcW w:type="dxa" w:w="1300"/>
+            <w:shd w:fill="F7F9F9"/>
+            <w:vAlign w:val="top"/>
+            <w:tcMar>
+              <w:top w:w="80" w:type="dxa"/>
+              <w:start w:w="120" w:type="dxa"/>
+              <w:bottom w:w="80" w:type="dxa"/>
+              <w:end w:w="120" w:type="dxa"/>
+            </w:tcMar>
+          </w:tcPr>
+          <w:p>
+            <w:pPr>
+              <w:spacing w:after="0"/>
+            </w:pPr>
+            <w:r>
+              <w:rPr>
+                <w:rFonts w:ascii="Calibri" w:hAnsi="Calibri" w:eastAsia="Calibri"/>
+                <w:b w:val="0"/>
+                <w:i w:val="0"/>
+                <w:color w:val="203740"/>
+                <w:sz w:val="17"/>
+              </w:rPr>
+              <w:t>MAPA-IP</w:t>
+            </w:r>
+          </w:p>
+        </w:tc>
+        <w:tc>
+          <w:tcPr>
+            <w:tcW w:type="dxa" w:w="3300"/>
+            <w:shd w:fill="F7F9F9"/>
+            <w:vAlign w:val="top"/>
+            <w:tcMar>
+              <w:top w:w="80" w:type="dxa"/>
+              <w:start w:w="120" w:type="dxa"/>
+              <w:bottom w:w="80" w:type="dxa"/>
+              <w:end w:w="120" w:type="dxa"/>
+            </w:tcMar>
+          </w:tcPr>
+          <w:p>
+            <w:pPr>
+              <w:spacing w:after="0"/>
+            </w:pPr>
+            <w:r>
+              <w:rPr>
+                <w:rFonts w:ascii="Calibri" w:hAnsi="Calibri" w:eastAsia="Calibri"/>
+                <w:b w:val="0"/>
+                <w:i w:val="0"/>
+                <w:color w:val="203740"/>
+                <w:sz w:val="17"/>
+              </w:rPr>
+              <w:t>MapaInversiones: datos abiertos y perfiles de proyectos</w:t>
+            </w:r>
+          </w:p>
+        </w:tc>
+        <w:tc>
+          <w:tcPr>
+            <w:tcW w:type="dxa" w:w="1300"/>
+            <w:shd w:fill="F7F9F9"/>
+            <w:vAlign w:val="top"/>
+            <w:tcMar>
+              <w:top w:w="80" w:type="dxa"/>
+              <w:start w:w="120" w:type="dxa"/>
+              <w:bottom w:w="80" w:type="dxa"/>
+              <w:end w:w="120" w:type="dxa"/>
+            </w:tcMar>
+          </w:tcPr>
+          <w:p>
+            <w:pPr>
+              <w:spacing w:after="0"/>
+            </w:pPr>
+            <w:r>
+              <w:rPr>
+                <w:rFonts w:ascii="Calibri" w:hAnsi="Calibri" w:eastAsia="Calibri"/>
+                <w:b w:val="0"/>
+                <w:i w:val="0"/>
+                <w:color w:val="203740"/>
+                <w:sz w:val="17"/>
+              </w:rPr>
+              <w:t>2026</w:t>
+            </w:r>
+          </w:p>
+        </w:tc>
+        <w:tc>
+          <w:tcPr>
+            <w:tcW w:type="dxa" w:w="2200"/>
+            <w:shd w:fill="F7F9F9"/>
+            <w:vAlign w:val="top"/>
+            <w:tcMar>
+              <w:top w:w="80" w:type="dxa"/>
+              <w:start w:w="120" w:type="dxa"/>
+              <w:bottom w:w="80" w:type="dxa"/>
+              <w:end w:w="120" w:type="dxa"/>
+            </w:tcMar>
+          </w:tcPr>
+          <w:p>
+            <w:pPr>
+              <w:spacing w:after="0"/>
+            </w:pPr>
+            <w:r>
+              <w:rPr>
+                <w:rFonts w:ascii="Calibri" w:hAnsi="Calibri" w:eastAsia="Calibri"/>
+                <w:b w:val="0"/>
+                <w:i w:val="0"/>
+                <w:color w:val="203740"/>
+                <w:sz w:val="17"/>
+              </w:rPr>
+              <w:t>9 proyectos con alcance municipal específico; corte 2026-08-02</w:t>
+            </w:r>
+          </w:p>
+        </w:tc>
+        <w:tc>
+          <w:tcPr>
+            <w:tcW w:type="dxa" w:w="1260"/>
+            <w:shd w:fill="F7F9F9"/>
+            <w:vAlign w:val="top"/>
+            <w:tcMar>
+              <w:top w:w="80" w:type="dxa"/>
+              <w:start w:w="120" w:type="dxa"/>
+              <w:bottom w:w="80" w:type="dxa"/>
+              <w:end w:w="120" w:type="dxa"/>
+            </w:tcMar>
+          </w:tcPr>
+          <w:p>
+            <w:pPr>
+              <w:spacing w:after="0"/>
+            </w:pPr>
+            <w:r>
+              <w:rPr>
+                <w:rFonts w:ascii="Calibri" w:hAnsi="Calibri" w:eastAsia="Calibri"/>
+                <w:b w:val="0"/>
+                <w:i w:val="0"/>
+                <w:color w:val="203740"/>
+                <w:sz w:val="17"/>
+              </w:rPr>
+              <w:t>Alta si perfil oficial; media si nombre del proyecto</w:t>
+            </w:r>
+          </w:p>
+        </w:tc>
+      </w:tr>
+      <w:tr>
+        <w:tc>
+          <w:tcPr>
+            <w:tcW w:type="dxa" w:w="1300"/>
+            <w:vAlign w:val="top"/>
+            <w:tcMar>
+              <w:top w:w="80" w:type="dxa"/>
+              <w:start w:w="120" w:type="dxa"/>
+              <w:bottom w:w="80" w:type="dxa"/>
+              <w:end w:w="120" w:type="dxa"/>
+            </w:tcMar>
+          </w:tcPr>
+          <w:p>
+            <w:pPr>
+              <w:spacing w:after="0"/>
+            </w:pPr>
+            <w:r>
+              <w:rPr>
+                <w:rFonts w:ascii="Calibri" w:hAnsi="Calibri" w:eastAsia="Calibri"/>
+                <w:b w:val="0"/>
+                <w:i w:val="0"/>
+                <w:color w:val="203740"/>
+                <w:sz w:val="17"/>
+              </w:rPr>
+              <w:t>DASH-TERR</w:t>
+            </w:r>
+          </w:p>
+        </w:tc>
+        <w:tc>
+          <w:tcPr>
+            <w:tcW w:type="dxa" w:w="3300"/>
+            <w:vAlign w:val="top"/>
+            <w:tcMar>
+              <w:top w:w="80" w:type="dxa"/>
+              <w:start w:w="120" w:type="dxa"/>
+              <w:bottom w:w="80" w:type="dxa"/>
+              <w:end w:w="120" w:type="dxa"/>
+            </w:tcMar>
+          </w:tcPr>
+          <w:p>
+            <w:pPr>
+              <w:spacing w:after="0"/>
+            </w:pPr>
+            <w:r>
+              <w:rPr>
+                <w:rFonts w:ascii="Calibri" w:hAnsi="Calibri" w:eastAsia="Calibri"/>
+                <w:b w:val="0"/>
+                <w:i w:val="0"/>
+                <w:color w:val="203740"/>
+                <w:sz w:val="17"/>
+              </w:rPr>
+              <w:t>DDPT Dashboard Territorial: indicadores administrativos y comparación territorial</w:t>
+            </w:r>
+          </w:p>
+        </w:tc>
+        <w:tc>
+          <w:tcPr>
+            <w:tcW w:type="dxa" w:w="1300"/>
+            <w:vAlign w:val="top"/>
+            <w:tcMar>
+              <w:top w:w="80" w:type="dxa"/>
+              <w:start w:w="120" w:type="dxa"/>
+              <w:bottom w:w="80" w:type="dxa"/>
+              <w:end w:w="120" w:type="dxa"/>
+            </w:tcMar>
+          </w:tcPr>
+          <w:p>
+            <w:pPr>
+              <w:spacing w:after="0"/>
+            </w:pPr>
+            <w:r>
+              <w:rPr>
+                <w:rFonts w:ascii="Calibri" w:hAnsi="Calibri" w:eastAsia="Calibri"/>
+                <w:b w:val="0"/>
+                <w:i w:val="0"/>
+                <w:color w:val="203740"/>
+                <w:sz w:val="17"/>
+              </w:rPr>
+              <w:t>2026-08-01</w:t>
+            </w:r>
+          </w:p>
+        </w:tc>
+        <w:tc>
+          <w:tcPr>
+            <w:tcW w:type="dxa" w:w="2200"/>
+            <w:vAlign w:val="top"/>
+            <w:tcMar>
+              <w:top w:w="80" w:type="dxa"/>
+              <w:start w:w="120" w:type="dxa"/>
+              <w:bottom w:w="80" w:type="dxa"/>
+              <w:end w:w="120" w:type="dxa"/>
+            </w:tcMar>
+          </w:tcPr>
+          <w:p>
+            <w:pPr>
+              <w:spacing w:after="0"/>
+            </w:pPr>
+            <w:r>
+              <w:rPr>
+                <w:rFonts w:ascii="Calibri" w:hAnsi="Calibri" w:eastAsia="Calibri"/>
+                <w:b w:val="0"/>
+                <w:i w:val="0"/>
+                <w:color w:val="203740"/>
+                <w:sz w:val="17"/>
+              </w:rPr>
+              <w:t>Dataset municipal y provincial; ámbito rotulado en cada indicador</w:t>
+            </w:r>
+          </w:p>
+        </w:tc>
+        <w:tc>
+          <w:tcPr>
+            <w:tcW w:type="dxa" w:w="1260"/>
+            <w:vAlign w:val="top"/>
+            <w:tcMar>
+              <w:top w:w="80" w:type="dxa"/>
+              <w:start w:w="120" w:type="dxa"/>
+              <w:bottom w:w="80" w:type="dxa"/>
+              <w:end w:w="120" w:type="dxa"/>
+            </w:tcMar>
+          </w:tcPr>
+          <w:p>
+            <w:pPr>
+              <w:spacing w:after="0"/>
+            </w:pPr>
+            <w:r>
+              <w:rPr>
+                <w:rFonts w:ascii="Calibri" w:hAnsi="Calibri" w:eastAsia="Calibri"/>
+                <w:b w:val="0"/>
+                <w:i w:val="0"/>
+                <w:color w:val="203740"/>
+                <w:sz w:val="17"/>
+              </w:rPr>
+              <w:t>Alta / según fuente oficial enlazada</w:t>
             </w:r>
           </w:p>
         </w:tc>
@@ -6724,7 +10310,7 @@
                 <w:color w:val="203740"/>
                 <w:sz w:val="17"/>
               </w:rPr>
-              <w:t>2026-07-28</w:t>
+              <w:t>2026-08-02</w:t>
             </w:r>
           </w:p>
         </w:tc>
